--- a/input/srs_report/BC3_PDTD_DTM_SRS_v1.0.docx
+++ b/input/srs_report/BC3_PDTD_DTM_SRS_v1.0.docx
@@ -1,6 +1,6 @@
 
 <file path=word/document.xml><?xml version="1.0" encoding="utf-8"?>
-<w:document xmlns:wpc="http://schemas.microsoft.com/office/word/2010/wordprocessingCanvas" xmlns:cx="http://schemas.microsoft.com/office/drawing/2014/chartex" xmlns:cx1="http://schemas.microsoft.com/office/drawing/2015/9/8/chartex" xmlns:cx2="http://schemas.microsoft.com/office/drawing/2015/10/21/chartex" xmlns:cx3="http://schemas.microsoft.com/office/drawing/2016/5/9/chartex" xmlns:cx4="http://schemas.microsoft.com/office/drawing/2016/5/10/chartex" xmlns:cx5="http://schemas.microsoft.com/office/drawing/2016/5/11/chartex" xmlns:cx6="http://schemas.microsoft.com/office/drawing/2016/5/12/chartex" xmlns:cx7="http://schemas.microsoft.com/office/drawing/2016/5/13/chartex" xmlns:cx8="http://schemas.microsoft.com/office/drawing/2016/5/14/chartex" xmlns:mc="http://schemas.openxmlformats.org/markup-compatibility/2006" xmlns:aink="http://schemas.microsoft.com/office/drawing/2016/ink" xmlns:am3d="http://schemas.microsoft.com/office/drawing/2017/model3d" xmlns:o="urn:schemas-microsoft-com:office:office" xmlns:oel="http://schemas.microsoft.com/office/2019/extlst" xmlns:r="http://schemas.openxmlformats.org/officeDocument/2006/relationships" xmlns:m="http://schemas.openxmlformats.org/officeDocument/2006/math" xmlns:v="urn:schemas-microsoft-com:vml" xmlns:wp14="http://schemas.microsoft.com/office/word/2010/wordprocessingDrawing" xmlns:wp="http://schemas.openxmlformats.org/drawingml/2006/wordprocessingDrawing" xmlns:w10="urn:schemas-microsoft-com:office:word" xmlns:w="http://schemas.openxmlformats.org/wordprocessingml/2006/main" xmlns:w14="http://schemas.microsoft.com/office/word/2010/wordml" xmlns:w15="http://schemas.microsoft.com/office/word/2012/wordml" xmlns:w16cei="http://schemas.microsoft.com/office/word/2026/wordml/cei" xmlns:w16cex="http://schemas.microsoft.com/office/word/2018/wordml/cex" xmlns:w16cid="http://schemas.microsoft.com/office/word/2016/wordml/cid" xmlns:w16="http://schemas.microsoft.com/office/word/2018/wordml" xmlns:w16du="http://schemas.microsoft.com/office/word/2023/wordml/word16du" xmlns:w16sdtdh="http://schemas.microsoft.com/office/word/2020/wordml/sdtdatahash" xmlns:w16sdtfl="http://schemas.microsoft.com/office/word/2024/wordml/sdtformatlock" xmlns:w16se="http://schemas.microsoft.com/office/word/2015/wordml/symex" xmlns:wpg="http://schemas.microsoft.com/office/word/2010/wordprocessingGroup" xmlns:wpi="http://schemas.microsoft.com/office/word/2010/wordprocessingInk" xmlns:wne="http://schemas.microsoft.com/office/word/2006/wordml" xmlns:wps="http://schemas.microsoft.com/office/word/2010/wordprocessingShape" mc:Ignorable="w14 w15 w16se w16cid w16 w16cex w16sdtdh w16sdtfl w16du wp14">
+<w:document xmlns:wpc="http://schemas.microsoft.com/office/word/2010/wordprocessingCanvas" xmlns:cx="http://schemas.microsoft.com/office/drawing/2014/chartex" xmlns:cx1="http://schemas.microsoft.com/office/drawing/2015/9/8/chartex" xmlns:cx2="http://schemas.microsoft.com/office/drawing/2015/10/21/chartex" xmlns:cx3="http://schemas.microsoft.com/office/drawing/2016/5/9/chartex" xmlns:cx4="http://schemas.microsoft.com/office/drawing/2016/5/10/chartex" xmlns:cx5="http://schemas.microsoft.com/office/drawing/2016/5/11/chartex" xmlns:cx6="http://schemas.microsoft.com/office/drawing/2016/5/12/chartex" xmlns:cx7="http://schemas.microsoft.com/office/drawing/2016/5/13/chartex" xmlns:cx8="http://schemas.microsoft.com/office/drawing/2016/5/14/chartex" xmlns:mc="http://schemas.openxmlformats.org/markup-compatibility/2006" xmlns:aink="http://schemas.microsoft.com/office/drawing/2016/ink" xmlns:am3d="http://schemas.microsoft.com/office/drawing/2017/model3d" xmlns:o="urn:schemas-microsoft-com:office:office" xmlns:oel="http://schemas.microsoft.com/office/2019/extlst" xmlns:r="http://schemas.openxmlformats.org/officeDocument/2006/relationships" xmlns:m="http://schemas.openxmlformats.org/officeDocument/2006/math" xmlns:v="urn:schemas-microsoft-com:vml" xmlns:wp14="http://schemas.microsoft.com/office/word/2010/wordprocessingDrawing" xmlns:wp="http://schemas.openxmlformats.org/drawingml/2006/wordprocessingDrawing" xmlns:w10="urn:schemas-microsoft-com:office:word" xmlns:w="http://schemas.openxmlformats.org/wordprocessingml/2006/main" xmlns:w14="http://schemas.microsoft.com/office/word/2010/wordml" xmlns:w15="http://schemas.microsoft.com/office/word/2012/wordml" xmlns:w16cei="http://schemas.microsoft.com/office/word/2026/wordml/cei" xmlns:w16cex="http://schemas.microsoft.com/office/word/2018/wordml/cex" xmlns:w16cid="http://schemas.microsoft.com/office/word/2016/wordml/cid" xmlns:w16="http://schemas.microsoft.com/office/word/2018/wordml" xmlns:w16du="http://schemas.microsoft.com/office/word/2023/wordml/word16du" xmlns:w16sdtdh="http://schemas.microsoft.com/office/word/2020/wordml/sdtdatahash" xmlns:w16sdtfl="http://schemas.microsoft.com/office/word/2024/wordml/sdtformatlock" xmlns:w16se="http://schemas.microsoft.com/office/word/2015/wordml/symex" xmlns:wpg="http://schemas.microsoft.com/office/word/2010/wordprocessingGroup" xmlns:wpi="http://schemas.microsoft.com/office/word/2010/wordprocessingInk" xmlns:wne="http://schemas.microsoft.com/office/word/2006/wordml" xmlns:wps="http://schemas.microsoft.com/office/word/2010/wordprocessingShape" xmlns:a="http://schemas.openxmlformats.org/drawingml/2006/main" xmlns:pic="http://schemas.openxmlformats.org/drawingml/2006/picture" xmlns:a14="http://schemas.microsoft.com/office/drawing/2010/main" mc:Ignorable="w14 w15 w16se w16cid w16 w16cex w16sdtdh w16sdtfl w16du wp14">
   <w:body>
     <w:tbl>
       <w:tblPr>
@@ -8,12 +8,12 @@
         <w:tblpPr w:leftFromText="180" w:rightFromText="180" w:vertAnchor="text" w:horzAnchor="margin" w:tblpXSpec="right" w:tblpYSpec="center"/>
         <w:tblW w:w="1841" w:type="dxa"/>
         <w:tblBorders>
-          <w:top w:val="none" w:sz="0" w:space="0" w:color="auto"/>
-          <w:left w:val="none" w:sz="0" w:space="0" w:color="auto"/>
-          <w:bottom w:val="none" w:sz="0" w:space="0" w:color="auto"/>
-          <w:right w:val="none" w:sz="0" w:space="0" w:color="auto"/>
-          <w:insideH w:val="none" w:sz="0" w:space="0" w:color="auto"/>
-          <w:insideV w:val="none" w:sz="0" w:space="0" w:color="auto"/>
+          <w:top w:val="none" w:color="auto" w:sz="0" w:space="0"/>
+          <w:left w:val="none" w:color="auto" w:sz="0" w:space="0"/>
+          <w:bottom w:val="none" w:color="auto" w:sz="0" w:space="0"/>
+          <w:right w:val="none" w:color="auto" w:sz="0" w:space="0"/>
+          <w:insideH w:val="none" w:color="auto" w:sz="0" w:space="0"/>
+          <w:insideV w:val="none" w:color="auto" w:sz="0" w:space="0"/>
         </w:tblBorders>
         <w:tblLayout w:type="fixed"/>
         <w:tblLook w:val="04A0" w:firstRow="1" w:lastRow="0" w:firstColumn="1" w:lastColumn="0" w:noHBand="0" w:noVBand="1"/>
@@ -29,10 +29,10 @@
           <w:tcPr>
             <w:tcW w:w="1841" w:type="dxa"/>
             <w:tcBorders>
-              <w:top w:val="double" w:sz="4" w:space="0" w:color="auto"/>
-              <w:left w:val="double" w:sz="4" w:space="0" w:color="auto"/>
-              <w:bottom w:val="double" w:sz="4" w:space="0" w:color="auto"/>
-              <w:right w:val="double" w:sz="4" w:space="0" w:color="auto"/>
+              <w:top w:val="double" w:color="auto" w:sz="4" w:space="0"/>
+              <w:left w:val="double" w:color="auto" w:sz="4" w:space="0"/>
+              <w:bottom w:val="double" w:color="auto" w:sz="4" w:space="0"/>
+              <w:right w:val="double" w:color="auto" w:sz="4" w:space="0"/>
             </w:tcBorders>
             <w:vAlign w:val="center"/>
           </w:tcPr>
@@ -639,16 +639,15 @@
           <w:b/>
         </w:rPr>
       </w:pPr>
-      <w:bookmarkStart w:id="0" w:name="_Toc463083793"/>
-      <w:bookmarkStart w:id="1" w:name="_Toc465677963"/>
-      <w:bookmarkStart w:id="2" w:name="_Toc467738735"/>
-      <w:bookmarkStart w:id="3" w:name="_Toc446234547"/>
-      <w:bookmarkStart w:id="4" w:name="_Toc467738720"/>
+      <w:bookmarkStart w:name="_Toc463083793" w:id="0"/>
+      <w:bookmarkStart w:name="_Toc465677963" w:id="1"/>
+      <w:bookmarkStart w:name="_Toc467738735" w:id="2"/>
+      <w:bookmarkStart w:name="_Toc446234547" w:id="3"/>
+      <w:bookmarkStart w:name="_Toc467738720" w:id="4"/>
       <w:r>
         <w:rPr>
           <w:b/>
         </w:rPr>
-        <w:lastRenderedPageBreak/>
         <w:t>BẢNG THEO DÕI HIỆU LỰC VÀ THAY ĐỔI</w:t>
       </w:r>
     </w:p>
@@ -676,12 +675,12 @@
         <w:tblW w:w="9199" w:type="dxa"/>
         <w:jc w:val="center"/>
         <w:tblBorders>
-          <w:top w:val="single" w:sz="4" w:space="0" w:color="auto"/>
-          <w:left w:val="single" w:sz="4" w:space="0" w:color="auto"/>
-          <w:bottom w:val="single" w:sz="4" w:space="0" w:color="auto"/>
-          <w:right w:val="single" w:sz="4" w:space="0" w:color="auto"/>
-          <w:insideH w:val="single" w:sz="4" w:space="0" w:color="auto"/>
-          <w:insideV w:val="single" w:sz="4" w:space="0" w:color="auto"/>
+          <w:top w:val="single" w:color="auto" w:sz="4" w:space="0"/>
+          <w:left w:val="single" w:color="auto" w:sz="4" w:space="0"/>
+          <w:bottom w:val="single" w:color="auto" w:sz="4" w:space="0"/>
+          <w:right w:val="single" w:color="auto" w:sz="4" w:space="0"/>
+          <w:insideH w:val="single" w:color="auto" w:sz="4" w:space="0"/>
+          <w:insideV w:val="single" w:color="auto" w:sz="4" w:space="0"/>
         </w:tblBorders>
         <w:tblLook w:val="01E0" w:firstRow="1" w:lastRow="1" w:firstColumn="1" w:lastColumn="1" w:noHBand="0" w:noVBand="0"/>
       </w:tblPr>
@@ -971,12 +970,12 @@
         <w:tblW w:w="9199" w:type="dxa"/>
         <w:jc w:val="center"/>
         <w:tblBorders>
-          <w:top w:val="single" w:sz="4" w:space="0" w:color="auto"/>
-          <w:left w:val="single" w:sz="4" w:space="0" w:color="auto"/>
-          <w:bottom w:val="single" w:sz="4" w:space="0" w:color="auto"/>
-          <w:right w:val="single" w:sz="4" w:space="0" w:color="auto"/>
-          <w:insideH w:val="single" w:sz="4" w:space="0" w:color="auto"/>
-          <w:insideV w:val="single" w:sz="4" w:space="0" w:color="auto"/>
+          <w:top w:val="single" w:color="auto" w:sz="4" w:space="0"/>
+          <w:left w:val="single" w:color="auto" w:sz="4" w:space="0"/>
+          <w:bottom w:val="single" w:color="auto" w:sz="4" w:space="0"/>
+          <w:right w:val="single" w:color="auto" w:sz="4" w:space="0"/>
+          <w:insideH w:val="single" w:color="auto" w:sz="4" w:space="0"/>
+          <w:insideV w:val="single" w:color="auto" w:sz="4" w:space="0"/>
         </w:tblBorders>
         <w:tblLook w:val="04A0" w:firstRow="1" w:lastRow="0" w:firstColumn="1" w:lastColumn="0" w:noHBand="0" w:noVBand="1"/>
       </w:tblPr>
@@ -1551,12 +1550,12 @@
         <w:tblW w:w="9239" w:type="dxa"/>
         <w:jc w:val="center"/>
         <w:tblBorders>
-          <w:top w:val="single" w:sz="4" w:space="0" w:color="auto"/>
-          <w:left w:val="single" w:sz="4" w:space="0" w:color="auto"/>
-          <w:bottom w:val="single" w:sz="4" w:space="0" w:color="auto"/>
-          <w:right w:val="single" w:sz="4" w:space="0" w:color="auto"/>
-          <w:insideH w:val="single" w:sz="4" w:space="0" w:color="auto"/>
-          <w:insideV w:val="single" w:sz="4" w:space="0" w:color="auto"/>
+          <w:top w:val="single" w:color="auto" w:sz="4" w:space="0"/>
+          <w:left w:val="single" w:color="auto" w:sz="4" w:space="0"/>
+          <w:bottom w:val="single" w:color="auto" w:sz="4" w:space="0"/>
+          <w:right w:val="single" w:color="auto" w:sz="4" w:space="0"/>
+          <w:insideH w:val="single" w:color="auto" w:sz="4" w:space="0"/>
+          <w:insideV w:val="single" w:color="auto" w:sz="4" w:space="0"/>
         </w:tblBorders>
         <w:tblLook w:val="04A0" w:firstRow="1" w:lastRow="0" w:firstColumn="1" w:lastColumn="0" w:noHBand="0" w:noVBand="1"/>
       </w:tblPr>
@@ -1999,21 +1998,30 @@
     </w:p>
     <w:sdt>
       <w:sdtPr>
+        <w:id w:val="31610120"/>
+        <w:docPartObj>
+          <w:docPartGallery w:val="Table of Contents"/>
+          <w:docPartUnique/>
+        </w:docPartObj>
         <w:rPr>
-          <w:rFonts w:ascii="Times New Roman" w:eastAsiaTheme="minorEastAsia" w:hAnsi="Times New Roman" w:cs="Times New Roman"/>
+          <w:rFonts w:ascii="Times New Roman" w:hAnsi="Times New Roman" w:eastAsia="ＭＳ 明朝" w:cs="Times New Roman" w:eastAsiaTheme="minorEastAsia"/>
           <w:b w:val="0"/>
           <w:bCs w:val="0"/>
           <w:color w:val="auto"/>
           <w:sz w:val="24"/>
           <w:szCs w:val="24"/>
         </w:rPr>
-        <w:id w:val="31610120"/>
-        <w:docPartObj>
-          <w:docPartGallery w:val="Table of Contents"/>
-          <w:docPartUnique/>
-        </w:docPartObj>
       </w:sdtPr>
-      <w:sdtEndPr/>
+      <w:sdtEndPr>
+        <w:rPr>
+          <w:rFonts w:ascii="Times New Roman" w:hAnsi="Times New Roman" w:eastAsia="ＭＳ 明朝" w:cs="Times New Roman" w:eastAsiaTheme="minorEastAsia"/>
+          <w:b w:val="0"/>
+          <w:bCs w:val="0"/>
+          <w:color w:val="auto"/>
+          <w:sz w:val="24"/>
+          <w:szCs w:val="24"/>
+        </w:rPr>
+      </w:sdtEndPr>
       <w:sdtContent>
         <w:p>
           <w:pPr>
@@ -2077,11 +2085,11 @@
             </w:rPr>
             <w:fldChar w:fldCharType="separate"/>
           </w:r>
-          <w:hyperlink w:anchor="_Toc237005490" w:history="1">
+          <w:hyperlink w:history="1" w:anchor="_Toc237005490">
             <w:r>
               <w:rPr>
                 <w:rStyle w:val="Hyperlink"/>
-                <w:rFonts w:ascii="Times New Roman" w:eastAsia="Calibri" w:hAnsi="Times New Roman" w:cs="Times New Roman"/>
+                <w:rFonts w:ascii="Times New Roman" w:hAnsi="Times New Roman" w:eastAsia="Calibri" w:cs="Times New Roman"/>
                 <w:b/>
                 <w:noProof/>
                 <w:sz w:val="24"/>
@@ -2103,7 +2111,7 @@
             <w:r>
               <w:rPr>
                 <w:rStyle w:val="Hyperlink"/>
-                <w:rFonts w:ascii="Times New Roman" w:eastAsia="Calibri" w:hAnsi="Times New Roman" w:cs="Times New Roman"/>
+                <w:rFonts w:ascii="Times New Roman" w:hAnsi="Times New Roman" w:eastAsia="Calibri" w:cs="Times New Roman"/>
                 <w:b/>
                 <w:noProof/>
                 <w:sz w:val="24"/>
@@ -2198,11 +2206,11 @@
               <w14:ligatures w14:val="standardContextual"/>
             </w:rPr>
           </w:pPr>
-          <w:hyperlink w:anchor="_Toc237005491" w:history="1">
+          <w:hyperlink w:history="1" w:anchor="_Toc237005491">
             <w:r>
               <w:rPr>
                 <w:rStyle w:val="Hyperlink"/>
-                <w:rFonts w:ascii="Times New Roman" w:eastAsia="Calibri" w:hAnsi="Times New Roman" w:cs="Times New Roman"/>
+                <w:rFonts w:ascii="Times New Roman" w:hAnsi="Times New Roman" w:eastAsia="Calibri" w:cs="Times New Roman"/>
                 <w:b/>
                 <w:noProof/>
                 <w:sz w:val="24"/>
@@ -2224,7 +2232,7 @@
             <w:r>
               <w:rPr>
                 <w:rStyle w:val="Hyperlink"/>
-                <w:rFonts w:ascii="Times New Roman" w:eastAsia="Calibri" w:hAnsi="Times New Roman" w:cs="Times New Roman"/>
+                <w:rFonts w:ascii="Times New Roman" w:hAnsi="Times New Roman" w:eastAsia="Calibri" w:cs="Times New Roman"/>
                 <w:b/>
                 <w:noProof/>
                 <w:sz w:val="24"/>
@@ -2319,11 +2327,11 @@
               <w14:ligatures w14:val="standardContextual"/>
             </w:rPr>
           </w:pPr>
-          <w:hyperlink w:anchor="_Toc237005492" w:history="1">
+          <w:hyperlink w:history="1" w:anchor="_Toc237005492">
             <w:r>
               <w:rPr>
                 <w:rStyle w:val="Hyperlink"/>
-                <w:rFonts w:ascii="Times New Roman" w:eastAsia="Calibri" w:hAnsi="Times New Roman" w:cs="Times New Roman"/>
+                <w:rFonts w:ascii="Times New Roman" w:hAnsi="Times New Roman" w:eastAsia="Calibri" w:cs="Times New Roman"/>
                 <w:b/>
                 <w:noProof/>
                 <w:sz w:val="24"/>
@@ -2345,7 +2353,7 @@
             <w:r>
               <w:rPr>
                 <w:rStyle w:val="Hyperlink"/>
-                <w:rFonts w:ascii="Times New Roman" w:eastAsia="Calibri" w:hAnsi="Times New Roman" w:cs="Times New Roman"/>
+                <w:rFonts w:ascii="Times New Roman" w:hAnsi="Times New Roman" w:eastAsia="Calibri" w:cs="Times New Roman"/>
                 <w:b/>
                 <w:noProof/>
                 <w:sz w:val="24"/>
@@ -2440,11 +2448,11 @@
               <w14:ligatures w14:val="standardContextual"/>
             </w:rPr>
           </w:pPr>
-          <w:hyperlink w:anchor="_Toc237005493" w:history="1">
+          <w:hyperlink w:history="1" w:anchor="_Toc237005493">
             <w:r>
               <w:rPr>
                 <w:rStyle w:val="Hyperlink"/>
-                <w:rFonts w:ascii="Times New Roman" w:eastAsia="Calibri" w:hAnsi="Times New Roman" w:cs="Times New Roman"/>
+                <w:rFonts w:ascii="Times New Roman" w:hAnsi="Times New Roman" w:eastAsia="Calibri" w:cs="Times New Roman"/>
                 <w:b/>
                 <w:noProof/>
                 <w:sz w:val="24"/>
@@ -2466,7 +2474,7 @@
             <w:r>
               <w:rPr>
                 <w:rStyle w:val="Hyperlink"/>
-                <w:rFonts w:ascii="Times New Roman" w:eastAsia="Calibri" w:hAnsi="Times New Roman" w:cs="Times New Roman"/>
+                <w:rFonts w:ascii="Times New Roman" w:hAnsi="Times New Roman" w:eastAsia="Calibri" w:cs="Times New Roman"/>
                 <w:b/>
                 <w:noProof/>
                 <w:sz w:val="24"/>
@@ -2561,11 +2569,11 @@
               <w14:ligatures w14:val="standardContextual"/>
             </w:rPr>
           </w:pPr>
-          <w:hyperlink w:anchor="_Toc237005494" w:history="1">
+          <w:hyperlink w:history="1" w:anchor="_Toc237005494">
             <w:r>
               <w:rPr>
                 <w:rStyle w:val="Hyperlink"/>
-                <w:rFonts w:ascii="Times New Roman" w:eastAsia="Calibri" w:hAnsi="Times New Roman" w:cs="Times New Roman"/>
+                <w:rFonts w:ascii="Times New Roman" w:hAnsi="Times New Roman" w:eastAsia="Calibri" w:cs="Times New Roman"/>
                 <w:b/>
                 <w:noProof/>
                 <w:sz w:val="24"/>
@@ -2587,7 +2595,7 @@
             <w:r>
               <w:rPr>
                 <w:rStyle w:val="Hyperlink"/>
-                <w:rFonts w:ascii="Times New Roman" w:eastAsia="Calibri" w:hAnsi="Times New Roman" w:cs="Times New Roman"/>
+                <w:rFonts w:ascii="Times New Roman" w:hAnsi="Times New Roman" w:eastAsia="Calibri" w:cs="Times New Roman"/>
                 <w:b/>
                 <w:noProof/>
                 <w:sz w:val="24"/>
@@ -2682,11 +2690,11 @@
               <w14:ligatures w14:val="standardContextual"/>
             </w:rPr>
           </w:pPr>
-          <w:hyperlink w:anchor="_Toc237005495" w:history="1">
+          <w:hyperlink w:history="1" w:anchor="_Toc237005495">
             <w:r>
               <w:rPr>
                 <w:rStyle w:val="Hyperlink"/>
-                <w:rFonts w:ascii="Times New Roman" w:eastAsia="Calibri" w:hAnsi="Times New Roman" w:cs="Times New Roman"/>
+                <w:rFonts w:ascii="Times New Roman" w:hAnsi="Times New Roman" w:eastAsia="Calibri" w:cs="Times New Roman"/>
                 <w:b/>
                 <w:noProof/>
                 <w:sz w:val="24"/>
@@ -2708,7 +2716,7 @@
             <w:r>
               <w:rPr>
                 <w:rStyle w:val="Hyperlink"/>
-                <w:rFonts w:ascii="Times New Roman" w:eastAsia="Calibri" w:hAnsi="Times New Roman" w:cs="Times New Roman"/>
+                <w:rFonts w:ascii="Times New Roman" w:hAnsi="Times New Roman" w:eastAsia="Calibri" w:cs="Times New Roman"/>
                 <w:b/>
                 <w:noProof/>
                 <w:sz w:val="24"/>
@@ -2803,11 +2811,11 @@
               <w14:ligatures w14:val="standardContextual"/>
             </w:rPr>
           </w:pPr>
-          <w:hyperlink w:anchor="_Toc237005496" w:history="1">
+          <w:hyperlink w:history="1" w:anchor="_Toc237005496">
             <w:r>
               <w:rPr>
                 <w:rStyle w:val="Hyperlink"/>
-                <w:rFonts w:ascii="Times New Roman" w:eastAsia="Calibri" w:hAnsi="Times New Roman" w:cs="Times New Roman"/>
+                <w:rFonts w:ascii="Times New Roman" w:hAnsi="Times New Roman" w:eastAsia="Calibri" w:cs="Times New Roman"/>
                 <w:b/>
                 <w:noProof/>
                 <w:sz w:val="24"/>
@@ -2829,7 +2837,7 @@
             <w:r>
               <w:rPr>
                 <w:rStyle w:val="Hyperlink"/>
-                <w:rFonts w:ascii="Times New Roman" w:eastAsia="Calibri" w:hAnsi="Times New Roman" w:cs="Times New Roman"/>
+                <w:rFonts w:ascii="Times New Roman" w:hAnsi="Times New Roman" w:eastAsia="Calibri" w:cs="Times New Roman"/>
                 <w:b/>
                 <w:noProof/>
                 <w:sz w:val="24"/>
@@ -2924,11 +2932,11 @@
               <w14:ligatures w14:val="standardContextual"/>
             </w:rPr>
           </w:pPr>
-          <w:hyperlink w:anchor="_Toc237005497" w:history="1">
+          <w:hyperlink w:history="1" w:anchor="_Toc237005497">
             <w:r>
               <w:rPr>
                 <w:rStyle w:val="Hyperlink"/>
-                <w:rFonts w:ascii="Times New Roman" w:eastAsia="Calibri" w:hAnsi="Times New Roman" w:cs="Times New Roman"/>
+                <w:rFonts w:ascii="Times New Roman" w:hAnsi="Times New Roman" w:eastAsia="Calibri" w:cs="Times New Roman"/>
                 <w:b/>
                 <w:noProof/>
                 <w:sz w:val="24"/>
@@ -2950,7 +2958,7 @@
             <w:r>
               <w:rPr>
                 <w:rStyle w:val="Hyperlink"/>
-                <w:rFonts w:ascii="Times New Roman" w:eastAsia="Calibri" w:hAnsi="Times New Roman" w:cs="Times New Roman"/>
+                <w:rFonts w:ascii="Times New Roman" w:hAnsi="Times New Roman" w:eastAsia="Calibri" w:cs="Times New Roman"/>
                 <w:b/>
                 <w:noProof/>
                 <w:sz w:val="24"/>
@@ -3045,11 +3053,11 @@
               <w14:ligatures w14:val="standardContextual"/>
             </w:rPr>
           </w:pPr>
-          <w:hyperlink w:anchor="_Toc237005498" w:history="1">
+          <w:hyperlink w:history="1" w:anchor="_Toc237005498">
             <w:r>
               <w:rPr>
                 <w:rStyle w:val="Hyperlink"/>
-                <w:rFonts w:ascii="Times New Roman" w:eastAsia="Calibri" w:hAnsi="Times New Roman" w:cs="Times New Roman"/>
+                <w:rFonts w:ascii="Times New Roman" w:hAnsi="Times New Roman" w:eastAsia="Calibri" w:cs="Times New Roman"/>
                 <w:b/>
                 <w:noProof/>
                 <w:sz w:val="24"/>
@@ -3071,7 +3079,7 @@
             <w:r>
               <w:rPr>
                 <w:rStyle w:val="Hyperlink"/>
-                <w:rFonts w:ascii="Times New Roman" w:eastAsia="Calibri" w:hAnsi="Times New Roman" w:cs="Times New Roman"/>
+                <w:rFonts w:ascii="Times New Roman" w:hAnsi="Times New Roman" w:eastAsia="Calibri" w:cs="Times New Roman"/>
                 <w:b/>
                 <w:noProof/>
                 <w:sz w:val="24"/>
@@ -3166,11 +3174,11 @@
               <w14:ligatures w14:val="standardContextual"/>
             </w:rPr>
           </w:pPr>
-          <w:hyperlink w:anchor="_Toc237005499" w:history="1">
+          <w:hyperlink w:history="1" w:anchor="_Toc237005499">
             <w:r>
               <w:rPr>
                 <w:rStyle w:val="Hyperlink"/>
-                <w:rFonts w:ascii="Times New Roman" w:eastAsia="Calibri" w:hAnsi="Times New Roman" w:cs="Times New Roman"/>
+                <w:rFonts w:ascii="Times New Roman" w:hAnsi="Times New Roman" w:eastAsia="Calibri" w:cs="Times New Roman"/>
                 <w:b/>
                 <w:noProof/>
                 <w:sz w:val="24"/>
@@ -3192,7 +3200,7 @@
             <w:r>
               <w:rPr>
                 <w:rStyle w:val="Hyperlink"/>
-                <w:rFonts w:ascii="Times New Roman" w:eastAsia="Calibri" w:hAnsi="Times New Roman" w:cs="Times New Roman"/>
+                <w:rFonts w:ascii="Times New Roman" w:hAnsi="Times New Roman" w:eastAsia="Calibri" w:cs="Times New Roman"/>
                 <w:b/>
                 <w:noProof/>
                 <w:sz w:val="24"/>
@@ -3287,11 +3295,11 @@
               <w14:ligatures w14:val="standardContextual"/>
             </w:rPr>
           </w:pPr>
-          <w:hyperlink w:anchor="_Toc237005500" w:history="1">
+          <w:hyperlink w:history="1" w:anchor="_Toc237005500">
             <w:r>
               <w:rPr>
                 <w:rStyle w:val="Hyperlink"/>
-                <w:rFonts w:ascii="Times New Roman" w:eastAsia="Times New Roman" w:hAnsi="Times New Roman" w:cs="Times New Roman"/>
+                <w:rFonts w:ascii="Times New Roman" w:hAnsi="Times New Roman" w:eastAsia="Times New Roman" w:cs="Times New Roman"/>
                 <w:noProof/>
                 <w:sz w:val="24"/>
                 <w:szCs w:val="24"/>
@@ -3312,7 +3320,7 @@
             <w:r>
               <w:rPr>
                 <w:rStyle w:val="Hyperlink"/>
-                <w:rFonts w:ascii="Times New Roman" w:eastAsia="Times New Roman" w:hAnsi="Times New Roman" w:cs="Times New Roman"/>
+                <w:rFonts w:ascii="Times New Roman" w:hAnsi="Times New Roman" w:eastAsia="Times New Roman" w:cs="Times New Roman"/>
                 <w:noProof/>
                 <w:sz w:val="24"/>
                 <w:szCs w:val="24"/>
@@ -3406,11 +3414,11 @@
               <w14:ligatures w14:val="standardContextual"/>
             </w:rPr>
           </w:pPr>
-          <w:hyperlink w:anchor="_Toc237005501" w:history="1">
+          <w:hyperlink w:history="1" w:anchor="_Toc237005501">
             <w:r>
               <w:rPr>
                 <w:rStyle w:val="Hyperlink"/>
-                <w:rFonts w:ascii="Times New Roman" w:eastAsia="Calibri" w:hAnsi="Times New Roman" w:cs="Times New Roman"/>
+                <w:rFonts w:ascii="Times New Roman" w:hAnsi="Times New Roman" w:eastAsia="Calibri" w:cs="Times New Roman"/>
                 <w:b/>
                 <w:noProof/>
                 <w:sz w:val="24"/>
@@ -3432,7 +3440,7 @@
             <w:r>
               <w:rPr>
                 <w:rStyle w:val="Hyperlink"/>
-                <w:rFonts w:ascii="Times New Roman" w:eastAsia="Calibri" w:hAnsi="Times New Roman" w:cs="Times New Roman"/>
+                <w:rFonts w:ascii="Times New Roman" w:hAnsi="Times New Roman" w:eastAsia="Calibri" w:cs="Times New Roman"/>
                 <w:b/>
                 <w:noProof/>
                 <w:sz w:val="24"/>
@@ -3527,11 +3535,11 @@
               <w14:ligatures w14:val="standardContextual"/>
             </w:rPr>
           </w:pPr>
-          <w:hyperlink w:anchor="_Toc237005502" w:history="1">
+          <w:hyperlink w:history="1" w:anchor="_Toc237005502">
             <w:r>
               <w:rPr>
                 <w:rStyle w:val="Hyperlink"/>
-                <w:rFonts w:ascii="Times New Roman" w:eastAsia="Calibri" w:hAnsi="Times New Roman" w:cs="Times New Roman"/>
+                <w:rFonts w:ascii="Times New Roman" w:hAnsi="Times New Roman" w:eastAsia="Calibri" w:cs="Times New Roman"/>
                 <w:b/>
                 <w:noProof/>
                 <w:sz w:val="24"/>
@@ -3553,7 +3561,7 @@
             <w:r>
               <w:rPr>
                 <w:rStyle w:val="Hyperlink"/>
-                <w:rFonts w:ascii="Times New Roman" w:eastAsia="Calibri" w:hAnsi="Times New Roman" w:cs="Times New Roman"/>
+                <w:rFonts w:ascii="Times New Roman" w:hAnsi="Times New Roman" w:eastAsia="Calibri" w:cs="Times New Roman"/>
                 <w:b/>
                 <w:noProof/>
                 <w:sz w:val="24"/>
@@ -3648,11 +3656,11 @@
               <w14:ligatures w14:val="standardContextual"/>
             </w:rPr>
           </w:pPr>
-          <w:hyperlink w:anchor="_Toc237005503" w:history="1">
+          <w:hyperlink w:history="1" w:anchor="_Toc237005503">
             <w:r>
               <w:rPr>
                 <w:rStyle w:val="Hyperlink"/>
-                <w:rFonts w:ascii="Times New Roman" w:eastAsia="Calibri" w:hAnsi="Times New Roman" w:cs="Times New Roman"/>
+                <w:rFonts w:ascii="Times New Roman" w:hAnsi="Times New Roman" w:eastAsia="Calibri" w:cs="Times New Roman"/>
                 <w:b/>
                 <w:noProof/>
                 <w:sz w:val="24"/>
@@ -3674,7 +3682,7 @@
             <w:r>
               <w:rPr>
                 <w:rStyle w:val="Hyperlink"/>
-                <w:rFonts w:ascii="Times New Roman" w:eastAsia="Calibri" w:hAnsi="Times New Roman" w:cs="Times New Roman"/>
+                <w:rFonts w:ascii="Times New Roman" w:hAnsi="Times New Roman" w:eastAsia="Calibri" w:cs="Times New Roman"/>
                 <w:b/>
                 <w:noProof/>
                 <w:sz w:val="24"/>
@@ -3769,11 +3777,11 @@
               <w14:ligatures w14:val="standardContextual"/>
             </w:rPr>
           </w:pPr>
-          <w:hyperlink w:anchor="_Toc237005504" w:history="1">
+          <w:hyperlink w:history="1" w:anchor="_Toc237005504">
             <w:r>
               <w:rPr>
                 <w:rStyle w:val="Hyperlink"/>
-                <w:rFonts w:ascii="Times New Roman" w:eastAsia="Calibri" w:hAnsi="Times New Roman" w:cs="Times New Roman"/>
+                <w:rFonts w:ascii="Times New Roman" w:hAnsi="Times New Roman" w:eastAsia="Calibri" w:cs="Times New Roman"/>
                 <w:b/>
                 <w:noProof/>
                 <w:sz w:val="24"/>
@@ -3795,7 +3803,7 @@
             <w:r>
               <w:rPr>
                 <w:rStyle w:val="Hyperlink"/>
-                <w:rFonts w:ascii="Times New Roman" w:eastAsia="Calibri" w:hAnsi="Times New Roman" w:cs="Times New Roman"/>
+                <w:rFonts w:ascii="Times New Roman" w:hAnsi="Times New Roman" w:eastAsia="Calibri" w:cs="Times New Roman"/>
                 <w:b/>
                 <w:noProof/>
                 <w:sz w:val="24"/>
@@ -3906,13 +3914,12 @@
           <w:b/>
         </w:rPr>
       </w:pPr>
-      <w:bookmarkStart w:id="5" w:name="_Toc384987395"/>
+      <w:bookmarkStart w:name="_Toc384987395" w:id="5"/>
       <w:r>
         <w:rPr>
           <w:rFonts w:eastAsia="Calibri"/>
           <w:b/>
         </w:rPr>
-        <w:lastRenderedPageBreak/>
         <w:t>TÀI LIỆU ĐẶC TẢ YÊU CẦU PHẦN MỀM</w:t>
       </w:r>
     </w:p>
@@ -3935,7 +3942,7 @@
           <w:b/>
         </w:rPr>
       </w:pPr>
-      <w:bookmarkStart w:id="6" w:name="_Toc237005490"/>
+      <w:bookmarkStart w:name="_Toc237005490" w:id="6"/>
       <w:r>
         <w:rPr>
           <w:rFonts w:eastAsia="Calibri"/>
@@ -3965,9 +3972,9 @@
           <w:b/>
         </w:rPr>
       </w:pPr>
-      <w:bookmarkStart w:id="7" w:name="_Toc360108586"/>
-      <w:bookmarkStart w:id="8" w:name="_Toc384987398"/>
-      <w:bookmarkStart w:id="9" w:name="_Toc237005491"/>
+      <w:bookmarkStart w:name="_Toc360108586" w:id="7"/>
+      <w:bookmarkStart w:name="_Toc384987398" w:id="8"/>
+      <w:bookmarkStart w:name="_Toc237005491" w:id="9"/>
       <w:r>
         <w:rPr>
           <w:rFonts w:eastAsia="Calibri"/>
@@ -3984,12 +3991,12 @@
         <w:tblW w:w="8748" w:type="dxa"/>
         <w:tblInd w:w="468" w:type="dxa"/>
         <w:tblBorders>
-          <w:top w:val="dotted" w:sz="4" w:space="0" w:color="auto"/>
-          <w:left w:val="dotted" w:sz="4" w:space="0" w:color="auto"/>
-          <w:bottom w:val="dotted" w:sz="4" w:space="0" w:color="auto"/>
-          <w:right w:val="dotted" w:sz="4" w:space="0" w:color="auto"/>
-          <w:insideH w:val="dotted" w:sz="4" w:space="0" w:color="auto"/>
-          <w:insideV w:val="dotted" w:sz="4" w:space="0" w:color="auto"/>
+          <w:top w:val="dotted" w:color="auto" w:sz="4" w:space="0"/>
+          <w:left w:val="dotted" w:color="auto" w:sz="4" w:space="0"/>
+          <w:bottom w:val="dotted" w:color="auto" w:sz="4" w:space="0"/>
+          <w:right w:val="dotted" w:color="auto" w:sz="4" w:space="0"/>
+          <w:insideH w:val="dotted" w:color="auto" w:sz="4" w:space="0"/>
+          <w:insideV w:val="dotted" w:color="auto" w:sz="4" w:space="0"/>
         </w:tblBorders>
         <w:tblLayout w:type="fixed"/>
         <w:tblLook w:val="0000" w:firstRow="0" w:lastRow="0" w:firstColumn="0" w:lastColumn="0" w:noHBand="0" w:noVBand="0"/>
@@ -4021,8 +4028,8 @@
                 <w:szCs w:val="24"/>
               </w:rPr>
             </w:pPr>
-            <w:bookmarkStart w:id="10" w:name="_Toc360108587"/>
-            <w:bookmarkStart w:id="11" w:name="_Toc384987399"/>
+            <w:bookmarkStart w:name="_Toc360108587" w:id="10"/>
+            <w:bookmarkStart w:name="_Toc384987399" w:id="11"/>
             <w:r>
               <w:rPr>
                 <w:rFonts w:ascii="Times New Roman" w:hAnsi="Times New Roman" w:cs="Times New Roman"/>
@@ -4326,7 +4333,7 @@
           <w:b/>
         </w:rPr>
       </w:pPr>
-      <w:bookmarkStart w:id="12" w:name="_Toc237005492"/>
+      <w:bookmarkStart w:name="_Toc237005492" w:id="12"/>
       <w:r>
         <w:rPr>
           <w:rFonts w:eastAsia="Calibri"/>
@@ -4343,12 +4350,12 @@
         <w:tblW w:w="8748" w:type="dxa"/>
         <w:tblInd w:w="468" w:type="dxa"/>
         <w:tblBorders>
-          <w:top w:val="dotted" w:sz="4" w:space="0" w:color="auto"/>
-          <w:left w:val="dotted" w:sz="4" w:space="0" w:color="auto"/>
-          <w:bottom w:val="dotted" w:sz="4" w:space="0" w:color="auto"/>
-          <w:right w:val="dotted" w:sz="4" w:space="0" w:color="auto"/>
-          <w:insideH w:val="dotted" w:sz="4" w:space="0" w:color="auto"/>
-          <w:insideV w:val="dotted" w:sz="4" w:space="0" w:color="auto"/>
+          <w:top w:val="dotted" w:color="auto" w:sz="4" w:space="0"/>
+          <w:left w:val="dotted" w:color="auto" w:sz="4" w:space="0"/>
+          <w:bottom w:val="dotted" w:color="auto" w:sz="4" w:space="0"/>
+          <w:right w:val="dotted" w:color="auto" w:sz="4" w:space="0"/>
+          <w:insideH w:val="dotted" w:color="auto" w:sz="4" w:space="0"/>
+          <w:insideV w:val="dotted" w:color="auto" w:sz="4" w:space="0"/>
         </w:tblBorders>
         <w:tblLayout w:type="fixed"/>
         <w:tblLook w:val="0000" w:firstRow="0" w:lastRow="0" w:firstColumn="0" w:lastColumn="0" w:noHBand="0" w:noVBand="0"/>
@@ -4380,7 +4387,7 @@
                 <w:szCs w:val="24"/>
               </w:rPr>
             </w:pPr>
-            <w:bookmarkStart w:id="13" w:name="_Toc360108588"/>
+            <w:bookmarkStart w:name="_Toc360108588" w:id="13"/>
             <w:r>
               <w:rPr>
                 <w:rFonts w:ascii="Times New Roman" w:hAnsi="Times New Roman" w:cs="Times New Roman"/>
@@ -4534,8 +4541,8 @@
         </w:rPr>
         <w:t xml:space="preserve"> </w:t>
       </w:r>
-      <w:bookmarkStart w:id="14" w:name="_Toc384987400"/>
-      <w:bookmarkStart w:id="15" w:name="_Toc237005493"/>
+      <w:bookmarkStart w:name="_Toc384987400" w:id="14"/>
+      <w:bookmarkStart w:name="_Toc237005493" w:id="15"/>
       <w:bookmarkEnd w:id="13"/>
       <w:r>
         <w:rPr>
@@ -4566,9 +4573,9 @@
           <w:b/>
         </w:rPr>
       </w:pPr>
-      <w:bookmarkStart w:id="16" w:name="_Toc360108591"/>
-      <w:bookmarkStart w:id="17" w:name="_Toc384987405"/>
-      <w:bookmarkStart w:id="18" w:name="_Toc237005494"/>
+      <w:bookmarkStart w:name="_Toc360108591" w:id="16"/>
+      <w:bookmarkStart w:name="_Toc384987405" w:id="17"/>
+      <w:bookmarkStart w:name="_Toc237005494" w:id="18"/>
       <w:r>
         <w:rPr>
           <w:rFonts w:eastAsia="Calibri"/>
@@ -4614,14 +4621,14 @@
           <w:b/>
         </w:rPr>
       </w:pPr>
-      <w:bookmarkStart w:id="19" w:name="_Toc360108596"/>
-      <w:bookmarkStart w:id="20" w:name="_Toc384987410"/>
-      <w:bookmarkStart w:id="21" w:name="_Toc155610000"/>
-      <w:bookmarkStart w:id="22" w:name="_Ref255054510"/>
-      <w:bookmarkStart w:id="23" w:name="_Ref255054514"/>
-      <w:bookmarkStart w:id="24" w:name="_Ref255291176"/>
-      <w:bookmarkStart w:id="25" w:name="_Toc322091323"/>
-      <w:bookmarkStart w:id="26" w:name="_Toc237005495"/>
+      <w:bookmarkStart w:name="_Toc360108596" w:id="19"/>
+      <w:bookmarkStart w:name="_Toc384987410" w:id="20"/>
+      <w:bookmarkStart w:name="_Toc155610000" w:id="21"/>
+      <w:bookmarkStart w:name="_Ref255054510" w:id="22"/>
+      <w:bookmarkStart w:name="_Ref255054514" w:id="23"/>
+      <w:bookmarkStart w:name="_Ref255291176" w:id="24"/>
+      <w:bookmarkStart w:name="_Toc322091323" w:id="25"/>
+      <w:bookmarkStart w:name="_Toc237005495" w:id="26"/>
       <w:r>
         <w:rPr>
           <w:rFonts w:eastAsia="Calibri"/>
@@ -4667,9 +4674,9 @@
           <w:b/>
         </w:rPr>
       </w:pPr>
-      <w:bookmarkStart w:id="27" w:name="_Toc360108597"/>
-      <w:bookmarkStart w:id="28" w:name="_Toc384987411"/>
-      <w:bookmarkStart w:id="29" w:name="_Toc237005496"/>
+      <w:bookmarkStart w:name="_Toc360108597" w:id="27"/>
+      <w:bookmarkStart w:name="_Toc384987411" w:id="28"/>
+      <w:bookmarkStart w:name="_Toc237005496" w:id="29"/>
       <w:r>
         <w:rPr>
           <w:rFonts w:eastAsia="Calibri"/>
@@ -4686,7 +4693,7 @@
         <w:spacing w:line="360" w:lineRule="auto"/>
         <w:ind w:left="630"/>
       </w:pPr>
-      <w:bookmarkStart w:id="30" w:name="_Toc360108598"/>
+      <w:bookmarkStart w:name="_Toc360108598" w:id="30"/>
       <w:r>
         <w:t>[</w:t>
       </w:r>
@@ -4716,8 +4723,8 @@
           <w:b/>
         </w:rPr>
       </w:pPr>
-      <w:bookmarkStart w:id="31" w:name="_Toc384987412"/>
-      <w:bookmarkStart w:id="32" w:name="_Toc237005497"/>
+      <w:bookmarkStart w:name="_Toc384987412" w:id="31"/>
+      <w:bookmarkStart w:name="_Toc237005497" w:id="32"/>
       <w:r>
         <w:rPr>
           <w:rFonts w:eastAsia="Calibri"/>
@@ -4763,8 +4770,8 @@
           <w:b/>
         </w:rPr>
       </w:pPr>
-      <w:bookmarkStart w:id="33" w:name="_Toc384987413"/>
-      <w:bookmarkStart w:id="34" w:name="_Toc237005498"/>
+      <w:bookmarkStart w:name="_Toc384987413" w:id="33"/>
+      <w:bookmarkStart w:name="_Toc237005498" w:id="34"/>
       <w:bookmarkEnd w:id="21"/>
       <w:bookmarkEnd w:id="22"/>
       <w:bookmarkEnd w:id="23"/>
@@ -4799,13 +4806,13 @@
           <w:b/>
         </w:rPr>
       </w:pPr>
-      <w:bookmarkStart w:id="35" w:name="_Use_case_AHR-004a_–_UC01:_Manage_St"/>
-      <w:bookmarkStart w:id="36" w:name="_Use_case_AHR-004a_–_UC01:_Manage_St_1"/>
-      <w:bookmarkStart w:id="37" w:name="_Toc360108600"/>
-      <w:bookmarkStart w:id="38" w:name="_Toc384987414"/>
-      <w:bookmarkStart w:id="39" w:name="_Ref255057459"/>
-      <w:bookmarkStart w:id="40" w:name="_Toc155610002"/>
-      <w:bookmarkStart w:id="41" w:name="_Toc237005499"/>
+      <w:bookmarkStart w:name="_Use_case_AHR-004a_–_UC01:_Manage_St" w:id="35"/>
+      <w:bookmarkStart w:name="_Use_case_AHR-004a_–_UC01:_Manage_St_1" w:id="36"/>
+      <w:bookmarkStart w:name="_Toc360108600" w:id="37"/>
+      <w:bookmarkStart w:name="_Toc384987414" w:id="38"/>
+      <w:bookmarkStart w:name="_Ref255057459" w:id="39"/>
+      <w:bookmarkStart w:name="_Toc155610002" w:id="40"/>
+      <w:bookmarkStart w:name="_Toc237005499" w:id="41"/>
       <w:bookmarkEnd w:id="35"/>
       <w:bookmarkEnd w:id="36"/>
       <w:r>
@@ -4831,40 +4838,40 @@
         <w:ind w:left="907" w:right="0" w:hanging="547"/>
         <w:jc w:val="left"/>
         <w:rPr>
-          <w:rFonts w:ascii="Times New Roman" w:eastAsia="Times New Roman" w:hAnsi="Times New Roman" w:cs="Times New Roman"/>
+          <w:rFonts w:ascii="Times New Roman" w:hAnsi="Times New Roman" w:eastAsia="Times New Roman" w:cs="Times New Roman"/>
         </w:rPr>
       </w:pPr>
-      <w:bookmarkStart w:id="42" w:name="_Toc384987415"/>
-      <w:bookmarkStart w:id="43" w:name="_Toc360108732"/>
-      <w:bookmarkStart w:id="44" w:name="_Toc237005500"/>
+      <w:bookmarkStart w:name="_Toc384987415" w:id="42"/>
+      <w:bookmarkStart w:name="_Toc360108732" w:id="43"/>
+      <w:bookmarkStart w:name="_Toc237005500" w:id="44"/>
       <w:r>
         <w:rPr>
-          <w:rFonts w:ascii="Times New Roman" w:eastAsia="Times New Roman" w:hAnsi="Times New Roman" w:cs="Times New Roman"/>
+          <w:rFonts w:ascii="Times New Roman" w:hAnsi="Times New Roman" w:eastAsia="Times New Roman" w:cs="Times New Roman"/>
         </w:rPr>
         <w:t>Use case 1</w:t>
       </w:r>
       <w:bookmarkEnd w:id="42"/>
       <w:r>
         <w:rPr>
-          <w:rFonts w:ascii="Times New Roman" w:eastAsia="Times New Roman" w:hAnsi="Times New Roman" w:cs="Times New Roman"/>
+          <w:rFonts w:ascii="Times New Roman" w:hAnsi="Times New Roman" w:eastAsia="Times New Roman" w:cs="Times New Roman"/>
         </w:rPr>
         <w:t xml:space="preserve"> &lt;</w:t>
       </w:r>
       <w:r>
         <w:rPr>
-          <w:rFonts w:ascii="Times New Roman" w:eastAsia="Times New Roman" w:hAnsi="Times New Roman" w:cs="Times New Roman"/>
+          <w:rFonts w:ascii="Times New Roman" w:hAnsi="Times New Roman" w:eastAsia="Times New Roman" w:cs="Times New Roman"/>
         </w:rPr>
         <w:t xml:space="preserve">Báo cáo </w:t>
       </w:r>
       <w:r>
         <w:rPr>
-          <w:rFonts w:ascii="Times New Roman" w:eastAsia="Times New Roman" w:hAnsi="Times New Roman" w:cs="Times New Roman"/>
+          <w:rFonts w:ascii="Times New Roman" w:hAnsi="Times New Roman" w:eastAsia="Times New Roman" w:cs="Times New Roman"/>
         </w:rPr>
         <w:t xml:space="preserve">Thông tin phê duyệt </w:t>
       </w:r>
       <w:r>
         <w:rPr>
-          <w:rFonts w:ascii="Times New Roman" w:eastAsia="Times New Roman" w:hAnsi="Times New Roman" w:cs="Times New Roman"/>
+          <w:rFonts w:ascii="Times New Roman" w:hAnsi="Times New Roman" w:eastAsia="Times New Roman" w:cs="Times New Roman"/>
         </w:rPr>
         <w:t>&gt;</w:t>
       </w:r>
@@ -4875,12 +4882,12 @@
         <w:tblW w:w="4743" w:type="pct"/>
         <w:tblInd w:w="475" w:type="dxa"/>
         <w:tblBorders>
-          <w:top w:val="single" w:sz="4" w:space="0" w:color="000000" w:themeColor="text1"/>
-          <w:left w:val="single" w:sz="4" w:space="0" w:color="000000" w:themeColor="text1"/>
-          <w:bottom w:val="single" w:sz="4" w:space="0" w:color="000000" w:themeColor="text1"/>
-          <w:right w:val="single" w:sz="4" w:space="0" w:color="000000" w:themeColor="text1"/>
-          <w:insideH w:val="single" w:sz="4" w:space="0" w:color="000000" w:themeColor="text1"/>
-          <w:insideV w:val="single" w:sz="4" w:space="0" w:color="000000" w:themeColor="text1"/>
+          <w:top w:val="single" w:color="000000" w:themeColor="text1" w:sz="4" w:space="0"/>
+          <w:left w:val="single" w:color="000000" w:themeColor="text1" w:sz="4" w:space="0"/>
+          <w:bottom w:val="single" w:color="000000" w:themeColor="text1" w:sz="4" w:space="0"/>
+          <w:right w:val="single" w:color="000000" w:themeColor="text1" w:sz="4" w:space="0"/>
+          <w:insideH w:val="single" w:color="000000" w:themeColor="text1" w:sz="4" w:space="0"/>
+          <w:insideV w:val="single" w:color="000000" w:themeColor="text1" w:sz="4" w:space="0"/>
         </w:tblBorders>
         <w:tblCellMar>
           <w:top w:w="29" w:type="dxa"/>
@@ -5223,12 +5230,12 @@
         <w:tblW w:w="9180" w:type="dxa"/>
         <w:tblInd w:w="475" w:type="dxa"/>
         <w:tblBorders>
-          <w:top w:val="single" w:sz="8" w:space="0" w:color="000000" w:themeColor="text1"/>
-          <w:left w:val="single" w:sz="8" w:space="0" w:color="000000" w:themeColor="text1"/>
-          <w:bottom w:val="single" w:sz="8" w:space="0" w:color="000000" w:themeColor="text1"/>
-          <w:right w:val="single" w:sz="8" w:space="0" w:color="000000" w:themeColor="text1"/>
-          <w:insideH w:val="single" w:sz="8" w:space="0" w:color="000000" w:themeColor="text1"/>
-          <w:insideV w:val="single" w:sz="8" w:space="0" w:color="000000" w:themeColor="text1"/>
+          <w:top w:val="single" w:color="000000" w:themeColor="text1" w:sz="8" w:space="0"/>
+          <w:left w:val="single" w:color="000000" w:themeColor="text1" w:sz="8" w:space="0"/>
+          <w:bottom w:val="single" w:color="000000" w:themeColor="text1" w:sz="8" w:space="0"/>
+          <w:right w:val="single" w:color="000000" w:themeColor="text1" w:sz="8" w:space="0"/>
+          <w:insideH w:val="single" w:color="000000" w:themeColor="text1" w:sz="8" w:space="0"/>
+          <w:insideV w:val="single" w:color="000000" w:themeColor="text1" w:sz="8" w:space="0"/>
         </w:tblBorders>
         <w:tblLayout w:type="fixed"/>
         <w:tblLook w:val="01E0" w:firstRow="1" w:lastRow="1" w:firstColumn="1" w:lastColumn="1" w:noHBand="0" w:noVBand="0"/>
@@ -5246,13 +5253,14 @@
           <w:tcPr>
             <w:cnfStyle w:val="001000000000" w:firstRow="0" w:lastRow="0" w:firstColumn="1" w:lastColumn="0" w:oddVBand="0" w:evenVBand="0" w:oddHBand="0" w:evenHBand="0" w:firstRowFirstColumn="0" w:firstRowLastColumn="0" w:lastRowFirstColumn="0" w:lastRowLastColumn="0"/>
             <w:tcW w:w="1216" w:type="dxa"/>
+            <w:tcMar/>
           </w:tcPr>
           <w:p>
             <w:pPr>
               <w:ind w:left="-144" w:right="-144"/>
               <w:jc w:val="center"/>
               <w:rPr>
-                <w:rFonts w:ascii="Times New Roman" w:eastAsia="Times New Roman" w:hAnsi="Times New Roman" w:cs="Times New Roman"/>
+                <w:rFonts w:ascii="Times New Roman" w:hAnsi="Times New Roman" w:eastAsia="Times New Roman" w:cs="Times New Roman"/>
                 <w:sz w:val="24"/>
                 <w:szCs w:val="24"/>
                 <w:lang w:val="en-GB"/>
@@ -5260,12 +5268,11 @@
             </w:pPr>
             <w:r>
               <w:rPr>
-                <w:rFonts w:ascii="Times New Roman" w:eastAsia="Times New Roman" w:hAnsi="Times New Roman" w:cs="Times New Roman"/>
+                <w:rFonts w:ascii="Times New Roman" w:hAnsi="Times New Roman" w:eastAsia="Times New Roman" w:cs="Times New Roman"/>
                 <w:sz w:val="24"/>
                 <w:szCs w:val="24"/>
                 <w:lang w:val="en-GB"/>
               </w:rPr>
-              <w:lastRenderedPageBreak/>
               <w:t>Hoạt động</w:t>
             </w:r>
           </w:p>
@@ -5275,17 +5282,18 @@
             <w:cnfStyle w:val="000010000000" w:firstRow="0" w:lastRow="0" w:firstColumn="0" w:lastColumn="0" w:oddVBand="1" w:evenVBand="0" w:oddHBand="0" w:evenHBand="0" w:firstRowFirstColumn="0" w:firstRowLastColumn="0" w:lastRowFirstColumn="0" w:lastRowLastColumn="0"/>
             <w:tcW w:w="851" w:type="dxa"/>
             <w:tcBorders>
-              <w:top w:val="none" w:sz="0" w:space="0" w:color="auto"/>
-              <w:left w:val="none" w:sz="0" w:space="0" w:color="auto"/>
-              <w:right w:val="none" w:sz="0" w:space="0" w:color="auto"/>
+              <w:top w:val="none" w:color="auto" w:sz="0" w:space="0"/>
+              <w:left w:val="none" w:color="auto" w:sz="0" w:space="0"/>
+              <w:right w:val="none" w:color="auto" w:sz="0" w:space="0"/>
             </w:tcBorders>
+            <w:tcMar/>
           </w:tcPr>
           <w:p>
             <w:pPr>
               <w:ind w:left="-142" w:right="-320"/>
               <w:jc w:val="both"/>
               <w:rPr>
-                <w:rFonts w:ascii="Times New Roman" w:eastAsia="Times New Roman" w:hAnsi="Times New Roman" w:cs="Times New Roman"/>
+                <w:rFonts w:ascii="Times New Roman" w:hAnsi="Times New Roman" w:eastAsia="Times New Roman" w:cs="Times New Roman"/>
                 <w:sz w:val="24"/>
                 <w:szCs w:val="24"/>
                 <w:lang w:val="en-GB"/>
@@ -5293,7 +5301,7 @@
             </w:pPr>
             <w:r>
               <w:rPr>
-                <w:rFonts w:ascii="Times New Roman" w:eastAsia="Times New Roman" w:hAnsi="Times New Roman" w:cs="Times New Roman"/>
+                <w:rFonts w:ascii="Times New Roman" w:hAnsi="Times New Roman" w:eastAsia="Times New Roman" w:cs="Times New Roman"/>
                 <w:sz w:val="24"/>
                 <w:szCs w:val="24"/>
                 <w:lang w:val="en-GB"/>
@@ -5302,7 +5310,7 @@
             </w:r>
             <w:r>
               <w:rPr>
-                <w:rFonts w:ascii="Times New Roman" w:eastAsia="Times New Roman" w:hAnsi="Times New Roman" w:cs="Times New Roman"/>
+                <w:rFonts w:ascii="Times New Roman" w:hAnsi="Times New Roman" w:eastAsia="Times New Roman" w:cs="Times New Roman"/>
                 <w:sz w:val="24"/>
                 <w:szCs w:val="24"/>
                 <w:lang w:val="en-GB"/>
@@ -5315,13 +5323,14 @@
           <w:tcPr>
             <w:cnfStyle w:val="000100000000" w:firstRow="0" w:lastRow="0" w:firstColumn="0" w:lastColumn="1" w:oddVBand="0" w:evenVBand="0" w:oddHBand="0" w:evenHBand="0" w:firstRowFirstColumn="0" w:firstRowLastColumn="0" w:lastRowFirstColumn="0" w:lastRowLastColumn="0"/>
             <w:tcW w:w="7113" w:type="dxa"/>
+            <w:tcMar/>
           </w:tcPr>
           <w:p>
             <w:pPr>
               <w:ind w:left="-142" w:right="-320"/>
               <w:jc w:val="center"/>
               <w:rPr>
-                <w:rFonts w:ascii="Times New Roman" w:eastAsia="Times New Roman" w:hAnsi="Times New Roman" w:cs="Times New Roman"/>
+                <w:rFonts w:ascii="Times New Roman" w:hAnsi="Times New Roman" w:eastAsia="Times New Roman" w:cs="Times New Roman"/>
                 <w:sz w:val="24"/>
                 <w:szCs w:val="24"/>
                 <w:lang w:val="en-GB"/>
@@ -5329,7 +5338,7 @@
             </w:pPr>
             <w:r>
               <w:rPr>
-                <w:rFonts w:ascii="Times New Roman" w:eastAsia="Times New Roman" w:hAnsi="Times New Roman" w:cs="Times New Roman"/>
+                <w:rFonts w:ascii="Times New Roman" w:hAnsi="Times New Roman" w:eastAsia="Times New Roman" w:cs="Times New Roman"/>
                 <w:sz w:val="24"/>
                 <w:szCs w:val="24"/>
                 <w:lang w:val="en-GB"/>
@@ -5348,17 +5357,18 @@
             <w:cnfStyle w:val="001000000000" w:firstRow="0" w:lastRow="0" w:firstColumn="1" w:lastColumn="0" w:oddVBand="0" w:evenVBand="0" w:oddHBand="0" w:evenHBand="0" w:firstRowFirstColumn="0" w:firstRowLastColumn="0" w:lastRowFirstColumn="0" w:lastRowLastColumn="0"/>
             <w:tcW w:w="1216" w:type="dxa"/>
             <w:tcBorders>
-              <w:top w:val="none" w:sz="0" w:space="0" w:color="auto"/>
-              <w:left w:val="none" w:sz="0" w:space="0" w:color="auto"/>
-              <w:bottom w:val="none" w:sz="0" w:space="0" w:color="auto"/>
+              <w:top w:val="none" w:color="auto" w:sz="0" w:space="0"/>
+              <w:left w:val="none" w:color="auto" w:sz="0" w:space="0"/>
+              <w:bottom w:val="none" w:color="auto" w:sz="0" w:space="0"/>
             </w:tcBorders>
+            <w:tcMar/>
           </w:tcPr>
           <w:p>
             <w:pPr>
               <w:ind w:left="-144" w:right="-144"/>
               <w:jc w:val="center"/>
               <w:rPr>
-                <w:rFonts w:ascii="Times New Roman" w:eastAsia="Times New Roman" w:hAnsi="Times New Roman" w:cs="Times New Roman"/>
+                <w:rFonts w:ascii="Times New Roman" w:hAnsi="Times New Roman" w:eastAsia="Times New Roman" w:cs="Times New Roman"/>
                 <w:sz w:val="24"/>
                 <w:szCs w:val="24"/>
                 <w:lang w:val="en-GB"/>
@@ -5371,18 +5381,19 @@
             <w:cnfStyle w:val="000010000000" w:firstRow="0" w:lastRow="0" w:firstColumn="0" w:lastColumn="0" w:oddVBand="1" w:evenVBand="0" w:oddHBand="0" w:evenHBand="0" w:firstRowFirstColumn="0" w:firstRowLastColumn="0" w:lastRowFirstColumn="0" w:lastRowLastColumn="0"/>
             <w:tcW w:w="851" w:type="dxa"/>
             <w:tcBorders>
-              <w:top w:val="none" w:sz="0" w:space="0" w:color="auto"/>
-              <w:left w:val="none" w:sz="0" w:space="0" w:color="auto"/>
-              <w:bottom w:val="none" w:sz="0" w:space="0" w:color="auto"/>
-              <w:right w:val="none" w:sz="0" w:space="0" w:color="auto"/>
+              <w:top w:val="none" w:color="auto" w:sz="0" w:space="0"/>
+              <w:left w:val="none" w:color="auto" w:sz="0" w:space="0"/>
+              <w:bottom w:val="none" w:color="auto" w:sz="0" w:space="0"/>
+              <w:right w:val="none" w:color="auto" w:sz="0" w:space="0"/>
             </w:tcBorders>
+            <w:tcMar/>
           </w:tcPr>
           <w:p>
             <w:pPr>
               <w:ind w:left="-144" w:right="-144"/>
               <w:jc w:val="center"/>
               <w:rPr>
-                <w:rFonts w:ascii="Times New Roman" w:eastAsia="Times New Roman" w:hAnsi="Times New Roman" w:cs="Times New Roman"/>
+                <w:rFonts w:ascii="Times New Roman" w:hAnsi="Times New Roman" w:eastAsia="Times New Roman" w:cs="Times New Roman"/>
                 <w:sz w:val="24"/>
                 <w:szCs w:val="24"/>
                 <w:lang w:val="en-GB"/>
@@ -5390,7 +5401,7 @@
             </w:pPr>
             <w:r>
               <w:rPr>
-                <w:rFonts w:ascii="Times New Roman" w:eastAsia="Times New Roman" w:hAnsi="Times New Roman" w:cs="Times New Roman"/>
+                <w:rFonts w:ascii="Times New Roman" w:hAnsi="Times New Roman" w:eastAsia="Times New Roman" w:cs="Times New Roman"/>
                 <w:sz w:val="24"/>
                 <w:szCs w:val="24"/>
                 <w:lang w:val="en-GB"/>
@@ -5404,16 +5415,17 @@
             <w:cnfStyle w:val="000100000000" w:firstRow="0" w:lastRow="0" w:firstColumn="0" w:lastColumn="1" w:oddVBand="0" w:evenVBand="0" w:oddHBand="0" w:evenHBand="0" w:firstRowFirstColumn="0" w:firstRowLastColumn="0" w:lastRowFirstColumn="0" w:lastRowLastColumn="0"/>
             <w:tcW w:w="7113" w:type="dxa"/>
             <w:tcBorders>
-              <w:top w:val="none" w:sz="0" w:space="0" w:color="auto"/>
-              <w:bottom w:val="none" w:sz="0" w:space="0" w:color="auto"/>
-              <w:right w:val="none" w:sz="0" w:space="0" w:color="auto"/>
+              <w:top w:val="none" w:color="auto" w:sz="0" w:space="0"/>
+              <w:bottom w:val="none" w:color="auto" w:sz="0" w:space="0"/>
+              <w:right w:val="none" w:color="auto" w:sz="0" w:space="0"/>
             </w:tcBorders>
+            <w:tcMar/>
           </w:tcPr>
           <w:p>
             <w:pPr>
               <w:ind w:right="-320"/>
               <w:rPr>
-                <w:rFonts w:ascii="Times New Roman" w:eastAsia="Times New Roman" w:hAnsi="Times New Roman" w:cs="Times New Roman"/>
+                <w:rFonts w:ascii="Times New Roman" w:hAnsi="Times New Roman" w:eastAsia="Times New Roman" w:cs="Times New Roman"/>
                 <w:sz w:val="24"/>
                 <w:szCs w:val="24"/>
                 <w:lang w:val="en-GB"/>
@@ -5421,7 +5433,7 @@
             </w:pPr>
             <w:r>
               <w:rPr>
-                <w:rFonts w:ascii="Times New Roman" w:eastAsia="Times New Roman" w:hAnsi="Times New Roman" w:cs="Times New Roman"/>
+                <w:rFonts w:ascii="Times New Roman" w:hAnsi="Times New Roman" w:eastAsia="Times New Roman" w:cs="Times New Roman"/>
                 <w:b/>
                 <w:sz w:val="24"/>
                 <w:szCs w:val="24"/>
@@ -5432,7 +5444,7 @@
             </w:r>
             <w:r>
               <w:rPr>
-                <w:rFonts w:ascii="Times New Roman" w:eastAsia="Times New Roman" w:hAnsi="Times New Roman" w:cs="Times New Roman"/>
+                <w:rFonts w:ascii="Times New Roman" w:hAnsi="Times New Roman" w:eastAsia="Times New Roman" w:cs="Times New Roman"/>
                 <w:sz w:val="24"/>
                 <w:szCs w:val="24"/>
                 <w:lang w:val="en-GB"/>
@@ -5573,13 +5585,14 @@
           <w:tcPr>
             <w:cnfStyle w:val="001000000000" w:firstRow="0" w:lastRow="0" w:firstColumn="1" w:lastColumn="0" w:oddVBand="0" w:evenVBand="0" w:oddHBand="0" w:evenHBand="0" w:firstRowFirstColumn="0" w:firstRowLastColumn="0" w:lastRowFirstColumn="0" w:lastRowLastColumn="0"/>
             <w:tcW w:w="1216" w:type="dxa"/>
+            <w:tcMar/>
           </w:tcPr>
           <w:p>
             <w:pPr>
               <w:ind w:left="-144" w:right="-144"/>
               <w:jc w:val="center"/>
               <w:rPr>
-                <w:rFonts w:ascii="Times New Roman" w:eastAsia="Times New Roman" w:hAnsi="Times New Roman" w:cs="Times New Roman"/>
+                <w:rFonts w:ascii="Times New Roman" w:hAnsi="Times New Roman" w:eastAsia="Times New Roman" w:cs="Times New Roman"/>
                 <w:sz w:val="24"/>
                 <w:szCs w:val="24"/>
                 <w:lang w:val="en-GB"/>
@@ -5592,16 +5605,17 @@
             <w:cnfStyle w:val="000010000000" w:firstRow="0" w:lastRow="0" w:firstColumn="0" w:lastColumn="0" w:oddVBand="1" w:evenVBand="0" w:oddHBand="0" w:evenHBand="0" w:firstRowFirstColumn="0" w:firstRowLastColumn="0" w:lastRowFirstColumn="0" w:lastRowLastColumn="0"/>
             <w:tcW w:w="851" w:type="dxa"/>
             <w:tcBorders>
-              <w:left w:val="none" w:sz="0" w:space="0" w:color="auto"/>
-              <w:right w:val="none" w:sz="0" w:space="0" w:color="auto"/>
+              <w:left w:val="none" w:color="auto" w:sz="0" w:space="0"/>
+              <w:right w:val="none" w:color="auto" w:sz="0" w:space="0"/>
             </w:tcBorders>
+            <w:tcMar/>
           </w:tcPr>
           <w:p>
             <w:pPr>
               <w:ind w:left="-144" w:right="-144"/>
               <w:jc w:val="center"/>
               <w:rPr>
-                <w:rFonts w:ascii="Times New Roman" w:eastAsia="Times New Roman" w:hAnsi="Times New Roman" w:cs="Times New Roman"/>
+                <w:rFonts w:ascii="Times New Roman" w:hAnsi="Times New Roman" w:eastAsia="Times New Roman" w:cs="Times New Roman"/>
                 <w:sz w:val="24"/>
                 <w:szCs w:val="24"/>
                 <w:lang w:val="en-GB"/>
@@ -5609,7 +5623,7 @@
             </w:pPr>
             <w:r>
               <w:rPr>
-                <w:rFonts w:ascii="Times New Roman" w:eastAsia="Times New Roman" w:hAnsi="Times New Roman" w:cs="Times New Roman"/>
+                <w:rFonts w:ascii="Times New Roman" w:hAnsi="Times New Roman" w:eastAsia="Times New Roman" w:cs="Times New Roman"/>
                 <w:sz w:val="24"/>
                 <w:szCs w:val="24"/>
                 <w:lang w:val="en-GB"/>
@@ -5622,6 +5636,7 @@
           <w:tcPr>
             <w:cnfStyle w:val="000100000000" w:firstRow="0" w:lastRow="0" w:firstColumn="0" w:lastColumn="1" w:oddVBand="0" w:evenVBand="0" w:oddHBand="0" w:evenHBand="0" w:firstRowFirstColumn="0" w:firstRowLastColumn="0" w:lastRowFirstColumn="0" w:lastRowLastColumn="0"/>
             <w:tcW w:w="7113" w:type="dxa"/>
+            <w:tcMar/>
           </w:tcPr>
           <w:p>
             <w:pPr>
@@ -5673,6 +5688,7 @@
               <w:tc>
                 <w:tcPr>
                   <w:tcW w:w="2995" w:type="dxa"/>
+                  <w:tcMar/>
                 </w:tcPr>
                 <w:p>
                   <w:pPr>
@@ -5698,6 +5714,7 @@
               <w:tc>
                 <w:tcPr>
                   <w:tcW w:w="3653" w:type="dxa"/>
+                  <w:tcMar/>
                 </w:tcPr>
                 <w:p>
                   <w:pPr>
@@ -5737,6 +5754,7 @@
                 <w:tcPr>
                   <w:tcW w:w="6648" w:type="dxa"/>
                   <w:gridSpan w:val="2"/>
+                  <w:tcMar/>
                 </w:tcPr>
                 <w:p>
                   <w:pPr>
@@ -5769,6 +5787,7 @@
               <w:tc>
                 <w:tcPr>
                   <w:tcW w:w="2995" w:type="dxa"/>
+                  <w:tcMar/>
                 </w:tcPr>
                 <w:p>
                   <w:pPr>
@@ -5791,9 +5810,11 @@
               <w:tc>
                 <w:tcPr>
                   <w:tcW w:w="3653" w:type="dxa"/>
+                  <w:tcMar/>
                 </w:tcPr>
                 <w:p>
                   <w:pPr>
+                    <w:pStyle w:val="Normal"/>
                     <w:spacing w:line="360" w:lineRule="auto"/>
                     <w:ind w:right="175"/>
                     <w:jc w:val="left"/>
@@ -5809,7 +5830,6 @@
                     </w:rPr>
                     <w:t xml:space="preserve">WHERE </w:t>
                   </w:r>
-                  <w:proofErr w:type="gramStart"/>
                   <w:r>
                     <w:rPr>
                       <w:rFonts w:eastAsia="Times New Roman"/>
@@ -5823,21 +5843,30 @@
                     </w:rPr>
                     <w:t>WORKSTEP</w:t>
                   </w:r>
-                  <w:proofErr w:type="gramEnd"/>
                   <w:r>
                     <w:rPr>
                       <w:rFonts w:eastAsia="Times New Roman"/>
                     </w:rPr>
-                    <w:t xml:space="preserve"> in ('CreditApproval</w:t>
+                    <w:t xml:space="preserve"> in ('</w:t>
                   </w:r>
-                  <w:proofErr w:type="gramStart"/>
                   <w:r>
                     <w:rPr>
                       <w:rFonts w:eastAsia="Times New Roman"/>
                     </w:rPr>
-                    <w:t>',CreditCommittee</w:t>
+                    <w:t>CreditApproval</w:t>
                   </w:r>
-                  <w:proofErr w:type="gramEnd"/>
+                  <w:r>
+                    <w:rPr>
+                      <w:rFonts w:eastAsia="Times New Roman"/>
+                    </w:rPr>
+                    <w:t>',</w:t>
+                  </w:r>
+                  <w:r>
+                    <w:rPr>
+                      <w:rFonts w:eastAsia="Times New Roman"/>
+                    </w:rPr>
+                    <w:t>CreditCommittee</w:t>
+                  </w:r>
                   <w:r>
                     <w:rPr>
                       <w:rFonts w:eastAsia="Times New Roman"/>
@@ -5862,7 +5891,6 @@
                     </w:rPr>
                     <w:t xml:space="preserve"> </w:t>
                   </w:r>
-                  <w:proofErr w:type="gramStart"/>
                   <w:r>
                     <w:rPr>
                       <w:rFonts w:eastAsia="Times New Roman"/>
@@ -5875,12 +5903,53 @@
                     </w:rPr>
                     <w:t>DECISION</w:t>
                   </w:r>
-                  <w:proofErr w:type="gramEnd"/>
                   <w:r>
                     <w:rPr>
                       <w:rFonts w:eastAsia="Times New Roman"/>
                     </w:rPr>
-                    <w:t xml:space="preserve"> in ('Submit','Reject','Send to HOSupport,'Send to PostSanction')</w:t>
+                    <w:t xml:space="preserve"> in ('</w:t>
+                  </w:r>
+                  <w:r>
+                    <w:rPr>
+                      <w:rFonts w:eastAsia="Times New Roman"/>
+                    </w:rPr>
+                    <w:t>Submit','Reject','Send</w:t>
+                  </w:r>
+                  <w:r>
+                    <w:rPr>
+                      <w:rFonts w:eastAsia="Times New Roman"/>
+                    </w:rPr>
+                    <w:t xml:space="preserve"> to </w:t>
+                  </w:r>
+                  <w:r>
+                    <w:rPr>
+                      <w:rFonts w:eastAsia="Times New Roman"/>
+                    </w:rPr>
+                    <w:t>HOSupport</w:t>
+                  </w:r>
+                  <w:r>
+                    <w:rPr>
+                      <w:rFonts w:eastAsia="Times New Roman"/>
+                    </w:rPr>
+                    <w:t>'</w:t>
+                  </w:r>
+                  <w:r>
+                    <w:rPr>
+                      <w:rFonts w:eastAsia="Times New Roman"/>
+                    </w:rPr>
+                    <w:t xml:space="preserve">,'Send to </w:t>
+                  </w:r>
+                  <w:r>
+                    <w:rPr>
+                      <w:rFonts w:eastAsia="Times New Roman"/>
+                    </w:rPr>
+                    <w:t>PostSanction</w:t>
+                  </w:r>
+                  <w:r>
+                    <w:rPr>
+                      <w:rFonts w:eastAsia="Times New Roman"/>
+                    </w:rPr>
+                    <w:t>')</w:t>
                   </w:r>
                 </w:p>
               </w:tc>
@@ -5892,6 +5961,7 @@
               <w:tc>
                 <w:tcPr>
                   <w:tcW w:w="2995" w:type="dxa"/>
+                  <w:tcMar/>
                 </w:tcPr>
                 <w:p>
                   <w:pPr>
@@ -5913,6 +5983,7 @@
               <w:tc>
                 <w:tcPr>
                   <w:tcW w:w="3653" w:type="dxa"/>
+                  <w:tcMar/>
                 </w:tcPr>
                 <w:p>
                   <w:pPr>
@@ -5974,6 +6045,7 @@
               <w:tc>
                 <w:tcPr>
                   <w:tcW w:w="2995" w:type="dxa"/>
+                  <w:tcMar/>
                 </w:tcPr>
                 <w:p>
                   <w:pPr>
@@ -5995,6 +6067,7 @@
               <w:tc>
                 <w:tcPr>
                   <w:tcW w:w="3653" w:type="dxa"/>
+                  <w:tcMar/>
                 </w:tcPr>
                 <w:p>
                   <w:pPr>
@@ -6062,6 +6135,7 @@
               <w:tc>
                 <w:tcPr>
                   <w:tcW w:w="2995" w:type="dxa"/>
+                  <w:tcMar/>
                 </w:tcPr>
                 <w:p>
                   <w:pPr>
@@ -6083,6 +6157,7 @@
               <w:tc>
                 <w:tcPr>
                   <w:tcW w:w="3653" w:type="dxa"/>
+                  <w:tcMar/>
                 </w:tcPr>
                 <w:p>
                   <w:pPr>
@@ -6150,6 +6225,7 @@
               <w:tc>
                 <w:tcPr>
                   <w:tcW w:w="2995" w:type="dxa"/>
+                  <w:tcMar/>
                 </w:tcPr>
                 <w:p>
                   <w:pPr>
@@ -6171,6 +6247,7 @@
               <w:tc>
                 <w:tcPr>
                   <w:tcW w:w="3653" w:type="dxa"/>
+                  <w:tcMar/>
                 </w:tcPr>
                 <w:p>
                   <w:pPr>
@@ -6238,6 +6315,7 @@
               <w:tc>
                 <w:tcPr>
                   <w:tcW w:w="2995" w:type="dxa"/>
+                  <w:tcMar/>
                 </w:tcPr>
                 <w:p>
                   <w:pPr>
@@ -6259,6 +6337,7 @@
               <w:tc>
                 <w:tcPr>
                   <w:tcW w:w="3653" w:type="dxa"/>
+                  <w:tcMar/>
                 </w:tcPr>
                 <w:p>
                   <w:pPr>
@@ -6327,6 +6406,7 @@
                 <w:tcPr>
                   <w:tcW w:w="6648" w:type="dxa"/>
                   <w:gridSpan w:val="2"/>
+                  <w:tcMar/>
                 </w:tcPr>
                 <w:p>
                   <w:pPr>
@@ -6361,6 +6441,7 @@
               <w:tc>
                 <w:tcPr>
                   <w:tcW w:w="2995" w:type="dxa"/>
+                  <w:tcMar/>
                 </w:tcPr>
                 <w:p>
                   <w:pPr>
@@ -6382,9 +6463,11 @@
               <w:tc>
                 <w:tcPr>
                   <w:tcW w:w="3653" w:type="dxa"/>
+                  <w:tcMar/>
                 </w:tcPr>
                 <w:p>
                   <w:pPr>
+                    <w:pStyle w:val="Normal"/>
                     <w:spacing w:line="360" w:lineRule="auto"/>
                     <w:ind w:right="175"/>
                     <w:jc w:val="left"/>
@@ -6401,7 +6484,6 @@
                     </w:rPr>
                     <w:t xml:space="preserve">WHERE </w:t>
                   </w:r>
-                  <w:proofErr w:type="gramStart"/>
                   <w:r>
                     <w:rPr>
                       <w:rFonts w:eastAsia="Times New Roman"/>
@@ -6415,47 +6497,113 @@
                     </w:rPr>
                     <w:t>WORKSTEP</w:t>
                   </w:r>
-                  <w:proofErr w:type="gramEnd"/>
                   <w:r>
                     <w:rPr>
                       <w:rFonts w:eastAsia="Times New Roman"/>
                     </w:rPr>
-                    <w:t xml:space="preserve"> in ('CreditApproval</w:t>
+                    <w:t xml:space="preserve"> in ('</w:t>
                   </w:r>
-                  <w:proofErr w:type="gramStart"/>
                   <w:r>
                     <w:rPr>
                       <w:rFonts w:eastAsia="Times New Roman"/>
                     </w:rPr>
-                    <w:t>',CreditCommittee</w:t>
+                    <w:t>CreditApproval</w:t>
                   </w:r>
-                  <w:proofErr w:type="gramEnd"/>
+                  <w:r>
+                    <w:rPr>
+                      <w:rFonts w:eastAsia="Times New Roman"/>
+                    </w:rPr>
+                    <w:t>',</w:t>
+                  </w:r>
+                  <w:r>
+                    <w:rPr>
+                      <w:rFonts w:eastAsia="Times New Roman"/>
+                    </w:rPr>
+                    <w:t xml:space="preserve"> '</w:t>
+                  </w:r>
+                  <w:r>
+                    <w:rPr>
+                      <w:rFonts w:eastAsia="Times New Roman"/>
+                    </w:rPr>
+                    <w:t>CreditCommittee</w:t>
+                  </w:r>
                   <w:r>
                     <w:rPr>
                       <w:rFonts w:eastAsia="Times New Roman"/>
                     </w:rPr>
                     <w:t xml:space="preserve">') AND </w:t>
                   </w:r>
-                  <w:proofErr w:type="gramStart"/>
                   <w:r>
                     <w:rPr>
                       <w:rFonts w:eastAsia="Times New Roman"/>
                     </w:rPr>
                     <w:t>a.DECISION</w:t>
                   </w:r>
-                  <w:proofErr w:type="gramEnd"/>
                   <w:r>
                     <w:rPr>
                       <w:rFonts w:eastAsia="Times New Roman"/>
                     </w:rPr>
-                    <w:t xml:space="preserve"> in ('Submit','Reject','Send to </w:t>
+                    <w:t xml:space="preserve"> in ('S</w:t>
                   </w:r>
                   <w:r>
                     <w:rPr>
                       <w:rFonts w:eastAsia="Times New Roman"/>
                     </w:rPr>
-                    <w:lastRenderedPageBreak/>
-                    <w:t>HOSupport,'Send to PostSanction')</w:t>
+                    <w:t>ubmit</w:t>
+                  </w:r>
+                  <w:r>
+                    <w:rPr>
+                      <w:rFonts w:eastAsia="Times New Roman"/>
+                    </w:rPr>
+                    <w:t>','</w:t>
+                  </w:r>
+                  <w:r>
+                    <w:rPr>
+                      <w:rFonts w:eastAsia="Times New Roman"/>
+                    </w:rPr>
+                    <w:t>Reject','Send</w:t>
+                  </w:r>
+                  <w:r>
+                    <w:rPr>
+                      <w:rFonts w:eastAsia="Times New Roman"/>
+                    </w:rPr>
+                    <w:t xml:space="preserve"> to </w:t>
+                  </w:r>
+                  <w:r>
+                    <w:rPr>
+                      <w:rFonts w:eastAsia="Times New Roman"/>
+                    </w:rPr>
+                    <w:t>H</w:t>
+                  </w:r>
+                  <w:r>
+                    <w:rPr>
+                      <w:rFonts w:eastAsia="Times New Roman"/>
+                    </w:rPr>
+                    <w:t>OSupport</w:t>
+                  </w:r>
+                  <w:r>
+                    <w:rPr>
+                      <w:rFonts w:eastAsia="Times New Roman"/>
+                    </w:rPr>
+                    <w:t>'</w:t>
+                  </w:r>
+                  <w:r>
+                    <w:rPr>
+                      <w:rFonts w:eastAsia="Times New Roman"/>
+                    </w:rPr>
+                    <w:t>,'Send to P</w:t>
+                  </w:r>
+                  <w:r>
+                    <w:rPr>
+                      <w:rFonts w:eastAsia="Times New Roman"/>
+                    </w:rPr>
+                    <w:t>ostSanction</w:t>
+                  </w:r>
+                  <w:r>
+                    <w:rPr>
+                      <w:rFonts w:eastAsia="Times New Roman"/>
+                    </w:rPr>
+                    <w:t>')</w:t>
                   </w:r>
                 </w:p>
               </w:tc>
@@ -6467,6 +6615,7 @@
               <w:tc>
                 <w:tcPr>
                   <w:tcW w:w="2995" w:type="dxa"/>
+                  <w:tcMar/>
                 </w:tcPr>
                 <w:p>
                   <w:pPr>
@@ -6478,7 +6627,6 @@
                     </w:rPr>
                   </w:pPr>
                   <w:r>
-                    <w:lastRenderedPageBreak/>
                     <w:t>SBLOS2.NG_SB_RLOS_APPROVAL (b)</w:t>
                   </w:r>
                 </w:p>
@@ -6486,6 +6634,7 @@
               <w:tc>
                 <w:tcPr>
                   <w:tcW w:w="3653" w:type="dxa"/>
+                  <w:tcMar/>
                 </w:tcPr>
                 <w:p>
                   <w:pPr>
@@ -6542,6 +6691,7 @@
               <w:tc>
                 <w:tcPr>
                   <w:tcW w:w="2995" w:type="dxa"/>
+                  <w:tcMar/>
                 </w:tcPr>
                 <w:p>
                   <w:pPr>
@@ -6560,6 +6710,7 @@
               <w:tc>
                 <w:tcPr>
                   <w:tcW w:w="3653" w:type="dxa"/>
+                  <w:tcMar/>
                 </w:tcPr>
                 <w:p>
                   <w:pPr>
@@ -6621,6 +6772,7 @@
               <w:tc>
                 <w:tcPr>
                   <w:tcW w:w="2995" w:type="dxa"/>
+                  <w:tcMar/>
                 </w:tcPr>
                 <w:p>
                   <w:pPr>
@@ -6639,6 +6791,7 @@
               <w:tc>
                 <w:tcPr>
                   <w:tcW w:w="3653" w:type="dxa"/>
+                  <w:tcMar/>
                 </w:tcPr>
                 <w:p>
                   <w:pPr>
@@ -6699,6 +6852,7 @@
               <w:tc>
                 <w:tcPr>
                   <w:tcW w:w="2995" w:type="dxa"/>
+                  <w:tcMar/>
                 </w:tcPr>
                 <w:p>
                   <w:pPr>
@@ -6717,6 +6871,7 @@
               <w:tc>
                 <w:tcPr>
                   <w:tcW w:w="3653" w:type="dxa"/>
+                  <w:tcMar/>
                 </w:tcPr>
                 <w:p>
                   <w:pPr>
@@ -6777,6 +6932,7 @@
               <w:tc>
                 <w:tcPr>
                   <w:tcW w:w="2995" w:type="dxa"/>
+                  <w:tcMar/>
                 </w:tcPr>
                 <w:p>
                   <w:pPr>
@@ -6795,6 +6951,7 @@
               <w:tc>
                 <w:tcPr>
                   <w:tcW w:w="3653" w:type="dxa"/>
+                  <w:tcMar/>
                 </w:tcPr>
                 <w:p>
                   <w:pPr>
@@ -6855,6 +7012,7 @@
               <w:tc>
                 <w:tcPr>
                   <w:tcW w:w="2995" w:type="dxa"/>
+                  <w:tcMar/>
                 </w:tcPr>
                 <w:p>
                   <w:pPr>
@@ -6873,6 +7031,7 @@
               <w:tc>
                 <w:tcPr>
                   <w:tcW w:w="3653" w:type="dxa"/>
+                  <w:tcMar/>
                 </w:tcPr>
                 <w:p>
                   <w:pPr>
@@ -6940,6 +7099,7 @@
               <w:tc>
                 <w:tcPr>
                   <w:tcW w:w="2995" w:type="dxa"/>
+                  <w:tcMar/>
                 </w:tcPr>
                 <w:p>
                   <w:pPr>
@@ -6958,6 +7118,7 @@
               <w:tc>
                 <w:tcPr>
                   <w:tcW w:w="3653" w:type="dxa"/>
+                  <w:tcMar/>
                 </w:tcPr>
                 <w:p>
                   <w:pPr>
@@ -7025,6 +7186,7 @@
               <w:tc>
                 <w:tcPr>
                   <w:tcW w:w="2995" w:type="dxa"/>
+                  <w:tcMar/>
                 </w:tcPr>
                 <w:p>
                   <w:pPr>
@@ -7043,6 +7205,7 @@
               <w:tc>
                 <w:tcPr>
                   <w:tcW w:w="3653" w:type="dxa"/>
+                  <w:tcMar/>
                 </w:tcPr>
                 <w:p>
                   <w:pPr>
@@ -7108,7 +7271,7 @@
             <w:pPr>
               <w:spacing w:line="360" w:lineRule="auto"/>
               <w:rPr>
-                <w:rFonts w:ascii="Times New Roman" w:eastAsia="Times New Roman" w:hAnsi="Times New Roman" w:cs="Times New Roman"/>
+                <w:rFonts w:ascii="Times New Roman" w:hAnsi="Times New Roman" w:eastAsia="Times New Roman" w:cs="Times New Roman"/>
                 <w:lang w:val="en-GB"/>
               </w:rPr>
             </w:pPr>
@@ -7124,17 +7287,18 @@
             <w:cnfStyle w:val="001000000000" w:firstRow="0" w:lastRow="0" w:firstColumn="1" w:lastColumn="0" w:oddVBand="0" w:evenVBand="0" w:oddHBand="0" w:evenHBand="0" w:firstRowFirstColumn="0" w:firstRowLastColumn="0" w:lastRowFirstColumn="0" w:lastRowLastColumn="0"/>
             <w:tcW w:w="1216" w:type="dxa"/>
             <w:tcBorders>
-              <w:top w:val="none" w:sz="0" w:space="0" w:color="auto"/>
-              <w:left w:val="none" w:sz="0" w:space="0" w:color="auto"/>
-              <w:bottom w:val="none" w:sz="0" w:space="0" w:color="auto"/>
+              <w:top w:val="none" w:color="auto" w:sz="0" w:space="0"/>
+              <w:left w:val="none" w:color="auto" w:sz="0" w:space="0"/>
+              <w:bottom w:val="none" w:color="auto" w:sz="0" w:space="0"/>
             </w:tcBorders>
+            <w:tcMar/>
           </w:tcPr>
           <w:p>
             <w:pPr>
               <w:ind w:left="-144" w:right="-144"/>
               <w:jc w:val="center"/>
               <w:rPr>
-                <w:rFonts w:ascii="Times New Roman" w:eastAsia="Times New Roman" w:hAnsi="Times New Roman" w:cs="Times New Roman"/>
+                <w:rFonts w:ascii="Times New Roman" w:hAnsi="Times New Roman" w:eastAsia="Times New Roman" w:cs="Times New Roman"/>
                 <w:sz w:val="24"/>
                 <w:szCs w:val="24"/>
                 <w:lang w:val="en-GB"/>
@@ -7147,18 +7311,19 @@
             <w:cnfStyle w:val="000010000000" w:firstRow="0" w:lastRow="0" w:firstColumn="0" w:lastColumn="0" w:oddVBand="1" w:evenVBand="0" w:oddHBand="0" w:evenHBand="0" w:firstRowFirstColumn="0" w:firstRowLastColumn="0" w:lastRowFirstColumn="0" w:lastRowLastColumn="0"/>
             <w:tcW w:w="851" w:type="dxa"/>
             <w:tcBorders>
-              <w:top w:val="none" w:sz="0" w:space="0" w:color="auto"/>
-              <w:left w:val="none" w:sz="0" w:space="0" w:color="auto"/>
-              <w:bottom w:val="none" w:sz="0" w:space="0" w:color="auto"/>
-              <w:right w:val="none" w:sz="0" w:space="0" w:color="auto"/>
+              <w:top w:val="none" w:color="auto" w:sz="0" w:space="0"/>
+              <w:left w:val="none" w:color="auto" w:sz="0" w:space="0"/>
+              <w:bottom w:val="none" w:color="auto" w:sz="0" w:space="0"/>
+              <w:right w:val="none" w:color="auto" w:sz="0" w:space="0"/>
             </w:tcBorders>
+            <w:tcMar/>
           </w:tcPr>
           <w:p>
             <w:pPr>
               <w:ind w:left="-144" w:right="-144"/>
               <w:jc w:val="center"/>
               <w:rPr>
-                <w:rFonts w:ascii="Times New Roman" w:eastAsia="Times New Roman" w:hAnsi="Times New Roman" w:cs="Times New Roman"/>
+                <w:rFonts w:ascii="Times New Roman" w:hAnsi="Times New Roman" w:eastAsia="Times New Roman" w:cs="Times New Roman"/>
                 <w:sz w:val="24"/>
                 <w:szCs w:val="24"/>
                 <w:lang w:val="en-GB"/>
@@ -7166,7 +7331,7 @@
             </w:pPr>
             <w:r>
               <w:rPr>
-                <w:rFonts w:ascii="Times New Roman" w:eastAsia="Times New Roman" w:hAnsi="Times New Roman" w:cs="Times New Roman"/>
+                <w:rFonts w:ascii="Times New Roman" w:hAnsi="Times New Roman" w:eastAsia="Times New Roman" w:cs="Times New Roman"/>
                 <w:sz w:val="24"/>
                 <w:szCs w:val="24"/>
                 <w:lang w:val="en-GB"/>
@@ -7180,10 +7345,11 @@
             <w:cnfStyle w:val="000100000000" w:firstRow="0" w:lastRow="0" w:firstColumn="0" w:lastColumn="1" w:oddVBand="0" w:evenVBand="0" w:oddHBand="0" w:evenHBand="0" w:firstRowFirstColumn="0" w:firstRowLastColumn="0" w:lastRowFirstColumn="0" w:lastRowLastColumn="0"/>
             <w:tcW w:w="7113" w:type="dxa"/>
             <w:tcBorders>
-              <w:top w:val="none" w:sz="0" w:space="0" w:color="auto"/>
-              <w:bottom w:val="none" w:sz="0" w:space="0" w:color="auto"/>
-              <w:right w:val="none" w:sz="0" w:space="0" w:color="auto"/>
+              <w:top w:val="none" w:color="auto" w:sz="0" w:space="0"/>
+              <w:bottom w:val="none" w:color="auto" w:sz="0" w:space="0"/>
+              <w:right w:val="none" w:color="auto" w:sz="0" w:space="0"/>
             </w:tcBorders>
+            <w:tcMar/>
           </w:tcPr>
           <w:p>
             <w:pPr>
@@ -7238,8 +7404,8 @@
           <w:b/>
         </w:rPr>
       </w:pPr>
-      <w:bookmarkStart w:id="45" w:name="_Toc384987416"/>
-      <w:bookmarkStart w:id="46" w:name="_Toc360108733"/>
+      <w:bookmarkStart w:name="_Toc384987416" w:id="45"/>
+      <w:bookmarkStart w:name="_Toc360108733" w:id="46"/>
       <w:bookmarkEnd w:id="39"/>
       <w:bookmarkEnd w:id="40"/>
       <w:bookmarkEnd w:id="43"/>
@@ -7262,6 +7428,7 @@
         <w:tc>
           <w:tcPr>
             <w:tcW w:w="838" w:type="dxa"/>
+            <w:tcMar/>
           </w:tcPr>
           <w:p>
             <w:pPr>
@@ -7286,6 +7453,7 @@
         <w:tc>
           <w:tcPr>
             <w:tcW w:w="1842" w:type="dxa"/>
+            <w:tcMar/>
           </w:tcPr>
           <w:p>
             <w:pPr>
@@ -7310,6 +7478,7 @@
         <w:tc>
           <w:tcPr>
             <w:tcW w:w="1985" w:type="dxa"/>
+            <w:tcMar/>
           </w:tcPr>
           <w:p>
             <w:pPr>
@@ -7334,6 +7503,7 @@
         <w:tc>
           <w:tcPr>
             <w:tcW w:w="4819" w:type="dxa"/>
+            <w:tcMar/>
           </w:tcPr>
           <w:p>
             <w:pPr>
@@ -7361,6 +7531,7 @@
           <w:tcPr>
             <w:tcW w:w="9484" w:type="dxa"/>
             <w:gridSpan w:val="4"/>
+            <w:tcMar/>
           </w:tcPr>
           <w:p>
             <w:pPr>
@@ -7390,6 +7561,7 @@
         <w:tc>
           <w:tcPr>
             <w:tcW w:w="838" w:type="dxa"/>
+            <w:tcMar/>
           </w:tcPr>
           <w:p>
             <w:pPr>
@@ -7409,6 +7581,7 @@
         <w:tc>
           <w:tcPr>
             <w:tcW w:w="1842" w:type="dxa"/>
+            <w:tcMar/>
           </w:tcPr>
           <w:p>
             <w:pPr>
@@ -7430,6 +7603,7 @@
         <w:tc>
           <w:tcPr>
             <w:tcW w:w="1985" w:type="dxa"/>
+            <w:tcMar/>
           </w:tcPr>
           <w:p>
             <w:pPr>
@@ -7450,6 +7624,7 @@
         <w:tc>
           <w:tcPr>
             <w:tcW w:w="4819" w:type="dxa"/>
+            <w:tcMar/>
           </w:tcPr>
           <w:p>
             <w:pPr>
@@ -7472,6 +7647,7 @@
         <w:tc>
           <w:tcPr>
             <w:tcW w:w="838" w:type="dxa"/>
+            <w:tcMar/>
           </w:tcPr>
           <w:p>
             <w:pPr>
@@ -7491,6 +7667,7 @@
         <w:tc>
           <w:tcPr>
             <w:tcW w:w="1842" w:type="dxa"/>
+            <w:tcMar/>
           </w:tcPr>
           <w:p>
             <w:pPr>
@@ -7512,6 +7689,7 @@
         <w:tc>
           <w:tcPr>
             <w:tcW w:w="1985" w:type="dxa"/>
+            <w:tcMar/>
           </w:tcPr>
           <w:p>
             <w:pPr>
@@ -7532,6 +7710,7 @@
         <w:tc>
           <w:tcPr>
             <w:tcW w:w="4819" w:type="dxa"/>
+            <w:tcMar/>
           </w:tcPr>
           <w:p>
             <w:pPr>
@@ -7554,6 +7733,7 @@
         <w:tc>
           <w:tcPr>
             <w:tcW w:w="838" w:type="dxa"/>
+            <w:tcMar/>
           </w:tcPr>
           <w:p>
             <w:pPr>
@@ -7573,6 +7753,7 @@
         <w:tc>
           <w:tcPr>
             <w:tcW w:w="1842" w:type="dxa"/>
+            <w:tcMar/>
           </w:tcPr>
           <w:p>
             <w:pPr>
@@ -7594,6 +7775,7 @@
         <w:tc>
           <w:tcPr>
             <w:tcW w:w="1985" w:type="dxa"/>
+            <w:tcMar/>
           </w:tcPr>
           <w:p>
             <w:pPr>
@@ -7614,6 +7796,7 @@
         <w:tc>
           <w:tcPr>
             <w:tcW w:w="4819" w:type="dxa"/>
+            <w:tcMar/>
           </w:tcPr>
           <w:p>
             <w:pPr>
@@ -7636,6 +7819,7 @@
         <w:tc>
           <w:tcPr>
             <w:tcW w:w="838" w:type="dxa"/>
+            <w:tcMar/>
           </w:tcPr>
           <w:p>
             <w:pPr>
@@ -7655,6 +7839,7 @@
         <w:tc>
           <w:tcPr>
             <w:tcW w:w="1842" w:type="dxa"/>
+            <w:tcMar/>
           </w:tcPr>
           <w:p>
             <w:pPr>
@@ -7676,6 +7861,7 @@
         <w:tc>
           <w:tcPr>
             <w:tcW w:w="1985" w:type="dxa"/>
+            <w:tcMar/>
           </w:tcPr>
           <w:p>
             <w:pPr>
@@ -7696,6 +7882,7 @@
         <w:tc>
           <w:tcPr>
             <w:tcW w:w="4819" w:type="dxa"/>
+            <w:tcMar/>
           </w:tcPr>
           <w:p>
             <w:pPr>
@@ -7718,6 +7905,7 @@
         <w:tc>
           <w:tcPr>
             <w:tcW w:w="838" w:type="dxa"/>
+            <w:tcMar/>
           </w:tcPr>
           <w:p>
             <w:pPr>
@@ -7738,6 +7926,7 @@
         <w:tc>
           <w:tcPr>
             <w:tcW w:w="1842" w:type="dxa"/>
+            <w:tcMar/>
           </w:tcPr>
           <w:p>
             <w:pPr>
@@ -7759,6 +7948,7 @@
         <w:tc>
           <w:tcPr>
             <w:tcW w:w="1985" w:type="dxa"/>
+            <w:tcMar/>
           </w:tcPr>
           <w:p>
             <w:pPr>
@@ -7779,6 +7969,7 @@
         <w:tc>
           <w:tcPr>
             <w:tcW w:w="4819" w:type="dxa"/>
+            <w:tcMar/>
           </w:tcPr>
           <w:p>
             <w:pPr>
@@ -7801,6 +7992,7 @@
         <w:tc>
           <w:tcPr>
             <w:tcW w:w="838" w:type="dxa"/>
+            <w:tcMar/>
           </w:tcPr>
           <w:p>
             <w:pPr>
@@ -7821,6 +8013,7 @@
         <w:tc>
           <w:tcPr>
             <w:tcW w:w="1842" w:type="dxa"/>
+            <w:tcMar/>
           </w:tcPr>
           <w:p>
             <w:pPr>
@@ -7842,6 +8035,7 @@
         <w:tc>
           <w:tcPr>
             <w:tcW w:w="1985" w:type="dxa"/>
+            <w:tcMar/>
           </w:tcPr>
           <w:p>
             <w:pPr>
@@ -7862,6 +8056,7 @@
         <w:tc>
           <w:tcPr>
             <w:tcW w:w="4819" w:type="dxa"/>
+            <w:tcMar/>
           </w:tcPr>
           <w:p>
             <w:pPr>
@@ -7884,6 +8079,7 @@
         <w:tc>
           <w:tcPr>
             <w:tcW w:w="838" w:type="dxa"/>
+            <w:tcMar/>
           </w:tcPr>
           <w:p>
             <w:pPr>
@@ -7904,6 +8100,7 @@
         <w:tc>
           <w:tcPr>
             <w:tcW w:w="1842" w:type="dxa"/>
+            <w:tcMar/>
           </w:tcPr>
           <w:p>
             <w:pPr>
@@ -7925,6 +8122,7 @@
         <w:tc>
           <w:tcPr>
             <w:tcW w:w="1985" w:type="dxa"/>
+            <w:tcMar/>
           </w:tcPr>
           <w:p>
             <w:pPr>
@@ -7945,6 +8143,7 @@
         <w:tc>
           <w:tcPr>
             <w:tcW w:w="4819" w:type="dxa"/>
+            <w:tcMar/>
           </w:tcPr>
           <w:p>
             <w:pPr>
@@ -7988,6 +8187,7 @@
         <w:tc>
           <w:tcPr>
             <w:tcW w:w="838" w:type="dxa"/>
+            <w:tcMar/>
           </w:tcPr>
           <w:p>
             <w:pPr>
@@ -8008,6 +8208,7 @@
         <w:tc>
           <w:tcPr>
             <w:tcW w:w="1842" w:type="dxa"/>
+            <w:tcMar/>
           </w:tcPr>
           <w:p>
             <w:pPr>
@@ -8029,6 +8230,7 @@
         <w:tc>
           <w:tcPr>
             <w:tcW w:w="1985" w:type="dxa"/>
+            <w:tcMar/>
           </w:tcPr>
           <w:p>
             <w:pPr>
@@ -8049,6 +8251,7 @@
         <w:tc>
           <w:tcPr>
             <w:tcW w:w="4819" w:type="dxa"/>
+            <w:tcMar/>
           </w:tcPr>
           <w:p>
             <w:pPr>
@@ -8092,6 +8295,7 @@
         <w:tc>
           <w:tcPr>
             <w:tcW w:w="838" w:type="dxa"/>
+            <w:tcMar/>
           </w:tcPr>
           <w:p>
             <w:pPr>
@@ -8112,6 +8316,7 @@
         <w:tc>
           <w:tcPr>
             <w:tcW w:w="1842" w:type="dxa"/>
+            <w:tcMar/>
           </w:tcPr>
           <w:p>
             <w:pPr>
@@ -8133,6 +8338,7 @@
         <w:tc>
           <w:tcPr>
             <w:tcW w:w="1985" w:type="dxa"/>
+            <w:tcMar/>
           </w:tcPr>
           <w:p>
             <w:pPr>
@@ -8153,6 +8359,7 @@
         <w:tc>
           <w:tcPr>
             <w:tcW w:w="4819" w:type="dxa"/>
+            <w:tcMar/>
           </w:tcPr>
           <w:p>
             <w:pPr>
@@ -8175,6 +8382,7 @@
         <w:tc>
           <w:tcPr>
             <w:tcW w:w="838" w:type="dxa"/>
+            <w:tcMar/>
           </w:tcPr>
           <w:p>
             <w:pPr>
@@ -8195,6 +8403,7 @@
         <w:tc>
           <w:tcPr>
             <w:tcW w:w="1842" w:type="dxa"/>
+            <w:tcMar/>
           </w:tcPr>
           <w:p>
             <w:pPr>
@@ -8216,6 +8425,7 @@
         <w:tc>
           <w:tcPr>
             <w:tcW w:w="1985" w:type="dxa"/>
+            <w:tcMar/>
           </w:tcPr>
           <w:p>
             <w:pPr>
@@ -8236,6 +8446,7 @@
         <w:tc>
           <w:tcPr>
             <w:tcW w:w="4819" w:type="dxa"/>
+            <w:tcMar/>
           </w:tcPr>
           <w:p>
             <w:pPr>
@@ -8258,6 +8469,7 @@
         <w:tc>
           <w:tcPr>
             <w:tcW w:w="838" w:type="dxa"/>
+            <w:tcMar/>
           </w:tcPr>
           <w:p>
             <w:pPr>
@@ -8278,6 +8490,7 @@
         <w:tc>
           <w:tcPr>
             <w:tcW w:w="1842" w:type="dxa"/>
+            <w:tcMar/>
           </w:tcPr>
           <w:p>
             <w:pPr>
@@ -8299,6 +8512,7 @@
         <w:tc>
           <w:tcPr>
             <w:tcW w:w="1985" w:type="dxa"/>
+            <w:tcMar/>
           </w:tcPr>
           <w:p>
             <w:pPr>
@@ -8319,6 +8533,7 @@
         <w:tc>
           <w:tcPr>
             <w:tcW w:w="4819" w:type="dxa"/>
+            <w:tcMar/>
           </w:tcPr>
           <w:p>
             <w:pPr>
@@ -8341,6 +8556,7 @@
         <w:tc>
           <w:tcPr>
             <w:tcW w:w="838" w:type="dxa"/>
+            <w:tcMar/>
           </w:tcPr>
           <w:p>
             <w:pPr>
@@ -8361,6 +8577,7 @@
         <w:tc>
           <w:tcPr>
             <w:tcW w:w="1842" w:type="dxa"/>
+            <w:tcMar/>
           </w:tcPr>
           <w:p>
             <w:pPr>
@@ -8383,6 +8600,7 @@
         <w:tc>
           <w:tcPr>
             <w:tcW w:w="1985" w:type="dxa"/>
+            <w:tcMar/>
           </w:tcPr>
           <w:p>
             <w:pPr>
@@ -8403,6 +8621,7 @@
         <w:tc>
           <w:tcPr>
             <w:tcW w:w="4819" w:type="dxa"/>
+            <w:tcMar/>
           </w:tcPr>
           <w:p>
             <w:pPr>
@@ -8425,6 +8644,7 @@
         <w:tc>
           <w:tcPr>
             <w:tcW w:w="838" w:type="dxa"/>
+            <w:tcMar/>
           </w:tcPr>
           <w:p>
             <w:pPr>
@@ -8445,6 +8665,7 @@
         <w:tc>
           <w:tcPr>
             <w:tcW w:w="1842" w:type="dxa"/>
+            <w:tcMar/>
           </w:tcPr>
           <w:p>
             <w:pPr>
@@ -8466,6 +8687,7 @@
         <w:tc>
           <w:tcPr>
             <w:tcW w:w="1985" w:type="dxa"/>
+            <w:tcMar/>
           </w:tcPr>
           <w:p>
             <w:pPr>
@@ -8486,6 +8708,7 @@
         <w:tc>
           <w:tcPr>
             <w:tcW w:w="4819" w:type="dxa"/>
+            <w:tcMar/>
           </w:tcPr>
           <w:p>
             <w:pPr>
@@ -8508,6 +8731,7 @@
         <w:tc>
           <w:tcPr>
             <w:tcW w:w="838" w:type="dxa"/>
+            <w:tcMar/>
           </w:tcPr>
           <w:p>
             <w:pPr>
@@ -8528,6 +8752,7 @@
         <w:tc>
           <w:tcPr>
             <w:tcW w:w="1842" w:type="dxa"/>
+            <w:tcMar/>
           </w:tcPr>
           <w:p>
             <w:pPr>
@@ -8550,6 +8775,7 @@
         <w:tc>
           <w:tcPr>
             <w:tcW w:w="1985" w:type="dxa"/>
+            <w:tcMar/>
           </w:tcPr>
           <w:p>
             <w:pPr>
@@ -8570,6 +8796,7 @@
         <w:tc>
           <w:tcPr>
             <w:tcW w:w="4819" w:type="dxa"/>
+            <w:tcMar/>
           </w:tcPr>
           <w:p>
             <w:pPr>
@@ -8592,6 +8819,7 @@
         <w:tc>
           <w:tcPr>
             <w:tcW w:w="838" w:type="dxa"/>
+            <w:tcMar/>
           </w:tcPr>
           <w:p>
             <w:pPr>
@@ -8612,6 +8840,7 @@
         <w:tc>
           <w:tcPr>
             <w:tcW w:w="1842" w:type="dxa"/>
+            <w:tcMar/>
           </w:tcPr>
           <w:p>
             <w:pPr>
@@ -8631,6 +8860,7 @@
         <w:tc>
           <w:tcPr>
             <w:tcW w:w="1985" w:type="dxa"/>
+            <w:tcMar/>
           </w:tcPr>
           <w:p>
             <w:pPr>
@@ -8648,6 +8878,7 @@
         <w:tc>
           <w:tcPr>
             <w:tcW w:w="4819" w:type="dxa"/>
+            <w:tcMar/>
           </w:tcPr>
           <w:p>
             <w:pPr>
@@ -8670,6 +8901,7 @@
         <w:tc>
           <w:tcPr>
             <w:tcW w:w="838" w:type="dxa"/>
+            <w:tcMar/>
           </w:tcPr>
           <w:p>
             <w:pPr>
@@ -8690,6 +8922,7 @@
         <w:tc>
           <w:tcPr>
             <w:tcW w:w="1842" w:type="dxa"/>
+            <w:tcMar/>
           </w:tcPr>
           <w:p>
             <w:pPr>
@@ -8709,6 +8942,7 @@
         <w:tc>
           <w:tcPr>
             <w:tcW w:w="1985" w:type="dxa"/>
+            <w:tcMar/>
           </w:tcPr>
           <w:p>
             <w:pPr>
@@ -8726,6 +8960,7 @@
         <w:tc>
           <w:tcPr>
             <w:tcW w:w="4819" w:type="dxa"/>
+            <w:tcMar/>
           </w:tcPr>
           <w:p>
             <w:pPr>
@@ -8748,6 +8983,7 @@
         <w:tc>
           <w:tcPr>
             <w:tcW w:w="838" w:type="dxa"/>
+            <w:tcMar/>
           </w:tcPr>
           <w:p>
             <w:pPr>
@@ -8768,6 +9004,7 @@
         <w:tc>
           <w:tcPr>
             <w:tcW w:w="1842" w:type="dxa"/>
+            <w:tcMar/>
           </w:tcPr>
           <w:p>
             <w:pPr>
@@ -8787,6 +9024,7 @@
         <w:tc>
           <w:tcPr>
             <w:tcW w:w="1985" w:type="dxa"/>
+            <w:tcMar/>
           </w:tcPr>
           <w:p>
             <w:pPr>
@@ -8804,6 +9042,7 @@
         <w:tc>
           <w:tcPr>
             <w:tcW w:w="4819" w:type="dxa"/>
+            <w:tcMar/>
           </w:tcPr>
           <w:p>
             <w:pPr>
@@ -8826,6 +9065,7 @@
         <w:tc>
           <w:tcPr>
             <w:tcW w:w="838" w:type="dxa"/>
+            <w:tcMar/>
           </w:tcPr>
           <w:p>
             <w:pPr>
@@ -8846,6 +9086,7 @@
         <w:tc>
           <w:tcPr>
             <w:tcW w:w="1842" w:type="dxa"/>
+            <w:tcMar/>
           </w:tcPr>
           <w:p>
             <w:pPr>
@@ -8865,6 +9106,7 @@
         <w:tc>
           <w:tcPr>
             <w:tcW w:w="1985" w:type="dxa"/>
+            <w:tcMar/>
           </w:tcPr>
           <w:p>
             <w:pPr>
@@ -8882,6 +9124,7 @@
         <w:tc>
           <w:tcPr>
             <w:tcW w:w="4819" w:type="dxa"/>
+            <w:tcMar/>
           </w:tcPr>
           <w:p>
             <w:pPr>
@@ -8904,6 +9147,7 @@
         <w:tc>
           <w:tcPr>
             <w:tcW w:w="838" w:type="dxa"/>
+            <w:tcMar/>
           </w:tcPr>
           <w:p>
             <w:pPr>
@@ -8924,6 +9168,7 @@
         <w:tc>
           <w:tcPr>
             <w:tcW w:w="1842" w:type="dxa"/>
+            <w:tcMar/>
           </w:tcPr>
           <w:p>
             <w:pPr>
@@ -8943,6 +9188,7 @@
         <w:tc>
           <w:tcPr>
             <w:tcW w:w="1985" w:type="dxa"/>
+            <w:tcMar/>
           </w:tcPr>
           <w:p>
             <w:pPr>
@@ -8960,6 +9206,7 @@
         <w:tc>
           <w:tcPr>
             <w:tcW w:w="4819" w:type="dxa"/>
+            <w:tcMar/>
           </w:tcPr>
           <w:p>
             <w:pPr>
@@ -8982,6 +9229,7 @@
         <w:tc>
           <w:tcPr>
             <w:tcW w:w="838" w:type="dxa"/>
+            <w:tcMar/>
           </w:tcPr>
           <w:p>
             <w:pPr>
@@ -9002,6 +9250,7 @@
         <w:tc>
           <w:tcPr>
             <w:tcW w:w="1842" w:type="dxa"/>
+            <w:tcMar/>
           </w:tcPr>
           <w:p>
             <w:pPr>
@@ -9021,6 +9270,7 @@
         <w:tc>
           <w:tcPr>
             <w:tcW w:w="1985" w:type="dxa"/>
+            <w:tcMar/>
           </w:tcPr>
           <w:p>
             <w:pPr>
@@ -9039,6 +9289,7 @@
         <w:tc>
           <w:tcPr>
             <w:tcW w:w="4819" w:type="dxa"/>
+            <w:tcMar/>
           </w:tcPr>
           <w:p>
             <w:pPr>
@@ -9062,6 +9313,7 @@
           <w:tcPr>
             <w:tcW w:w="9484" w:type="dxa"/>
             <w:gridSpan w:val="4"/>
+            <w:tcMar/>
           </w:tcPr>
           <w:p>
             <w:pPr>
@@ -9079,7 +9331,6 @@
                 <w:b/>
                 <w:bCs/>
               </w:rPr>
-              <w:lastRenderedPageBreak/>
               <w:t>Nguồn RLOS</w:t>
             </w:r>
           </w:p>
@@ -9089,6 +9340,7 @@
         <w:tc>
           <w:tcPr>
             <w:tcW w:w="838" w:type="dxa"/>
+            <w:tcMar/>
           </w:tcPr>
           <w:p>
             <w:pPr>
@@ -9109,6 +9361,7 @@
         <w:tc>
           <w:tcPr>
             <w:tcW w:w="1842" w:type="dxa"/>
+            <w:tcMar/>
           </w:tcPr>
           <w:p>
             <w:pPr>
@@ -9131,6 +9384,7 @@
         <w:tc>
           <w:tcPr>
             <w:tcW w:w="1985" w:type="dxa"/>
+            <w:tcMar/>
           </w:tcPr>
           <w:p>
             <w:pPr>
@@ -9151,6 +9405,7 @@
         <w:tc>
           <w:tcPr>
             <w:tcW w:w="4819" w:type="dxa"/>
+            <w:tcMar/>
           </w:tcPr>
           <w:p>
             <w:pPr>
@@ -9173,6 +9428,7 @@
         <w:tc>
           <w:tcPr>
             <w:tcW w:w="838" w:type="dxa"/>
+            <w:tcMar/>
           </w:tcPr>
           <w:p>
             <w:pPr>
@@ -9193,6 +9449,7 @@
         <w:tc>
           <w:tcPr>
             <w:tcW w:w="1842" w:type="dxa"/>
+            <w:tcMar/>
           </w:tcPr>
           <w:p>
             <w:pPr>
@@ -9215,6 +9472,7 @@
         <w:tc>
           <w:tcPr>
             <w:tcW w:w="1985" w:type="dxa"/>
+            <w:tcMar/>
           </w:tcPr>
           <w:p>
             <w:pPr>
@@ -9235,30 +9493,43 @@
         <w:tc>
           <w:tcPr>
             <w:tcW w:w="4819" w:type="dxa"/>
-          </w:tcPr>
-          <w:p>
-            <w:pPr>
-              <w:spacing w:line="360" w:lineRule="auto"/>
-              <w:jc w:val="left"/>
-              <w:rPr>
-                <w:rFonts w:eastAsia="Calibri"/>
-              </w:rPr>
-            </w:pPr>
-            <w:r>
-              <w:rPr>
-                <w:color w:val="000000"/>
+            <w:tcMar/>
+          </w:tcPr>
+          <w:p>
+            <w:pPr>
+              <w:spacing w:line="360" w:lineRule="auto"/>
+              <w:jc w:val="left"/>
+              <w:rPr>
+                <w:rFonts w:eastAsia="Calibri"/>
+              </w:rPr>
+            </w:pPr>
+            <w:r>
+              <w:rPr>
+                <w:color w:val="000000" w:themeColor="text1" w:themeTint="FF" w:themeShade="FF"/>
               </w:rPr>
               <w:t xml:space="preserve">NG_SB_RLOS_APPROVAL&gt; </w:t>
             </w:r>
             <w:r>
               <w:rPr>
-                <w:color w:val="000000"/>
-              </w:rPr>
-              <w:t>STEAM</w:t>
-            </w:r>
-            <w:r>
-              <w:rPr>
-                <w:color w:val="000000"/>
+                <w:color w:val="000000" w:themeColor="text1" w:themeTint="FF" w:themeShade="FF"/>
+              </w:rPr>
+              <w:t>ST</w:t>
+            </w:r>
+            <w:r>
+              <w:rPr>
+                <w:color w:val="000000" w:themeColor="text1" w:themeTint="FF" w:themeShade="FF"/>
+              </w:rPr>
+              <w:t>R</w:t>
+            </w:r>
+            <w:r>
+              <w:rPr>
+                <w:color w:val="000000" w:themeColor="text1" w:themeTint="FF" w:themeShade="FF"/>
+              </w:rPr>
+              <w:t>EAM</w:t>
+            </w:r>
+            <w:r>
+              <w:rPr>
+                <w:color w:val="000000" w:themeColor="text1" w:themeTint="FF" w:themeShade="FF"/>
               </w:rPr>
               <w:t xml:space="preserve"> </w:t>
             </w:r>
@@ -9269,6 +9540,7 @@
         <w:tc>
           <w:tcPr>
             <w:tcW w:w="838" w:type="dxa"/>
+            <w:tcMar/>
           </w:tcPr>
           <w:p>
             <w:pPr>
@@ -9289,6 +9561,7 @@
         <w:tc>
           <w:tcPr>
             <w:tcW w:w="1842" w:type="dxa"/>
+            <w:tcMar/>
           </w:tcPr>
           <w:p>
             <w:pPr>
@@ -9311,6 +9584,7 @@
         <w:tc>
           <w:tcPr>
             <w:tcW w:w="1985" w:type="dxa"/>
+            <w:tcMar/>
           </w:tcPr>
           <w:p>
             <w:pPr>
@@ -9331,6 +9605,7 @@
         <w:tc>
           <w:tcPr>
             <w:tcW w:w="4819" w:type="dxa"/>
+            <w:tcMar/>
           </w:tcPr>
           <w:p>
             <w:pPr>
@@ -9353,6 +9628,7 @@
         <w:tc>
           <w:tcPr>
             <w:tcW w:w="838" w:type="dxa"/>
+            <w:tcMar/>
           </w:tcPr>
           <w:p>
             <w:pPr>
@@ -9373,6 +9649,7 @@
         <w:tc>
           <w:tcPr>
             <w:tcW w:w="1842" w:type="dxa"/>
+            <w:tcMar/>
           </w:tcPr>
           <w:p>
             <w:pPr>
@@ -9395,6 +9672,7 @@
         <w:tc>
           <w:tcPr>
             <w:tcW w:w="1985" w:type="dxa"/>
+            <w:tcMar/>
           </w:tcPr>
           <w:p>
             <w:pPr>
@@ -9415,6 +9693,7 @@
         <w:tc>
           <w:tcPr>
             <w:tcW w:w="4819" w:type="dxa"/>
+            <w:tcMar/>
           </w:tcPr>
           <w:p>
             <w:pPr>
@@ -9437,6 +9716,7 @@
         <w:tc>
           <w:tcPr>
             <w:tcW w:w="838" w:type="dxa"/>
+            <w:tcMar/>
           </w:tcPr>
           <w:p>
             <w:pPr>
@@ -9457,6 +9737,7 @@
         <w:tc>
           <w:tcPr>
             <w:tcW w:w="1842" w:type="dxa"/>
+            <w:tcMar/>
           </w:tcPr>
           <w:p>
             <w:pPr>
@@ -9479,6 +9760,7 @@
         <w:tc>
           <w:tcPr>
             <w:tcW w:w="1985" w:type="dxa"/>
+            <w:tcMar/>
           </w:tcPr>
           <w:p>
             <w:pPr>
@@ -9499,6 +9781,7 @@
         <w:tc>
           <w:tcPr>
             <w:tcW w:w="4819" w:type="dxa"/>
+            <w:tcMar/>
           </w:tcPr>
           <w:p>
             <w:pPr>
@@ -9521,6 +9804,7 @@
         <w:tc>
           <w:tcPr>
             <w:tcW w:w="838" w:type="dxa"/>
+            <w:tcMar/>
           </w:tcPr>
           <w:p>
             <w:pPr>
@@ -9541,6 +9825,7 @@
         <w:tc>
           <w:tcPr>
             <w:tcW w:w="1842" w:type="dxa"/>
+            <w:tcMar/>
           </w:tcPr>
           <w:p>
             <w:pPr>
@@ -9563,6 +9848,7 @@
         <w:tc>
           <w:tcPr>
             <w:tcW w:w="1985" w:type="dxa"/>
+            <w:tcMar/>
           </w:tcPr>
           <w:p>
             <w:pPr>
@@ -9583,6 +9869,7 @@
         <w:tc>
           <w:tcPr>
             <w:tcW w:w="4819" w:type="dxa"/>
+            <w:tcMar/>
           </w:tcPr>
           <w:p>
             <w:pPr>
@@ -9605,6 +9892,7 @@
         <w:tc>
           <w:tcPr>
             <w:tcW w:w="838" w:type="dxa"/>
+            <w:tcMar/>
           </w:tcPr>
           <w:p>
             <w:pPr>
@@ -9625,6 +9913,7 @@
         <w:tc>
           <w:tcPr>
             <w:tcW w:w="1842" w:type="dxa"/>
+            <w:tcMar/>
           </w:tcPr>
           <w:p>
             <w:pPr>
@@ -9647,6 +9936,7 @@
         <w:tc>
           <w:tcPr>
             <w:tcW w:w="1985" w:type="dxa"/>
+            <w:tcMar/>
           </w:tcPr>
           <w:p>
             <w:pPr>
@@ -9667,6 +9957,7 @@
         <w:tc>
           <w:tcPr>
             <w:tcW w:w="4819" w:type="dxa"/>
+            <w:tcMar/>
           </w:tcPr>
           <w:p>
             <w:pPr>
@@ -9710,6 +10001,7 @@
         <w:tc>
           <w:tcPr>
             <w:tcW w:w="838" w:type="dxa"/>
+            <w:tcMar/>
           </w:tcPr>
           <w:p>
             <w:pPr>
@@ -9730,6 +10022,7 @@
         <w:tc>
           <w:tcPr>
             <w:tcW w:w="1842" w:type="dxa"/>
+            <w:tcMar/>
           </w:tcPr>
           <w:p>
             <w:pPr>
@@ -9752,6 +10045,7 @@
         <w:tc>
           <w:tcPr>
             <w:tcW w:w="1985" w:type="dxa"/>
+            <w:tcMar/>
           </w:tcPr>
           <w:p>
             <w:pPr>
@@ -9772,6 +10066,7 @@
         <w:tc>
           <w:tcPr>
             <w:tcW w:w="4819" w:type="dxa"/>
+            <w:tcMar/>
           </w:tcPr>
           <w:p>
             <w:pPr>
@@ -9815,6 +10110,7 @@
         <w:tc>
           <w:tcPr>
             <w:tcW w:w="838" w:type="dxa"/>
+            <w:tcMar/>
           </w:tcPr>
           <w:p>
             <w:pPr>
@@ -9835,6 +10131,7 @@
         <w:tc>
           <w:tcPr>
             <w:tcW w:w="1842" w:type="dxa"/>
+            <w:tcMar/>
           </w:tcPr>
           <w:p>
             <w:pPr>
@@ -9857,6 +10154,7 @@
         <w:tc>
           <w:tcPr>
             <w:tcW w:w="1985" w:type="dxa"/>
+            <w:tcMar/>
           </w:tcPr>
           <w:p>
             <w:pPr>
@@ -9877,6 +10175,7 @@
         <w:tc>
           <w:tcPr>
             <w:tcW w:w="4819" w:type="dxa"/>
+            <w:tcMar/>
           </w:tcPr>
           <w:p>
             <w:pPr>
@@ -9899,6 +10198,7 @@
         <w:tc>
           <w:tcPr>
             <w:tcW w:w="838" w:type="dxa"/>
+            <w:tcMar/>
           </w:tcPr>
           <w:p>
             <w:pPr>
@@ -9919,6 +10219,7 @@
         <w:tc>
           <w:tcPr>
             <w:tcW w:w="1842" w:type="dxa"/>
+            <w:tcMar/>
           </w:tcPr>
           <w:p>
             <w:pPr>
@@ -9941,6 +10242,7 @@
         <w:tc>
           <w:tcPr>
             <w:tcW w:w="1985" w:type="dxa"/>
+            <w:tcMar/>
           </w:tcPr>
           <w:p>
             <w:pPr>
@@ -9961,6 +10263,7 @@
         <w:tc>
           <w:tcPr>
             <w:tcW w:w="4819" w:type="dxa"/>
+            <w:tcMar/>
           </w:tcPr>
           <w:p>
             <w:pPr>
@@ -9983,6 +10286,7 @@
         <w:tc>
           <w:tcPr>
             <w:tcW w:w="838" w:type="dxa"/>
+            <w:tcMar/>
           </w:tcPr>
           <w:p>
             <w:pPr>
@@ -10003,6 +10307,7 @@
         <w:tc>
           <w:tcPr>
             <w:tcW w:w="1842" w:type="dxa"/>
+            <w:tcMar/>
           </w:tcPr>
           <w:p>
             <w:pPr>
@@ -10025,6 +10330,7 @@
         <w:tc>
           <w:tcPr>
             <w:tcW w:w="1985" w:type="dxa"/>
+            <w:tcMar/>
           </w:tcPr>
           <w:p>
             <w:pPr>
@@ -10045,6 +10351,7 @@
         <w:tc>
           <w:tcPr>
             <w:tcW w:w="4819" w:type="dxa"/>
+            <w:tcMar/>
           </w:tcPr>
           <w:p>
             <w:pPr>
@@ -10067,6 +10374,7 @@
         <w:tc>
           <w:tcPr>
             <w:tcW w:w="838" w:type="dxa"/>
+            <w:tcMar/>
           </w:tcPr>
           <w:p>
             <w:pPr>
@@ -10087,6 +10395,7 @@
         <w:tc>
           <w:tcPr>
             <w:tcW w:w="1842" w:type="dxa"/>
+            <w:tcMar/>
           </w:tcPr>
           <w:p>
             <w:pPr>
@@ -10109,6 +10418,7 @@
         <w:tc>
           <w:tcPr>
             <w:tcW w:w="1985" w:type="dxa"/>
+            <w:tcMar/>
           </w:tcPr>
           <w:p>
             <w:pPr>
@@ -10129,6 +10439,7 @@
         <w:tc>
           <w:tcPr>
             <w:tcW w:w="4819" w:type="dxa"/>
+            <w:tcMar/>
           </w:tcPr>
           <w:p>
             <w:pPr>
@@ -10151,6 +10462,7 @@
         <w:tc>
           <w:tcPr>
             <w:tcW w:w="838" w:type="dxa"/>
+            <w:tcMar/>
           </w:tcPr>
           <w:p>
             <w:pPr>
@@ -10171,6 +10483,7 @@
         <w:tc>
           <w:tcPr>
             <w:tcW w:w="1842" w:type="dxa"/>
+            <w:tcMar/>
           </w:tcPr>
           <w:p>
             <w:pPr>
@@ -10193,6 +10506,7 @@
         <w:tc>
           <w:tcPr>
             <w:tcW w:w="1985" w:type="dxa"/>
+            <w:tcMar/>
           </w:tcPr>
           <w:p>
             <w:pPr>
@@ -10213,6 +10527,7 @@
         <w:tc>
           <w:tcPr>
             <w:tcW w:w="4819" w:type="dxa"/>
+            <w:tcMar/>
           </w:tcPr>
           <w:p>
             <w:pPr>
@@ -10235,6 +10550,7 @@
         <w:tc>
           <w:tcPr>
             <w:tcW w:w="838" w:type="dxa"/>
+            <w:tcMar/>
           </w:tcPr>
           <w:p>
             <w:pPr>
@@ -10255,6 +10571,7 @@
         <w:tc>
           <w:tcPr>
             <w:tcW w:w="1842" w:type="dxa"/>
+            <w:tcMar/>
           </w:tcPr>
           <w:p>
             <w:pPr>
@@ -10277,6 +10594,7 @@
         <w:tc>
           <w:tcPr>
             <w:tcW w:w="1985" w:type="dxa"/>
+            <w:tcMar/>
           </w:tcPr>
           <w:p>
             <w:pPr>
@@ -10297,6 +10615,7 @@
         <w:tc>
           <w:tcPr>
             <w:tcW w:w="4819" w:type="dxa"/>
+            <w:tcMar/>
           </w:tcPr>
           <w:p>
             <w:pPr>
@@ -10319,6 +10638,7 @@
         <w:tc>
           <w:tcPr>
             <w:tcW w:w="838" w:type="dxa"/>
+            <w:tcMar/>
           </w:tcPr>
           <w:p>
             <w:pPr>
@@ -10339,6 +10659,7 @@
         <w:tc>
           <w:tcPr>
             <w:tcW w:w="1842" w:type="dxa"/>
+            <w:tcMar/>
           </w:tcPr>
           <w:p>
             <w:pPr>
@@ -10358,6 +10679,7 @@
         <w:tc>
           <w:tcPr>
             <w:tcW w:w="1985" w:type="dxa"/>
+            <w:tcMar/>
           </w:tcPr>
           <w:p>
             <w:pPr>
@@ -10375,6 +10697,7 @@
         <w:tc>
           <w:tcPr>
             <w:tcW w:w="4819" w:type="dxa"/>
+            <w:tcMar/>
           </w:tcPr>
           <w:p>
             <w:pPr>
@@ -10476,6 +10799,11 @@
                 <w:rFonts w:eastAsia="Calibri"/>
               </w:rPr>
               <w:br/>
+            </w:r>
+            <w:r>
+              <w:rPr>
+                <w:rFonts w:eastAsia="Calibri"/>
+              </w:rPr>
               <w:t>Lấy UNION</w:t>
             </w:r>
             <w:r>
@@ -10544,21 +10872,18 @@
                 <w:rFonts w:eastAsia="Calibri"/>
               </w:rPr>
             </w:pPr>
-            <w:proofErr w:type="gramStart"/>
             <w:r>
               <w:rPr>
                 <w:rFonts w:eastAsia="Calibri"/>
               </w:rPr>
               <w:t>g.TYPE</w:t>
             </w:r>
-            <w:proofErr w:type="gramEnd"/>
             <w:r>
               <w:rPr>
                 <w:rFonts w:eastAsia="Calibri"/>
               </w:rPr>
               <w:t>_</w:t>
             </w:r>
-            <w:proofErr w:type="gramStart"/>
             <w:r>
               <w:rPr>
                 <w:rFonts w:eastAsia="Calibri"/>
@@ -10569,9 +10894,8 @@
               <w:rPr>
                 <w:rFonts w:eastAsia="Calibri"/>
               </w:rPr>
-              <w:t>;;</w:t>
-            </w:r>
-            <w:proofErr w:type="gramEnd"/>
+              <w:t>;</w:t>
+            </w:r>
           </w:p>
           <w:p>
             <w:pPr>
@@ -10635,6 +10959,7 @@
         <w:tc>
           <w:tcPr>
             <w:tcW w:w="838" w:type="dxa"/>
+            <w:tcMar/>
           </w:tcPr>
           <w:p>
             <w:pPr>
@@ -10655,6 +10980,7 @@
         <w:tc>
           <w:tcPr>
             <w:tcW w:w="1842" w:type="dxa"/>
+            <w:tcMar/>
           </w:tcPr>
           <w:p>
             <w:pPr>
@@ -10674,6 +11000,7 @@
         <w:tc>
           <w:tcPr>
             <w:tcW w:w="1985" w:type="dxa"/>
+            <w:tcMar/>
           </w:tcPr>
           <w:p>
             <w:pPr>
@@ -10691,6 +11018,7 @@
         <w:tc>
           <w:tcPr>
             <w:tcW w:w="4819" w:type="dxa"/>
+            <w:tcMar/>
           </w:tcPr>
           <w:p>
             <w:pPr>
@@ -10797,6 +11125,7 @@
         <w:tc>
           <w:tcPr>
             <w:tcW w:w="838" w:type="dxa"/>
+            <w:tcMar/>
           </w:tcPr>
           <w:p>
             <w:pPr>
@@ -10817,6 +11146,7 @@
         <w:tc>
           <w:tcPr>
             <w:tcW w:w="1842" w:type="dxa"/>
+            <w:tcMar/>
           </w:tcPr>
           <w:p>
             <w:pPr>
@@ -10836,6 +11166,7 @@
         <w:tc>
           <w:tcPr>
             <w:tcW w:w="1985" w:type="dxa"/>
+            <w:tcMar/>
           </w:tcPr>
           <w:p>
             <w:pPr>
@@ -10853,6 +11184,7 @@
         <w:tc>
           <w:tcPr>
             <w:tcW w:w="4819" w:type="dxa"/>
+            <w:tcMar/>
           </w:tcPr>
           <w:p>
             <w:pPr>
@@ -11117,6 +11449,7 @@
         <w:tc>
           <w:tcPr>
             <w:tcW w:w="838" w:type="dxa"/>
+            <w:tcMar/>
           </w:tcPr>
           <w:p>
             <w:pPr>
@@ -11137,6 +11470,7 @@
         <w:tc>
           <w:tcPr>
             <w:tcW w:w="1842" w:type="dxa"/>
+            <w:tcMar/>
           </w:tcPr>
           <w:p>
             <w:pPr>
@@ -11156,6 +11490,7 @@
         <w:tc>
           <w:tcPr>
             <w:tcW w:w="1985" w:type="dxa"/>
+            <w:tcMar/>
           </w:tcPr>
           <w:p>
             <w:pPr>
@@ -11173,6 +11508,7 @@
         <w:tc>
           <w:tcPr>
             <w:tcW w:w="4819" w:type="dxa"/>
+            <w:tcMar/>
           </w:tcPr>
           <w:p>
             <w:pPr>
@@ -11267,6 +11603,7 @@
         <w:tc>
           <w:tcPr>
             <w:tcW w:w="838" w:type="dxa"/>
+            <w:tcMar/>
           </w:tcPr>
           <w:p>
             <w:pPr>
@@ -11287,6 +11624,7 @@
         <w:tc>
           <w:tcPr>
             <w:tcW w:w="1842" w:type="dxa"/>
+            <w:tcMar/>
           </w:tcPr>
           <w:p>
             <w:pPr>
@@ -11306,6 +11644,7 @@
         <w:tc>
           <w:tcPr>
             <w:tcW w:w="1985" w:type="dxa"/>
+            <w:tcMar/>
           </w:tcPr>
           <w:p>
             <w:pPr>
@@ -11323,6 +11662,7 @@
         <w:tc>
           <w:tcPr>
             <w:tcW w:w="4819" w:type="dxa"/>
+            <w:tcMar/>
           </w:tcPr>
           <w:p>
             <w:pPr>
@@ -11366,7 +11706,6 @@
               <w:rPr>
                 <w:rFonts w:eastAsia="Calibri"/>
               </w:rPr>
-              <w:lastRenderedPageBreak/>
               <w:t>NG_SB_RLOS_COL_VALPAPER h &gt;</w:t>
             </w:r>
           </w:p>
@@ -11435,8 +11774,8 @@
           <w:b/>
         </w:rPr>
       </w:pPr>
-      <w:bookmarkStart w:id="47" w:name="_Toc384987417"/>
-      <w:bookmarkStart w:id="48" w:name="_Toc237005501"/>
+      <w:bookmarkStart w:name="_Toc384987417" w:id="47"/>
+      <w:bookmarkStart w:name="_Toc237005501" w:id="48"/>
       <w:bookmarkEnd w:id="45"/>
       <w:r>
         <w:rPr>
@@ -11483,9 +11822,9 @@
           <w:b/>
         </w:rPr>
       </w:pPr>
-      <w:bookmarkStart w:id="49" w:name="_Toc360108734"/>
-      <w:bookmarkStart w:id="50" w:name="_Toc384987418"/>
-      <w:bookmarkStart w:id="51" w:name="_Toc237005502"/>
+      <w:bookmarkStart w:name="_Toc360108734" w:id="49"/>
+      <w:bookmarkStart w:name="_Toc384987418" w:id="50"/>
+      <w:bookmarkStart w:name="_Toc237005502" w:id="51"/>
       <w:r>
         <w:rPr>
           <w:rFonts w:eastAsia="Calibri"/>
@@ -11514,7 +11853,7 @@
           <w:b/>
         </w:rPr>
       </w:pPr>
-      <w:bookmarkStart w:id="52" w:name="_Toc237005503"/>
+      <w:bookmarkStart w:name="_Toc237005503" w:id="52"/>
       <w:r>
         <w:rPr>
           <w:rFonts w:eastAsia="Calibri"/>
@@ -11557,8 +11896,8 @@
           <w:b/>
         </w:rPr>
       </w:pPr>
-      <w:bookmarkStart w:id="53" w:name="_Toc384987419"/>
-      <w:bookmarkStart w:id="54" w:name="_Toc237005504"/>
+      <w:bookmarkStart w:name="_Toc384987419" w:id="53"/>
+      <w:bookmarkStart w:name="_Toc237005504" w:id="54"/>
       <w:r>
         <w:rPr>
           <w:rFonts w:eastAsia="Calibri"/>
@@ -11577,7 +11916,7 @@
     <w:sectPr>
       <w:headerReference w:type="default" r:id="rId9"/>
       <w:footerReference w:type="default" r:id="rId10"/>
-      <w:pgSz w:w="11907" w:h="16839" w:code="9"/>
+      <w:pgSz w:w="11907" w:h="16839" w:orient="portrait" w:code="9"/>
       <w:pgMar w:top="1134" w:right="1134" w:bottom="1134" w:left="1418" w:header="567" w:footer="454" w:gutter="0"/>
       <w:cols w:space="720"/>
       <w:titlePg/>
@@ -11667,12 +12006,12 @@
               <w:tblW w:w="9923" w:type="dxa"/>
               <w:jc w:val="center"/>
               <w:tblBorders>
-                <w:top w:val="none" w:sz="0" w:space="0" w:color="auto"/>
-                <w:left w:val="none" w:sz="0" w:space="0" w:color="auto"/>
-                <w:bottom w:val="none" w:sz="0" w:space="0" w:color="auto"/>
-                <w:right w:val="none" w:sz="0" w:space="0" w:color="auto"/>
-                <w:insideH w:val="none" w:sz="0" w:space="0" w:color="auto"/>
-                <w:insideV w:val="none" w:sz="0" w:space="0" w:color="auto"/>
+                <w:top w:val="none" w:color="auto" w:sz="0" w:space="0"/>
+                <w:left w:val="none" w:color="auto" w:sz="0" w:space="0"/>
+                <w:bottom w:val="none" w:color="auto" w:sz="0" w:space="0"/>
+                <w:right w:val="none" w:color="auto" w:sz="0" w:space="0"/>
+                <w:insideH w:val="none" w:color="auto" w:sz="0" w:space="0"/>
+                <w:insideV w:val="none" w:color="auto" w:sz="0" w:space="0"/>
               </w:tblBorders>
               <w:tblLook w:val="04A0" w:firstRow="1" w:lastRow="0" w:firstColumn="1" w:lastColumn="0" w:noHBand="0" w:noVBand="1"/>
             </w:tblPr>
@@ -11694,7 +12033,7 @@
                   <w:pPr>
                     <w:pStyle w:val="Footer"/>
                     <w:pBdr>
-                      <w:bottom w:val="single" w:sz="6" w:space="1" w:color="auto"/>
+                      <w:bottom w:val="single" w:color="auto" w:sz="6" w:space="1"/>
                     </w:pBdr>
                     <w:tabs>
                       <w:tab w:val="clear" w:pos="4680"/>
@@ -11917,16 +12256,26 @@
               </w:rPr>
               <w:t>/</w:t>
             </w:r>
-            <w:fldSimple w:instr="NUMPAGES   \* MERGEFORMAT">
-              <w:r>
-                <w:rPr>
-                  <w:noProof/>
-                  <w:sz w:val="22"/>
-                  <w:szCs w:val="22"/>
-                </w:rPr>
-                <w:t>12</w:t>
-              </w:r>
-            </w:fldSimple>
+            <w:r>
+              <w:fldChar w:fldCharType="begin"/>
+            </w:r>
+            <w:r>
+              <w:instrText>NUMPAGES   \* MERGEFORMAT</w:instrText>
+            </w:r>
+            <w:r>
+              <w:fldChar w:fldCharType="separate"/>
+            </w:r>
+            <w:r>
+              <w:rPr>
+                <w:noProof/>
+                <w:sz w:val="22"/>
+                <w:szCs w:val="22"/>
+              </w:rPr>
+              <w:t>12</w:t>
+            </w:r>
+            <w:r>
+              <w:fldChar w:fldCharType="end"/>
+            </w:r>
           </w:p>
         </w:sdtContent>
       </w:sdt>
@@ -11961,19 +12310,19 @@
 </file>
 
 <file path=word/header1.xml><?xml version="1.0" encoding="utf-8"?>
-<w:hdr xmlns:wpc="http://schemas.microsoft.com/office/word/2010/wordprocessingCanvas" xmlns:cx="http://schemas.microsoft.com/office/drawing/2014/chartex" xmlns:cx1="http://schemas.microsoft.com/office/drawing/2015/9/8/chartex" xmlns:cx2="http://schemas.microsoft.com/office/drawing/2015/10/21/chartex" xmlns:cx3="http://schemas.microsoft.com/office/drawing/2016/5/9/chartex" xmlns:cx4="http://schemas.microsoft.com/office/drawing/2016/5/10/chartex" xmlns:cx5="http://schemas.microsoft.com/office/drawing/2016/5/11/chartex" xmlns:cx6="http://schemas.microsoft.com/office/drawing/2016/5/12/chartex" xmlns:cx7="http://schemas.microsoft.com/office/drawing/2016/5/13/chartex" xmlns:cx8="http://schemas.microsoft.com/office/drawing/2016/5/14/chartex" xmlns:mc="http://schemas.openxmlformats.org/markup-compatibility/2006" xmlns:aink="http://schemas.microsoft.com/office/drawing/2016/ink" xmlns:am3d="http://schemas.microsoft.com/office/drawing/2017/model3d" xmlns:o="urn:schemas-microsoft-com:office:office" xmlns:oel="http://schemas.microsoft.com/office/2019/extlst" xmlns:r="http://schemas.openxmlformats.org/officeDocument/2006/relationships" xmlns:m="http://schemas.openxmlformats.org/officeDocument/2006/math" xmlns:v="urn:schemas-microsoft-com:vml" xmlns:wp14="http://schemas.microsoft.com/office/word/2010/wordprocessingDrawing" xmlns:wp="http://schemas.openxmlformats.org/drawingml/2006/wordprocessingDrawing" xmlns:w10="urn:schemas-microsoft-com:office:word" xmlns:w="http://schemas.openxmlformats.org/wordprocessingml/2006/main" xmlns:w14="http://schemas.microsoft.com/office/word/2010/wordml" xmlns:w15="http://schemas.microsoft.com/office/word/2012/wordml" xmlns:w16cei="http://schemas.microsoft.com/office/word/2026/wordml/cei" xmlns:w16cex="http://schemas.microsoft.com/office/word/2018/wordml/cex" xmlns:w16cid="http://schemas.microsoft.com/office/word/2016/wordml/cid" xmlns:w16="http://schemas.microsoft.com/office/word/2018/wordml" xmlns:w16du="http://schemas.microsoft.com/office/word/2023/wordml/word16du" xmlns:w16sdtdh="http://schemas.microsoft.com/office/word/2020/wordml/sdtdatahash" xmlns:w16sdtfl="http://schemas.microsoft.com/office/word/2024/wordml/sdtformatlock" xmlns:w16se="http://schemas.microsoft.com/office/word/2015/wordml/symex" xmlns:wpg="http://schemas.microsoft.com/office/word/2010/wordprocessingGroup" xmlns:wpi="http://schemas.microsoft.com/office/word/2010/wordprocessingInk" xmlns:wne="http://schemas.microsoft.com/office/word/2006/wordml" xmlns:wps="http://schemas.microsoft.com/office/word/2010/wordprocessingShape" mc:Ignorable="w14 w15 w16se w16cid w16 w16cex w16sdtdh w16sdtfl w16du wp14">
+<w:hdr xmlns:wpc="http://schemas.microsoft.com/office/word/2010/wordprocessingCanvas" xmlns:cx="http://schemas.microsoft.com/office/drawing/2014/chartex" xmlns:cx1="http://schemas.microsoft.com/office/drawing/2015/9/8/chartex" xmlns:cx2="http://schemas.microsoft.com/office/drawing/2015/10/21/chartex" xmlns:cx3="http://schemas.microsoft.com/office/drawing/2016/5/9/chartex" xmlns:cx4="http://schemas.microsoft.com/office/drawing/2016/5/10/chartex" xmlns:cx5="http://schemas.microsoft.com/office/drawing/2016/5/11/chartex" xmlns:cx6="http://schemas.microsoft.com/office/drawing/2016/5/12/chartex" xmlns:cx7="http://schemas.microsoft.com/office/drawing/2016/5/13/chartex" xmlns:cx8="http://schemas.microsoft.com/office/drawing/2016/5/14/chartex" xmlns:mc="http://schemas.openxmlformats.org/markup-compatibility/2006" xmlns:aink="http://schemas.microsoft.com/office/drawing/2016/ink" xmlns:am3d="http://schemas.microsoft.com/office/drawing/2017/model3d" xmlns:o="urn:schemas-microsoft-com:office:office" xmlns:oel="http://schemas.microsoft.com/office/2019/extlst" xmlns:r="http://schemas.openxmlformats.org/officeDocument/2006/relationships" xmlns:m="http://schemas.openxmlformats.org/officeDocument/2006/math" xmlns:v="urn:schemas-microsoft-com:vml" xmlns:wp14="http://schemas.microsoft.com/office/word/2010/wordprocessingDrawing" xmlns:wp="http://schemas.openxmlformats.org/drawingml/2006/wordprocessingDrawing" xmlns:w10="urn:schemas-microsoft-com:office:word" xmlns:w="http://schemas.openxmlformats.org/wordprocessingml/2006/main" xmlns:w14="http://schemas.microsoft.com/office/word/2010/wordml" xmlns:w15="http://schemas.microsoft.com/office/word/2012/wordml" xmlns:w16cei="http://schemas.microsoft.com/office/word/2026/wordml/cei" xmlns:w16cex="http://schemas.microsoft.com/office/word/2018/wordml/cex" xmlns:w16cid="http://schemas.microsoft.com/office/word/2016/wordml/cid" xmlns:w16="http://schemas.microsoft.com/office/word/2018/wordml" xmlns:w16du="http://schemas.microsoft.com/office/word/2023/wordml/word16du" xmlns:w16sdtdh="http://schemas.microsoft.com/office/word/2020/wordml/sdtdatahash" xmlns:w16sdtfl="http://schemas.microsoft.com/office/word/2024/wordml/sdtformatlock" xmlns:w16se="http://schemas.microsoft.com/office/word/2015/wordml/symex" xmlns:wpg="http://schemas.microsoft.com/office/word/2010/wordprocessingGroup" xmlns:wpi="http://schemas.microsoft.com/office/word/2010/wordprocessingInk" xmlns:wne="http://schemas.microsoft.com/office/word/2006/wordml" xmlns:wps="http://schemas.microsoft.com/office/word/2010/wordprocessingShape" xmlns:a="http://schemas.openxmlformats.org/drawingml/2006/main" xmlns:pic="http://schemas.openxmlformats.org/drawingml/2006/picture" mc:Ignorable="w14 w15 w16se w16cid w16 w16cex w16sdtdh w16sdtfl w16du wp14">
   <w:tbl>
     <w:tblPr>
       <w:tblStyle w:val="TableGrid"/>
       <w:tblW w:w="9209" w:type="dxa"/>
       <w:jc w:val="center"/>
       <w:tblBorders>
-        <w:top w:val="none" w:sz="0" w:space="0" w:color="auto"/>
-        <w:left w:val="none" w:sz="0" w:space="0" w:color="auto"/>
-        <w:bottom w:val="none" w:sz="0" w:space="0" w:color="auto"/>
-        <w:right w:val="none" w:sz="0" w:space="0" w:color="auto"/>
-        <w:insideH w:val="none" w:sz="0" w:space="0" w:color="auto"/>
-        <w:insideV w:val="none" w:sz="0" w:space="0" w:color="auto"/>
+        <w:top w:val="none" w:color="auto" w:sz="0" w:space="0"/>
+        <w:left w:val="none" w:color="auto" w:sz="0" w:space="0"/>
+        <w:bottom w:val="none" w:color="auto" w:sz="0" w:space="0"/>
+        <w:right w:val="none" w:color="auto" w:sz="0" w:space="0"/>
+        <w:insideH w:val="none" w:color="auto" w:sz="0" w:space="0"/>
+        <w:insideV w:val="none" w:color="auto" w:sz="0" w:space="0"/>
       </w:tblBorders>
       <w:tblLayout w:type="fixed"/>
       <w:tblLook w:val="04A0" w:firstRow="1" w:lastRow="0" w:firstColumn="1" w:lastColumn="0" w:noHBand="0" w:noVBand="1"/>
@@ -12075,7 +12424,7 @@
           <w:gridSpan w:val="2"/>
           <w:vMerge w:val="restart"/>
           <w:tcBorders>
-            <w:right w:val="double" w:sz="4" w:space="0" w:color="auto"/>
+            <w:right w:val="double" w:color="auto" w:sz="4" w:space="0"/>
           </w:tcBorders>
           <w:vAlign w:val="bottom"/>
         </w:tcPr>
@@ -12125,10 +12474,10 @@
         <w:tcPr>
           <w:tcW w:w="1701" w:type="dxa"/>
           <w:tcBorders>
-            <w:top w:val="double" w:sz="4" w:space="0" w:color="auto"/>
-            <w:left w:val="double" w:sz="4" w:space="0" w:color="auto"/>
-            <w:bottom w:val="double" w:sz="4" w:space="0" w:color="auto"/>
-            <w:right w:val="double" w:sz="4" w:space="0" w:color="auto"/>
+            <w:top w:val="double" w:color="auto" w:sz="4" w:space="0"/>
+            <w:left w:val="double" w:color="auto" w:sz="4" w:space="0"/>
+            <w:bottom w:val="double" w:color="auto" w:sz="4" w:space="0"/>
+            <w:right w:val="double" w:color="auto" w:sz="4" w:space="0"/>
           </w:tcBorders>
           <w:vAlign w:val="center"/>
         </w:tcPr>
@@ -12202,7 +12551,7 @@
         <w:tcPr>
           <w:tcW w:w="1701" w:type="dxa"/>
           <w:tcBorders>
-            <w:top w:val="double" w:sz="4" w:space="0" w:color="auto"/>
+            <w:top w:val="double" w:color="auto" w:sz="4" w:space="0"/>
           </w:tcBorders>
           <w:vAlign w:val="center"/>
         </w:tcPr>
@@ -12438,7 +12787,7 @@
         <w:p>
           <w:pPr>
             <w:pBdr>
-              <w:bottom w:val="single" w:sz="6" w:space="1" w:color="auto"/>
+              <w:bottom w:val="single" w:color="auto" w:sz="6" w:space="1"/>
             </w:pBdr>
             <w:ind w:right="0"/>
             <w:contextualSpacing/>
@@ -12491,7 +12840,7 @@
         <w:ind w:left="720" w:hanging="360"/>
       </w:pPr>
       <w:rPr>
-        <w:rFonts w:ascii="Arial" w:eastAsia="Times New Roman" w:hAnsi="Arial" w:cs="Arial" w:hint="default"/>
+        <w:rFonts w:hint="default" w:ascii="Arial" w:hAnsi="Arial" w:eastAsia="Times New Roman" w:cs="Arial"/>
       </w:rPr>
     </w:lvl>
     <w:lvl w:ilvl="1" w:tplc="04090003" w:tentative="1">
@@ -12503,7 +12852,7 @@
         <w:ind w:left="1440" w:hanging="360"/>
       </w:pPr>
       <w:rPr>
-        <w:rFonts w:ascii="Courier New" w:hAnsi="Courier New" w:cs="Courier New" w:hint="default"/>
+        <w:rFonts w:hint="default" w:ascii="Courier New" w:hAnsi="Courier New" w:cs="Courier New"/>
       </w:rPr>
     </w:lvl>
     <w:lvl w:ilvl="2" w:tplc="04090005" w:tentative="1">
@@ -12515,7 +12864,7 @@
         <w:ind w:left="2160" w:hanging="360"/>
       </w:pPr>
       <w:rPr>
-        <w:rFonts w:ascii="Wingdings" w:hAnsi="Wingdings" w:hint="default"/>
+        <w:rFonts w:hint="default" w:ascii="Wingdings" w:hAnsi="Wingdings"/>
       </w:rPr>
     </w:lvl>
     <w:lvl w:ilvl="3" w:tplc="04090001" w:tentative="1">
@@ -12527,7 +12876,7 @@
         <w:ind w:left="2880" w:hanging="360"/>
       </w:pPr>
       <w:rPr>
-        <w:rFonts w:ascii="Symbol" w:hAnsi="Symbol" w:hint="default"/>
+        <w:rFonts w:hint="default" w:ascii="Symbol" w:hAnsi="Symbol"/>
       </w:rPr>
     </w:lvl>
     <w:lvl w:ilvl="4" w:tplc="04090003" w:tentative="1">
@@ -12539,7 +12888,7 @@
         <w:ind w:left="3600" w:hanging="360"/>
       </w:pPr>
       <w:rPr>
-        <w:rFonts w:ascii="Courier New" w:hAnsi="Courier New" w:cs="Courier New" w:hint="default"/>
+        <w:rFonts w:hint="default" w:ascii="Courier New" w:hAnsi="Courier New" w:cs="Courier New"/>
       </w:rPr>
     </w:lvl>
     <w:lvl w:ilvl="5" w:tplc="04090005" w:tentative="1">
@@ -12551,7 +12900,7 @@
         <w:ind w:left="4320" w:hanging="360"/>
       </w:pPr>
       <w:rPr>
-        <w:rFonts w:ascii="Wingdings" w:hAnsi="Wingdings" w:hint="default"/>
+        <w:rFonts w:hint="default" w:ascii="Wingdings" w:hAnsi="Wingdings"/>
       </w:rPr>
     </w:lvl>
     <w:lvl w:ilvl="6" w:tplc="04090001" w:tentative="1">
@@ -12563,7 +12912,7 @@
         <w:ind w:left="5040" w:hanging="360"/>
       </w:pPr>
       <w:rPr>
-        <w:rFonts w:ascii="Symbol" w:hAnsi="Symbol" w:hint="default"/>
+        <w:rFonts w:hint="default" w:ascii="Symbol" w:hAnsi="Symbol"/>
       </w:rPr>
     </w:lvl>
     <w:lvl w:ilvl="7" w:tplc="04090003" w:tentative="1">
@@ -12575,7 +12924,7 @@
         <w:ind w:left="5760" w:hanging="360"/>
       </w:pPr>
       <w:rPr>
-        <w:rFonts w:ascii="Courier New" w:hAnsi="Courier New" w:cs="Courier New" w:hint="default"/>
+        <w:rFonts w:hint="default" w:ascii="Courier New" w:hAnsi="Courier New" w:cs="Courier New"/>
       </w:rPr>
     </w:lvl>
     <w:lvl w:ilvl="8" w:tplc="04090005" w:tentative="1">
@@ -12587,7 +12936,7 @@
         <w:ind w:left="6480" w:hanging="360"/>
       </w:pPr>
       <w:rPr>
-        <w:rFonts w:ascii="Wingdings" w:hAnsi="Wingdings" w:hint="default"/>
+        <w:rFonts w:hint="default" w:ascii="Wingdings" w:hAnsi="Wingdings"/>
       </w:rPr>
     </w:lvl>
   </w:abstractNum>
@@ -12957,7 +13306,7 @@
         <w:ind w:left="720" w:hanging="360"/>
       </w:pPr>
       <w:rPr>
-        <w:rFonts w:ascii="Wingdings" w:hAnsi="Wingdings" w:hint="default"/>
+        <w:rFonts w:hint="default" w:ascii="Wingdings" w:hAnsi="Wingdings"/>
       </w:rPr>
     </w:lvl>
     <w:lvl w:ilvl="1" w:tplc="04090003" w:tentative="1">
@@ -12969,7 +13318,7 @@
         <w:ind w:left="1440" w:hanging="360"/>
       </w:pPr>
       <w:rPr>
-        <w:rFonts w:ascii="Courier New" w:hAnsi="Courier New" w:cs="Courier New" w:hint="default"/>
+        <w:rFonts w:hint="default" w:ascii="Courier New" w:hAnsi="Courier New" w:cs="Courier New"/>
       </w:rPr>
     </w:lvl>
     <w:lvl w:ilvl="2" w:tplc="04090005" w:tentative="1">
@@ -12981,7 +13330,7 @@
         <w:ind w:left="2160" w:hanging="360"/>
       </w:pPr>
       <w:rPr>
-        <w:rFonts w:ascii="Wingdings" w:hAnsi="Wingdings" w:hint="default"/>
+        <w:rFonts w:hint="default" w:ascii="Wingdings" w:hAnsi="Wingdings"/>
       </w:rPr>
     </w:lvl>
     <w:lvl w:ilvl="3" w:tplc="04090001" w:tentative="1">
@@ -12993,7 +13342,7 @@
         <w:ind w:left="2880" w:hanging="360"/>
       </w:pPr>
       <w:rPr>
-        <w:rFonts w:ascii="Symbol" w:hAnsi="Symbol" w:hint="default"/>
+        <w:rFonts w:hint="default" w:ascii="Symbol" w:hAnsi="Symbol"/>
       </w:rPr>
     </w:lvl>
     <w:lvl w:ilvl="4" w:tplc="04090003" w:tentative="1">
@@ -13005,7 +13354,7 @@
         <w:ind w:left="3600" w:hanging="360"/>
       </w:pPr>
       <w:rPr>
-        <w:rFonts w:ascii="Courier New" w:hAnsi="Courier New" w:cs="Courier New" w:hint="default"/>
+        <w:rFonts w:hint="default" w:ascii="Courier New" w:hAnsi="Courier New" w:cs="Courier New"/>
       </w:rPr>
     </w:lvl>
     <w:lvl w:ilvl="5" w:tplc="04090005" w:tentative="1">
@@ -13017,7 +13366,7 @@
         <w:ind w:left="4320" w:hanging="360"/>
       </w:pPr>
       <w:rPr>
-        <w:rFonts w:ascii="Wingdings" w:hAnsi="Wingdings" w:hint="default"/>
+        <w:rFonts w:hint="default" w:ascii="Wingdings" w:hAnsi="Wingdings"/>
       </w:rPr>
     </w:lvl>
     <w:lvl w:ilvl="6" w:tplc="04090001" w:tentative="1">
@@ -13029,7 +13378,7 @@
         <w:ind w:left="5040" w:hanging="360"/>
       </w:pPr>
       <w:rPr>
-        <w:rFonts w:ascii="Symbol" w:hAnsi="Symbol" w:hint="default"/>
+        <w:rFonts w:hint="default" w:ascii="Symbol" w:hAnsi="Symbol"/>
       </w:rPr>
     </w:lvl>
     <w:lvl w:ilvl="7" w:tplc="04090003" w:tentative="1">
@@ -13041,7 +13390,7 @@
         <w:ind w:left="5760" w:hanging="360"/>
       </w:pPr>
       <w:rPr>
-        <w:rFonts w:ascii="Courier New" w:hAnsi="Courier New" w:cs="Courier New" w:hint="default"/>
+        <w:rFonts w:hint="default" w:ascii="Courier New" w:hAnsi="Courier New" w:cs="Courier New"/>
       </w:rPr>
     </w:lvl>
     <w:lvl w:ilvl="8" w:tplc="04090005" w:tentative="1">
@@ -13053,7 +13402,7 @@
         <w:ind w:left="6480" w:hanging="360"/>
       </w:pPr>
       <w:rPr>
-        <w:rFonts w:ascii="Wingdings" w:hAnsi="Wingdings" w:hint="default"/>
+        <w:rFonts w:hint="default" w:ascii="Wingdings" w:hAnsi="Wingdings"/>
       </w:rPr>
     </w:lvl>
   </w:abstractNum>
@@ -13159,7 +13508,7 @@
         <w:ind w:left="720" w:hanging="360"/>
       </w:pPr>
       <w:rPr>
-        <w:rFonts w:ascii="Century Gothic" w:eastAsia="Times New Roman" w:hAnsi="Century Gothic" w:cs="Tahoma" w:hint="default"/>
+        <w:rFonts w:hint="default" w:ascii="Century Gothic" w:hAnsi="Century Gothic" w:eastAsia="Times New Roman" w:cs="Tahoma"/>
       </w:rPr>
     </w:lvl>
     <w:lvl w:ilvl="1" w:tplc="04090003" w:tentative="1">
@@ -13171,7 +13520,7 @@
         <w:ind w:left="1440" w:hanging="360"/>
       </w:pPr>
       <w:rPr>
-        <w:rFonts w:ascii="Courier New" w:hAnsi="Courier New" w:cs="Courier New" w:hint="default"/>
+        <w:rFonts w:hint="default" w:ascii="Courier New" w:hAnsi="Courier New" w:cs="Courier New"/>
       </w:rPr>
     </w:lvl>
     <w:lvl w:ilvl="2" w:tplc="04090005" w:tentative="1">
@@ -13183,7 +13532,7 @@
         <w:ind w:left="2160" w:hanging="360"/>
       </w:pPr>
       <w:rPr>
-        <w:rFonts w:ascii="Wingdings" w:hAnsi="Wingdings" w:hint="default"/>
+        <w:rFonts w:hint="default" w:ascii="Wingdings" w:hAnsi="Wingdings"/>
       </w:rPr>
     </w:lvl>
     <w:lvl w:ilvl="3" w:tplc="04090001" w:tentative="1">
@@ -13195,7 +13544,7 @@
         <w:ind w:left="2880" w:hanging="360"/>
       </w:pPr>
       <w:rPr>
-        <w:rFonts w:ascii="Symbol" w:hAnsi="Symbol" w:hint="default"/>
+        <w:rFonts w:hint="default" w:ascii="Symbol" w:hAnsi="Symbol"/>
       </w:rPr>
     </w:lvl>
     <w:lvl w:ilvl="4" w:tplc="04090003" w:tentative="1">
@@ -13207,7 +13556,7 @@
         <w:ind w:left="3600" w:hanging="360"/>
       </w:pPr>
       <w:rPr>
-        <w:rFonts w:ascii="Courier New" w:hAnsi="Courier New" w:cs="Courier New" w:hint="default"/>
+        <w:rFonts w:hint="default" w:ascii="Courier New" w:hAnsi="Courier New" w:cs="Courier New"/>
       </w:rPr>
     </w:lvl>
     <w:lvl w:ilvl="5" w:tplc="04090005" w:tentative="1">
@@ -13219,7 +13568,7 @@
         <w:ind w:left="4320" w:hanging="360"/>
       </w:pPr>
       <w:rPr>
-        <w:rFonts w:ascii="Wingdings" w:hAnsi="Wingdings" w:hint="default"/>
+        <w:rFonts w:hint="default" w:ascii="Wingdings" w:hAnsi="Wingdings"/>
       </w:rPr>
     </w:lvl>
     <w:lvl w:ilvl="6" w:tplc="04090001" w:tentative="1">
@@ -13231,7 +13580,7 @@
         <w:ind w:left="5040" w:hanging="360"/>
       </w:pPr>
       <w:rPr>
-        <w:rFonts w:ascii="Symbol" w:hAnsi="Symbol" w:hint="default"/>
+        <w:rFonts w:hint="default" w:ascii="Symbol" w:hAnsi="Symbol"/>
       </w:rPr>
     </w:lvl>
     <w:lvl w:ilvl="7" w:tplc="04090003" w:tentative="1">
@@ -13243,7 +13592,7 @@
         <w:ind w:left="5760" w:hanging="360"/>
       </w:pPr>
       <w:rPr>
-        <w:rFonts w:ascii="Courier New" w:hAnsi="Courier New" w:cs="Courier New" w:hint="default"/>
+        <w:rFonts w:hint="default" w:ascii="Courier New" w:hAnsi="Courier New" w:cs="Courier New"/>
       </w:rPr>
     </w:lvl>
     <w:lvl w:ilvl="8" w:tplc="04090005" w:tentative="1">
@@ -13255,7 +13604,7 @@
         <w:ind w:left="6480" w:hanging="360"/>
       </w:pPr>
       <w:rPr>
-        <w:rFonts w:ascii="Wingdings" w:hAnsi="Wingdings" w:hint="default"/>
+        <w:rFonts w:hint="default" w:ascii="Wingdings" w:hAnsi="Wingdings"/>
       </w:rPr>
     </w:lvl>
   </w:abstractNum>
@@ -13272,7 +13621,7 @@
         <w:ind w:left="720" w:hanging="360"/>
       </w:pPr>
       <w:rPr>
-        <w:rFonts w:ascii="Wingdings" w:hAnsi="Wingdings" w:hint="default"/>
+        <w:rFonts w:hint="default" w:ascii="Wingdings" w:hAnsi="Wingdings"/>
       </w:rPr>
     </w:lvl>
     <w:lvl w:ilvl="1" w:tplc="04090003" w:tentative="1">
@@ -13284,7 +13633,7 @@
         <w:ind w:left="1440" w:hanging="360"/>
       </w:pPr>
       <w:rPr>
-        <w:rFonts w:ascii="Courier New" w:hAnsi="Courier New" w:cs="Courier New" w:hint="default"/>
+        <w:rFonts w:hint="default" w:ascii="Courier New" w:hAnsi="Courier New" w:cs="Courier New"/>
       </w:rPr>
     </w:lvl>
     <w:lvl w:ilvl="2" w:tplc="04090005" w:tentative="1">
@@ -13296,7 +13645,7 @@
         <w:ind w:left="2160" w:hanging="360"/>
       </w:pPr>
       <w:rPr>
-        <w:rFonts w:ascii="Wingdings" w:hAnsi="Wingdings" w:hint="default"/>
+        <w:rFonts w:hint="default" w:ascii="Wingdings" w:hAnsi="Wingdings"/>
       </w:rPr>
     </w:lvl>
     <w:lvl w:ilvl="3" w:tplc="04090001" w:tentative="1">
@@ -13308,7 +13657,7 @@
         <w:ind w:left="2880" w:hanging="360"/>
       </w:pPr>
       <w:rPr>
-        <w:rFonts w:ascii="Symbol" w:hAnsi="Symbol" w:hint="default"/>
+        <w:rFonts w:hint="default" w:ascii="Symbol" w:hAnsi="Symbol"/>
       </w:rPr>
     </w:lvl>
     <w:lvl w:ilvl="4" w:tplc="04090003" w:tentative="1">
@@ -13320,7 +13669,7 @@
         <w:ind w:left="3600" w:hanging="360"/>
       </w:pPr>
       <w:rPr>
-        <w:rFonts w:ascii="Courier New" w:hAnsi="Courier New" w:cs="Courier New" w:hint="default"/>
+        <w:rFonts w:hint="default" w:ascii="Courier New" w:hAnsi="Courier New" w:cs="Courier New"/>
       </w:rPr>
     </w:lvl>
     <w:lvl w:ilvl="5" w:tplc="04090005" w:tentative="1">
@@ -13332,7 +13681,7 @@
         <w:ind w:left="4320" w:hanging="360"/>
       </w:pPr>
       <w:rPr>
-        <w:rFonts w:ascii="Wingdings" w:hAnsi="Wingdings" w:hint="default"/>
+        <w:rFonts w:hint="default" w:ascii="Wingdings" w:hAnsi="Wingdings"/>
       </w:rPr>
     </w:lvl>
     <w:lvl w:ilvl="6" w:tplc="04090001" w:tentative="1">
@@ -13344,7 +13693,7 @@
         <w:ind w:left="5040" w:hanging="360"/>
       </w:pPr>
       <w:rPr>
-        <w:rFonts w:ascii="Symbol" w:hAnsi="Symbol" w:hint="default"/>
+        <w:rFonts w:hint="default" w:ascii="Symbol" w:hAnsi="Symbol"/>
       </w:rPr>
     </w:lvl>
     <w:lvl w:ilvl="7" w:tplc="04090003" w:tentative="1">
@@ -13356,7 +13705,7 @@
         <w:ind w:left="5760" w:hanging="360"/>
       </w:pPr>
       <w:rPr>
-        <w:rFonts w:ascii="Courier New" w:hAnsi="Courier New" w:cs="Courier New" w:hint="default"/>
+        <w:rFonts w:hint="default" w:ascii="Courier New" w:hAnsi="Courier New" w:cs="Courier New"/>
       </w:rPr>
     </w:lvl>
     <w:lvl w:ilvl="8" w:tplc="04090005" w:tentative="1">
@@ -13368,7 +13717,7 @@
         <w:ind w:left="6480" w:hanging="360"/>
       </w:pPr>
       <w:rPr>
-        <w:rFonts w:ascii="Wingdings" w:hAnsi="Wingdings" w:hint="default"/>
+        <w:rFonts w:hint="default" w:ascii="Wingdings" w:hAnsi="Wingdings"/>
       </w:rPr>
     </w:lvl>
   </w:abstractNum>
@@ -13385,7 +13734,7 @@
         <w:ind w:left="2461" w:hanging="360"/>
       </w:pPr>
       <w:rPr>
-        <w:rFonts w:ascii="Symbol" w:hAnsi="Symbol" w:hint="default"/>
+        <w:rFonts w:hint="default" w:ascii="Symbol" w:hAnsi="Symbol"/>
       </w:rPr>
     </w:lvl>
     <w:lvl w:ilvl="1" w:tplc="04090003" w:tentative="1">
@@ -13397,7 +13746,7 @@
         <w:ind w:left="3181" w:hanging="360"/>
       </w:pPr>
       <w:rPr>
-        <w:rFonts w:ascii="Courier New" w:hAnsi="Courier New" w:cs="Courier New" w:hint="default"/>
+        <w:rFonts w:hint="default" w:ascii="Courier New" w:hAnsi="Courier New" w:cs="Courier New"/>
       </w:rPr>
     </w:lvl>
     <w:lvl w:ilvl="2" w:tplc="04090005" w:tentative="1">
@@ -13409,7 +13758,7 @@
         <w:ind w:left="3901" w:hanging="360"/>
       </w:pPr>
       <w:rPr>
-        <w:rFonts w:ascii="Wingdings" w:hAnsi="Wingdings" w:hint="default"/>
+        <w:rFonts w:hint="default" w:ascii="Wingdings" w:hAnsi="Wingdings"/>
       </w:rPr>
     </w:lvl>
     <w:lvl w:ilvl="3" w:tplc="04090001" w:tentative="1">
@@ -13421,7 +13770,7 @@
         <w:ind w:left="4621" w:hanging="360"/>
       </w:pPr>
       <w:rPr>
-        <w:rFonts w:ascii="Symbol" w:hAnsi="Symbol" w:hint="default"/>
+        <w:rFonts w:hint="default" w:ascii="Symbol" w:hAnsi="Symbol"/>
       </w:rPr>
     </w:lvl>
     <w:lvl w:ilvl="4" w:tplc="04090003" w:tentative="1">
@@ -13433,7 +13782,7 @@
         <w:ind w:left="5341" w:hanging="360"/>
       </w:pPr>
       <w:rPr>
-        <w:rFonts w:ascii="Courier New" w:hAnsi="Courier New" w:cs="Courier New" w:hint="default"/>
+        <w:rFonts w:hint="default" w:ascii="Courier New" w:hAnsi="Courier New" w:cs="Courier New"/>
       </w:rPr>
     </w:lvl>
     <w:lvl w:ilvl="5" w:tplc="04090005" w:tentative="1">
@@ -13445,7 +13794,7 @@
         <w:ind w:left="6061" w:hanging="360"/>
       </w:pPr>
       <w:rPr>
-        <w:rFonts w:ascii="Wingdings" w:hAnsi="Wingdings" w:hint="default"/>
+        <w:rFonts w:hint="default" w:ascii="Wingdings" w:hAnsi="Wingdings"/>
       </w:rPr>
     </w:lvl>
     <w:lvl w:ilvl="6" w:tplc="04090001" w:tentative="1">
@@ -13457,7 +13806,7 @@
         <w:ind w:left="6781" w:hanging="360"/>
       </w:pPr>
       <w:rPr>
-        <w:rFonts w:ascii="Symbol" w:hAnsi="Symbol" w:hint="default"/>
+        <w:rFonts w:hint="default" w:ascii="Symbol" w:hAnsi="Symbol"/>
       </w:rPr>
     </w:lvl>
     <w:lvl w:ilvl="7" w:tplc="04090003" w:tentative="1">
@@ -13469,7 +13818,7 @@
         <w:ind w:left="7501" w:hanging="360"/>
       </w:pPr>
       <w:rPr>
-        <w:rFonts w:ascii="Courier New" w:hAnsi="Courier New" w:cs="Courier New" w:hint="default"/>
+        <w:rFonts w:hint="default" w:ascii="Courier New" w:hAnsi="Courier New" w:cs="Courier New"/>
       </w:rPr>
     </w:lvl>
     <w:lvl w:ilvl="8" w:tplc="04090005" w:tentative="1">
@@ -13481,7 +13830,7 @@
         <w:ind w:left="8221" w:hanging="360"/>
       </w:pPr>
       <w:rPr>
-        <w:rFonts w:ascii="Wingdings" w:hAnsi="Wingdings" w:hint="default"/>
+        <w:rFonts w:hint="default" w:ascii="Wingdings" w:hAnsi="Wingdings"/>
       </w:rPr>
     </w:lvl>
   </w:abstractNum>
@@ -13498,7 +13847,7 @@
         <w:ind w:left="1741" w:hanging="360"/>
       </w:pPr>
       <w:rPr>
-        <w:rFonts w:ascii="Wingdings" w:hAnsi="Wingdings" w:hint="default"/>
+        <w:rFonts w:hint="default" w:ascii="Wingdings" w:hAnsi="Wingdings"/>
       </w:rPr>
     </w:lvl>
     <w:lvl w:ilvl="1" w:tplc="04090003" w:tentative="1">
@@ -13510,7 +13859,7 @@
         <w:ind w:left="2461" w:hanging="360"/>
       </w:pPr>
       <w:rPr>
-        <w:rFonts w:ascii="Courier New" w:hAnsi="Courier New" w:cs="Courier New" w:hint="default"/>
+        <w:rFonts w:hint="default" w:ascii="Courier New" w:hAnsi="Courier New" w:cs="Courier New"/>
       </w:rPr>
     </w:lvl>
     <w:lvl w:ilvl="2" w:tplc="04090005" w:tentative="1">
@@ -13522,7 +13871,7 @@
         <w:ind w:left="3181" w:hanging="360"/>
       </w:pPr>
       <w:rPr>
-        <w:rFonts w:ascii="Wingdings" w:hAnsi="Wingdings" w:hint="default"/>
+        <w:rFonts w:hint="default" w:ascii="Wingdings" w:hAnsi="Wingdings"/>
       </w:rPr>
     </w:lvl>
     <w:lvl w:ilvl="3" w:tplc="04090001" w:tentative="1">
@@ -13534,7 +13883,7 @@
         <w:ind w:left="3901" w:hanging="360"/>
       </w:pPr>
       <w:rPr>
-        <w:rFonts w:ascii="Symbol" w:hAnsi="Symbol" w:hint="default"/>
+        <w:rFonts w:hint="default" w:ascii="Symbol" w:hAnsi="Symbol"/>
       </w:rPr>
     </w:lvl>
     <w:lvl w:ilvl="4" w:tplc="04090003" w:tentative="1">
@@ -13546,7 +13895,7 @@
         <w:ind w:left="4621" w:hanging="360"/>
       </w:pPr>
       <w:rPr>
-        <w:rFonts w:ascii="Courier New" w:hAnsi="Courier New" w:cs="Courier New" w:hint="default"/>
+        <w:rFonts w:hint="default" w:ascii="Courier New" w:hAnsi="Courier New" w:cs="Courier New"/>
       </w:rPr>
     </w:lvl>
     <w:lvl w:ilvl="5" w:tplc="04090005" w:tentative="1">
@@ -13558,7 +13907,7 @@
         <w:ind w:left="5341" w:hanging="360"/>
       </w:pPr>
       <w:rPr>
-        <w:rFonts w:ascii="Wingdings" w:hAnsi="Wingdings" w:hint="default"/>
+        <w:rFonts w:hint="default" w:ascii="Wingdings" w:hAnsi="Wingdings"/>
       </w:rPr>
     </w:lvl>
     <w:lvl w:ilvl="6" w:tplc="04090001" w:tentative="1">
@@ -13570,7 +13919,7 @@
         <w:ind w:left="6061" w:hanging="360"/>
       </w:pPr>
       <w:rPr>
-        <w:rFonts w:ascii="Symbol" w:hAnsi="Symbol" w:hint="default"/>
+        <w:rFonts w:hint="default" w:ascii="Symbol" w:hAnsi="Symbol"/>
       </w:rPr>
     </w:lvl>
     <w:lvl w:ilvl="7" w:tplc="04090003" w:tentative="1">
@@ -13582,7 +13931,7 @@
         <w:ind w:left="6781" w:hanging="360"/>
       </w:pPr>
       <w:rPr>
-        <w:rFonts w:ascii="Courier New" w:hAnsi="Courier New" w:cs="Courier New" w:hint="default"/>
+        <w:rFonts w:hint="default" w:ascii="Courier New" w:hAnsi="Courier New" w:cs="Courier New"/>
       </w:rPr>
     </w:lvl>
     <w:lvl w:ilvl="8" w:tplc="04090005" w:tentative="1">
@@ -13594,7 +13943,7 @@
         <w:ind w:left="7501" w:hanging="360"/>
       </w:pPr>
       <w:rPr>
-        <w:rFonts w:ascii="Wingdings" w:hAnsi="Wingdings" w:hint="default"/>
+        <w:rFonts w:hint="default" w:ascii="Wingdings" w:hAnsi="Wingdings"/>
       </w:rPr>
     </w:lvl>
   </w:abstractNum>
@@ -13736,7 +14085,7 @@
         <w:ind w:left="1440" w:hanging="360"/>
       </w:pPr>
       <w:rPr>
-        <w:rFonts w:ascii="Symbol" w:hAnsi="Symbol" w:hint="default"/>
+        <w:rFonts w:hint="default" w:ascii="Symbol" w:hAnsi="Symbol"/>
       </w:rPr>
     </w:lvl>
     <w:lvl w:ilvl="1" w:tplc="04090003" w:tentative="1">
@@ -13748,7 +14097,7 @@
         <w:ind w:left="2160" w:hanging="360"/>
       </w:pPr>
       <w:rPr>
-        <w:rFonts w:ascii="Courier New" w:hAnsi="Courier New" w:cs="Courier New" w:hint="default"/>
+        <w:rFonts w:hint="default" w:ascii="Courier New" w:hAnsi="Courier New" w:cs="Courier New"/>
       </w:rPr>
     </w:lvl>
     <w:lvl w:ilvl="2" w:tplc="04090005" w:tentative="1">
@@ -13760,7 +14109,7 @@
         <w:ind w:left="2880" w:hanging="360"/>
       </w:pPr>
       <w:rPr>
-        <w:rFonts w:ascii="Wingdings" w:hAnsi="Wingdings" w:hint="default"/>
+        <w:rFonts w:hint="default" w:ascii="Wingdings" w:hAnsi="Wingdings"/>
       </w:rPr>
     </w:lvl>
     <w:lvl w:ilvl="3" w:tplc="04090001" w:tentative="1">
@@ -13772,7 +14121,7 @@
         <w:ind w:left="3600" w:hanging="360"/>
       </w:pPr>
       <w:rPr>
-        <w:rFonts w:ascii="Symbol" w:hAnsi="Symbol" w:hint="default"/>
+        <w:rFonts w:hint="default" w:ascii="Symbol" w:hAnsi="Symbol"/>
       </w:rPr>
     </w:lvl>
     <w:lvl w:ilvl="4" w:tplc="04090003" w:tentative="1">
@@ -13784,7 +14133,7 @@
         <w:ind w:left="4320" w:hanging="360"/>
       </w:pPr>
       <w:rPr>
-        <w:rFonts w:ascii="Courier New" w:hAnsi="Courier New" w:cs="Courier New" w:hint="default"/>
+        <w:rFonts w:hint="default" w:ascii="Courier New" w:hAnsi="Courier New" w:cs="Courier New"/>
       </w:rPr>
     </w:lvl>
     <w:lvl w:ilvl="5" w:tplc="04090005" w:tentative="1">
@@ -13796,7 +14145,7 @@
         <w:ind w:left="5040" w:hanging="360"/>
       </w:pPr>
       <w:rPr>
-        <w:rFonts w:ascii="Wingdings" w:hAnsi="Wingdings" w:hint="default"/>
+        <w:rFonts w:hint="default" w:ascii="Wingdings" w:hAnsi="Wingdings"/>
       </w:rPr>
     </w:lvl>
     <w:lvl w:ilvl="6" w:tplc="04090001" w:tentative="1">
@@ -13808,7 +14157,7 @@
         <w:ind w:left="5760" w:hanging="360"/>
       </w:pPr>
       <w:rPr>
-        <w:rFonts w:ascii="Symbol" w:hAnsi="Symbol" w:hint="default"/>
+        <w:rFonts w:hint="default" w:ascii="Symbol" w:hAnsi="Symbol"/>
       </w:rPr>
     </w:lvl>
     <w:lvl w:ilvl="7" w:tplc="04090003" w:tentative="1">
@@ -13820,7 +14169,7 @@
         <w:ind w:left="6480" w:hanging="360"/>
       </w:pPr>
       <w:rPr>
-        <w:rFonts w:ascii="Courier New" w:hAnsi="Courier New" w:cs="Courier New" w:hint="default"/>
+        <w:rFonts w:hint="default" w:ascii="Courier New" w:hAnsi="Courier New" w:cs="Courier New"/>
       </w:rPr>
     </w:lvl>
     <w:lvl w:ilvl="8" w:tplc="04090005" w:tentative="1">
@@ -13832,7 +14181,7 @@
         <w:ind w:left="7200" w:hanging="360"/>
       </w:pPr>
       <w:rPr>
-        <w:rFonts w:ascii="Wingdings" w:hAnsi="Wingdings" w:hint="default"/>
+        <w:rFonts w:hint="default" w:ascii="Wingdings" w:hAnsi="Wingdings"/>
       </w:rPr>
     </w:lvl>
   </w:abstractNum>
@@ -14141,7 +14490,7 @@
         <w:ind w:left="720" w:hanging="360"/>
       </w:pPr>
       <w:rPr>
-        <w:rFonts w:ascii="Wingdings" w:eastAsia="Times New Roman" w:hAnsi="Wingdings" w:cs="Times New Roman" w:hint="default"/>
+        <w:rFonts w:hint="default" w:ascii="Wingdings" w:hAnsi="Wingdings" w:eastAsia="Times New Roman" w:cs="Times New Roman"/>
       </w:rPr>
     </w:lvl>
     <w:lvl w:ilvl="1" w:tplc="04090003" w:tentative="1">
@@ -14153,7 +14502,7 @@
         <w:ind w:left="1440" w:hanging="360"/>
       </w:pPr>
       <w:rPr>
-        <w:rFonts w:ascii="Courier New" w:hAnsi="Courier New" w:cs="Courier New" w:hint="default"/>
+        <w:rFonts w:hint="default" w:ascii="Courier New" w:hAnsi="Courier New" w:cs="Courier New"/>
       </w:rPr>
     </w:lvl>
     <w:lvl w:ilvl="2" w:tplc="04090005" w:tentative="1">
@@ -14165,7 +14514,7 @@
         <w:ind w:left="2160" w:hanging="360"/>
       </w:pPr>
       <w:rPr>
-        <w:rFonts w:ascii="Wingdings" w:hAnsi="Wingdings" w:hint="default"/>
+        <w:rFonts w:hint="default" w:ascii="Wingdings" w:hAnsi="Wingdings"/>
       </w:rPr>
     </w:lvl>
     <w:lvl w:ilvl="3" w:tplc="04090001" w:tentative="1">
@@ -14177,7 +14526,7 @@
         <w:ind w:left="2880" w:hanging="360"/>
       </w:pPr>
       <w:rPr>
-        <w:rFonts w:ascii="Symbol" w:hAnsi="Symbol" w:hint="default"/>
+        <w:rFonts w:hint="default" w:ascii="Symbol" w:hAnsi="Symbol"/>
       </w:rPr>
     </w:lvl>
     <w:lvl w:ilvl="4" w:tplc="04090003" w:tentative="1">
@@ -14189,7 +14538,7 @@
         <w:ind w:left="3600" w:hanging="360"/>
       </w:pPr>
       <w:rPr>
-        <w:rFonts w:ascii="Courier New" w:hAnsi="Courier New" w:cs="Courier New" w:hint="default"/>
+        <w:rFonts w:hint="default" w:ascii="Courier New" w:hAnsi="Courier New" w:cs="Courier New"/>
       </w:rPr>
     </w:lvl>
     <w:lvl w:ilvl="5" w:tplc="04090005" w:tentative="1">
@@ -14201,7 +14550,7 @@
         <w:ind w:left="4320" w:hanging="360"/>
       </w:pPr>
       <w:rPr>
-        <w:rFonts w:ascii="Wingdings" w:hAnsi="Wingdings" w:hint="default"/>
+        <w:rFonts w:hint="default" w:ascii="Wingdings" w:hAnsi="Wingdings"/>
       </w:rPr>
     </w:lvl>
     <w:lvl w:ilvl="6" w:tplc="04090001" w:tentative="1">
@@ -14213,7 +14562,7 @@
         <w:ind w:left="5040" w:hanging="360"/>
       </w:pPr>
       <w:rPr>
-        <w:rFonts w:ascii="Symbol" w:hAnsi="Symbol" w:hint="default"/>
+        <w:rFonts w:hint="default" w:ascii="Symbol" w:hAnsi="Symbol"/>
       </w:rPr>
     </w:lvl>
     <w:lvl w:ilvl="7" w:tplc="04090003" w:tentative="1">
@@ -14225,7 +14574,7 @@
         <w:ind w:left="5760" w:hanging="360"/>
       </w:pPr>
       <w:rPr>
-        <w:rFonts w:ascii="Courier New" w:hAnsi="Courier New" w:cs="Courier New" w:hint="default"/>
+        <w:rFonts w:hint="default" w:ascii="Courier New" w:hAnsi="Courier New" w:cs="Courier New"/>
       </w:rPr>
     </w:lvl>
     <w:lvl w:ilvl="8" w:tplc="04090005" w:tentative="1">
@@ -14237,7 +14586,7 @@
         <w:ind w:left="6480" w:hanging="360"/>
       </w:pPr>
       <w:rPr>
-        <w:rFonts w:ascii="Wingdings" w:hAnsi="Wingdings" w:hint="default"/>
+        <w:rFonts w:hint="default" w:ascii="Wingdings" w:hAnsi="Wingdings"/>
       </w:rPr>
     </w:lvl>
   </w:abstractNum>
@@ -14254,7 +14603,7 @@
         <w:ind w:left="450" w:hanging="360"/>
       </w:pPr>
       <w:rPr>
-        <w:rFonts w:ascii="Arial" w:eastAsia="Calibri" w:hAnsi="Arial" w:cs="Arial" w:hint="default"/>
+        <w:rFonts w:hint="default" w:ascii="Arial" w:hAnsi="Arial" w:eastAsia="Calibri" w:cs="Arial"/>
       </w:rPr>
     </w:lvl>
     <w:lvl w:ilvl="1" w:tplc="04090003" w:tentative="1">
@@ -14266,7 +14615,7 @@
         <w:ind w:left="1170" w:hanging="360"/>
       </w:pPr>
       <w:rPr>
-        <w:rFonts w:ascii="Courier New" w:hAnsi="Courier New" w:cs="Courier New" w:hint="default"/>
+        <w:rFonts w:hint="default" w:ascii="Courier New" w:hAnsi="Courier New" w:cs="Courier New"/>
       </w:rPr>
     </w:lvl>
     <w:lvl w:ilvl="2" w:tplc="04090005" w:tentative="1">
@@ -14278,7 +14627,7 @@
         <w:ind w:left="1890" w:hanging="360"/>
       </w:pPr>
       <w:rPr>
-        <w:rFonts w:ascii="Wingdings" w:hAnsi="Wingdings" w:hint="default"/>
+        <w:rFonts w:hint="default" w:ascii="Wingdings" w:hAnsi="Wingdings"/>
       </w:rPr>
     </w:lvl>
     <w:lvl w:ilvl="3" w:tplc="04090001" w:tentative="1">
@@ -14290,7 +14639,7 @@
         <w:ind w:left="2610" w:hanging="360"/>
       </w:pPr>
       <w:rPr>
-        <w:rFonts w:ascii="Symbol" w:hAnsi="Symbol" w:hint="default"/>
+        <w:rFonts w:hint="default" w:ascii="Symbol" w:hAnsi="Symbol"/>
       </w:rPr>
     </w:lvl>
     <w:lvl w:ilvl="4" w:tplc="04090003" w:tentative="1">
@@ -14302,7 +14651,7 @@
         <w:ind w:left="3330" w:hanging="360"/>
       </w:pPr>
       <w:rPr>
-        <w:rFonts w:ascii="Courier New" w:hAnsi="Courier New" w:cs="Courier New" w:hint="default"/>
+        <w:rFonts w:hint="default" w:ascii="Courier New" w:hAnsi="Courier New" w:cs="Courier New"/>
       </w:rPr>
     </w:lvl>
     <w:lvl w:ilvl="5" w:tplc="04090005" w:tentative="1">
@@ -14314,7 +14663,7 @@
         <w:ind w:left="4050" w:hanging="360"/>
       </w:pPr>
       <w:rPr>
-        <w:rFonts w:ascii="Wingdings" w:hAnsi="Wingdings" w:hint="default"/>
+        <w:rFonts w:hint="default" w:ascii="Wingdings" w:hAnsi="Wingdings"/>
       </w:rPr>
     </w:lvl>
     <w:lvl w:ilvl="6" w:tplc="04090001" w:tentative="1">
@@ -14326,7 +14675,7 @@
         <w:ind w:left="4770" w:hanging="360"/>
       </w:pPr>
       <w:rPr>
-        <w:rFonts w:ascii="Symbol" w:hAnsi="Symbol" w:hint="default"/>
+        <w:rFonts w:hint="default" w:ascii="Symbol" w:hAnsi="Symbol"/>
       </w:rPr>
     </w:lvl>
     <w:lvl w:ilvl="7" w:tplc="04090003" w:tentative="1">
@@ -14338,7 +14687,7 @@
         <w:ind w:left="5490" w:hanging="360"/>
       </w:pPr>
       <w:rPr>
-        <w:rFonts w:ascii="Courier New" w:hAnsi="Courier New" w:cs="Courier New" w:hint="default"/>
+        <w:rFonts w:hint="default" w:ascii="Courier New" w:hAnsi="Courier New" w:cs="Courier New"/>
       </w:rPr>
     </w:lvl>
     <w:lvl w:ilvl="8" w:tplc="04090005" w:tentative="1">
@@ -14350,7 +14699,7 @@
         <w:ind w:left="6210" w:hanging="360"/>
       </w:pPr>
       <w:rPr>
-        <w:rFonts w:ascii="Wingdings" w:hAnsi="Wingdings" w:hint="default"/>
+        <w:rFonts w:hint="default" w:ascii="Wingdings" w:hAnsi="Wingdings"/>
       </w:rPr>
     </w:lvl>
   </w:abstractNum>
@@ -14588,11 +14937,11 @@
 </file>
 
 <file path=word/styles.xml><?xml version="1.0" encoding="utf-8"?>
-<w:styles xmlns:mc="http://schemas.openxmlformats.org/markup-compatibility/2006" xmlns:r="http://schemas.openxmlformats.org/officeDocument/2006/relationships" xmlns:w="http://schemas.openxmlformats.org/wordprocessingml/2006/main" xmlns:w14="http://schemas.microsoft.com/office/word/2010/wordml" xmlns:w15="http://schemas.microsoft.com/office/word/2012/wordml" xmlns:w16cex="http://schemas.microsoft.com/office/word/2018/wordml/cex" xmlns:w16cid="http://schemas.microsoft.com/office/word/2016/wordml/cid" xmlns:w16="http://schemas.microsoft.com/office/word/2018/wordml" xmlns:w16du="http://schemas.microsoft.com/office/word/2023/wordml/word16du" xmlns:w16sdtdh="http://schemas.microsoft.com/office/word/2020/wordml/sdtdatahash" xmlns:w16sdtfl="http://schemas.microsoft.com/office/word/2024/wordml/sdtformatlock" xmlns:w16se="http://schemas.microsoft.com/office/word/2015/wordml/symex" mc:Ignorable="w14 w15 w16se w16cid w16 w16cex w16sdtdh w16sdtfl w16du">
+<w:styles xmlns:wp14="http://schemas.microsoft.com/office/word/2010/wordprocessingDrawing" xmlns:mc="http://schemas.openxmlformats.org/markup-compatibility/2006" xmlns:r="http://schemas.openxmlformats.org/officeDocument/2006/relationships" xmlns:w="http://schemas.openxmlformats.org/wordprocessingml/2006/main" xmlns:w14="http://schemas.microsoft.com/office/word/2010/wordml" xmlns:w15="http://schemas.microsoft.com/office/word/2012/wordml" xmlns:w16cex="http://schemas.microsoft.com/office/word/2018/wordml/cex" xmlns:w16cid="http://schemas.microsoft.com/office/word/2016/wordml/cid" xmlns:w16="http://schemas.microsoft.com/office/word/2018/wordml" xmlns:w16du="http://schemas.microsoft.com/office/word/2023/wordml/word16du" xmlns:w16sdtdh="http://schemas.microsoft.com/office/word/2020/wordml/sdtdatahash" xmlns:w16sdtfl="http://schemas.microsoft.com/office/word/2024/wordml/sdtformatlock" xmlns:w16se="http://schemas.microsoft.com/office/word/2015/wordml/symex" mc:Ignorable="w14 w15 w16se w16cid w16 w16cex w16sdtdh w16sdtfl w16du wp14">
   <w:docDefaults>
     <w:rPrDefault>
       <w:rPr>
-        <w:rFonts w:ascii="Times New Roman" w:eastAsiaTheme="minorHAnsi" w:hAnsi="Times New Roman" w:cs="Times New Roman"/>
+        <w:rFonts w:ascii="Times New Roman" w:hAnsi="Times New Roman" w:cs="Times New Roman" w:eastAsiaTheme="minorHAnsi"/>
         <w:sz w:val="24"/>
         <w:szCs w:val="24"/>
         <w:lang w:val="en-US" w:eastAsia="en-US" w:bidi="ar-SA"/>
@@ -14609,14 +14958,14 @@
   <w:latentStyles w:defLockedState="0" w:defUIPriority="99" w:defSemiHidden="0" w:defUnhideWhenUsed="0" w:defQFormat="0" w:count="376">
     <w:lsdException w:name="Normal" w:uiPriority="0" w:qFormat="1"/>
     <w:lsdException w:name="heading 1" w:uiPriority="0" w:qFormat="1"/>
-    <w:lsdException w:name="heading 2" w:semiHidden="1" w:uiPriority="9" w:unhideWhenUsed="1" w:qFormat="1"/>
-    <w:lsdException w:name="heading 3" w:semiHidden="1" w:uiPriority="9" w:unhideWhenUsed="1" w:qFormat="1"/>
-    <w:lsdException w:name="heading 4" w:semiHidden="1" w:uiPriority="9" w:unhideWhenUsed="1" w:qFormat="1"/>
-    <w:lsdException w:name="heading 5" w:semiHidden="1" w:uiPriority="9" w:unhideWhenUsed="1" w:qFormat="1"/>
-    <w:lsdException w:name="heading 6" w:semiHidden="1" w:uiPriority="9" w:unhideWhenUsed="1" w:qFormat="1"/>
-    <w:lsdException w:name="heading 7" w:semiHidden="1" w:uiPriority="9" w:unhideWhenUsed="1" w:qFormat="1"/>
-    <w:lsdException w:name="heading 8" w:semiHidden="1" w:uiPriority="9" w:unhideWhenUsed="1" w:qFormat="1"/>
-    <w:lsdException w:name="heading 9" w:semiHidden="1" w:uiPriority="9" w:unhideWhenUsed="1" w:qFormat="1"/>
+    <w:lsdException w:name="heading 2" w:uiPriority="9" w:semiHidden="1" w:unhideWhenUsed="1" w:qFormat="1"/>
+    <w:lsdException w:name="heading 3" w:uiPriority="9" w:semiHidden="1" w:unhideWhenUsed="1" w:qFormat="1"/>
+    <w:lsdException w:name="heading 4" w:uiPriority="9" w:semiHidden="1" w:unhideWhenUsed="1" w:qFormat="1"/>
+    <w:lsdException w:name="heading 5" w:uiPriority="9" w:semiHidden="1" w:unhideWhenUsed="1" w:qFormat="1"/>
+    <w:lsdException w:name="heading 6" w:uiPriority="9" w:semiHidden="1" w:unhideWhenUsed="1" w:qFormat="1"/>
+    <w:lsdException w:name="heading 7" w:uiPriority="9" w:semiHidden="1" w:unhideWhenUsed="1" w:qFormat="1"/>
+    <w:lsdException w:name="heading 8" w:uiPriority="9" w:semiHidden="1" w:unhideWhenUsed="1" w:qFormat="1"/>
+    <w:lsdException w:name="heading 9" w:uiPriority="9" w:semiHidden="1" w:unhideWhenUsed="1" w:qFormat="1"/>
     <w:lsdException w:name="index 1" w:semiHidden="1" w:unhideWhenUsed="1"/>
     <w:lsdException w:name="index 2" w:semiHidden="1" w:unhideWhenUsed="1"/>
     <w:lsdException w:name="index 3" w:semiHidden="1" w:unhideWhenUsed="1"/>
@@ -14626,22 +14975,22 @@
     <w:lsdException w:name="index 7" w:semiHidden="1" w:unhideWhenUsed="1"/>
     <w:lsdException w:name="index 8" w:semiHidden="1" w:unhideWhenUsed="1"/>
     <w:lsdException w:name="index 9" w:semiHidden="1" w:unhideWhenUsed="1"/>
-    <w:lsdException w:name="toc 1" w:semiHidden="1" w:uiPriority="39" w:unhideWhenUsed="1" w:qFormat="1"/>
-    <w:lsdException w:name="toc 2" w:semiHidden="1" w:uiPriority="39" w:unhideWhenUsed="1" w:qFormat="1"/>
-    <w:lsdException w:name="toc 3" w:semiHidden="1" w:uiPriority="39" w:unhideWhenUsed="1" w:qFormat="1"/>
-    <w:lsdException w:name="toc 4" w:semiHidden="1" w:uiPriority="39" w:unhideWhenUsed="1"/>
-    <w:lsdException w:name="toc 5" w:semiHidden="1" w:uiPriority="39" w:unhideWhenUsed="1"/>
-    <w:lsdException w:name="toc 6" w:semiHidden="1" w:uiPriority="39" w:unhideWhenUsed="1"/>
-    <w:lsdException w:name="toc 7" w:semiHidden="1" w:uiPriority="39" w:unhideWhenUsed="1"/>
-    <w:lsdException w:name="toc 8" w:semiHidden="1" w:uiPriority="39" w:unhideWhenUsed="1"/>
-    <w:lsdException w:name="toc 9" w:semiHidden="1" w:uiPriority="39" w:unhideWhenUsed="1"/>
+    <w:lsdException w:name="toc 1" w:uiPriority="39" w:semiHidden="1" w:unhideWhenUsed="1" w:qFormat="1"/>
+    <w:lsdException w:name="toc 2" w:uiPriority="39" w:semiHidden="1" w:unhideWhenUsed="1" w:qFormat="1"/>
+    <w:lsdException w:name="toc 3" w:uiPriority="39" w:semiHidden="1" w:unhideWhenUsed="1" w:qFormat="1"/>
+    <w:lsdException w:name="toc 4" w:uiPriority="39" w:semiHidden="1" w:unhideWhenUsed="1"/>
+    <w:lsdException w:name="toc 5" w:uiPriority="39" w:semiHidden="1" w:unhideWhenUsed="1"/>
+    <w:lsdException w:name="toc 6" w:uiPriority="39" w:semiHidden="1" w:unhideWhenUsed="1"/>
+    <w:lsdException w:name="toc 7" w:uiPriority="39" w:semiHidden="1" w:unhideWhenUsed="1"/>
+    <w:lsdException w:name="toc 8" w:uiPriority="39" w:semiHidden="1" w:unhideWhenUsed="1"/>
+    <w:lsdException w:name="toc 9" w:uiPriority="39" w:semiHidden="1" w:unhideWhenUsed="1"/>
     <w:lsdException w:name="Normal Indent" w:semiHidden="1" w:unhideWhenUsed="1"/>
     <w:lsdException w:name="footnote text" w:semiHidden="1" w:unhideWhenUsed="1"/>
     <w:lsdException w:name="annotation text" w:semiHidden="1" w:unhideWhenUsed="1"/>
     <w:lsdException w:name="header" w:semiHidden="1" w:unhideWhenUsed="1"/>
     <w:lsdException w:name="footer" w:semiHidden="1" w:unhideWhenUsed="1"/>
     <w:lsdException w:name="index heading" w:semiHidden="1" w:unhideWhenUsed="1"/>
-    <w:lsdException w:name="caption" w:semiHidden="1" w:uiPriority="35" w:unhideWhenUsed="1" w:qFormat="1"/>
+    <w:lsdException w:name="caption" w:uiPriority="35" w:semiHidden="1" w:unhideWhenUsed="1" w:qFormat="1"/>
     <w:lsdException w:name="table of figures" w:semiHidden="1" w:unhideWhenUsed="1"/>
     <w:lsdException w:name="envelope address" w:semiHidden="1" w:unhideWhenUsed="1"/>
     <w:lsdException w:name="envelope return" w:semiHidden="1" w:unhideWhenUsed="1"/>
@@ -14672,7 +15021,7 @@
     <w:lsdException w:name="Title" w:uiPriority="10" w:qFormat="1"/>
     <w:lsdException w:name="Closing" w:semiHidden="1" w:unhideWhenUsed="1"/>
     <w:lsdException w:name="Signature" w:semiHidden="1" w:unhideWhenUsed="1"/>
-    <w:lsdException w:name="Default Paragraph Font" w:semiHidden="1" w:uiPriority="1" w:unhideWhenUsed="1"/>
+    <w:lsdException w:name="Default Paragraph Font" w:uiPriority="1" w:semiHidden="1" w:unhideWhenUsed="1"/>
     <w:lsdException w:name="Body Text" w:semiHidden="1" w:unhideWhenUsed="1"/>
     <w:lsdException w:name="Body Text Indent" w:semiHidden="1" w:unhideWhenUsed="1"/>
     <w:lsdException w:name="List Continue" w:semiHidden="1" w:unhideWhenUsed="1"/>
@@ -14697,7 +15046,7 @@
     <w:lsdException w:name="Strong" w:uiPriority="22" w:qFormat="1"/>
     <w:lsdException w:name="Emphasis" w:uiPriority="20" w:qFormat="1"/>
     <w:lsdException w:name="Document Map" w:semiHidden="1" w:unhideWhenUsed="1"/>
-    <w:lsdException w:name="Plain Text" w:semiHidden="1" w:uiPriority="0" w:unhideWhenUsed="1"/>
+    <w:lsdException w:name="Plain Text" w:uiPriority="0" w:semiHidden="1" w:unhideWhenUsed="1"/>
     <w:lsdException w:name="E-mail Signature" w:semiHidden="1" w:unhideWhenUsed="1"/>
     <w:lsdException w:name="HTML Top of Form" w:semiHidden="1" w:unhideWhenUsed="1"/>
     <w:lsdException w:name="HTML Bottom of Form" w:semiHidden="1" w:unhideWhenUsed="1"/>
@@ -14872,8 +15221,8 @@
     <w:lsdException w:name="Subtle Reference" w:uiPriority="31" w:qFormat="1"/>
     <w:lsdException w:name="Intense Reference" w:uiPriority="32" w:qFormat="1"/>
     <w:lsdException w:name="Book Title" w:uiPriority="33" w:qFormat="1"/>
-    <w:lsdException w:name="Bibliography" w:semiHidden="1" w:uiPriority="37" w:unhideWhenUsed="1"/>
-    <w:lsdException w:name="TOC Heading" w:semiHidden="1" w:uiPriority="39" w:unhideWhenUsed="1" w:qFormat="1"/>
+    <w:lsdException w:name="Bibliography" w:uiPriority="37" w:semiHidden="1" w:unhideWhenUsed="1"/>
+    <w:lsdException w:name="TOC Heading" w:uiPriority="39" w:semiHidden="1" w:unhideWhenUsed="1" w:qFormat="1"/>
     <w:lsdException w:name="Plain Table 1" w:uiPriority="41"/>
     <w:lsdException w:name="Plain Table 2" w:uiPriority="42"/>
     <w:lsdException w:name="Plain Table 3" w:uiPriority="43"/>
@@ -14984,7 +15333,7 @@
     <w:lsdException w:name="Unresolved Mention" w:semiHidden="1" w:unhideWhenUsed="1"/>
     <w:lsdException w:name="Smart Link" w:semiHidden="1" w:unhideWhenUsed="1"/>
   </w:latentStyles>
-  <w:style w:type="paragraph" w:default="1" w:styleId="Normal">
+  <w:style w:type="paragraph" w:styleId="Normal" w:default="1">
     <w:name w:val="Normal"/>
     <w:qFormat/>
     <w:rsid w:val="007C2C43"/>
@@ -15011,7 +15360,7 @@
       <w:outlineLvl w:val="0"/>
     </w:pPr>
     <w:rPr>
-      <w:rFonts w:ascii="Arial" w:eastAsia="Times New Roman" w:hAnsi="Arial" w:cs="Arial"/>
+      <w:rFonts w:ascii="Arial" w:hAnsi="Arial" w:eastAsia="Times New Roman" w:cs="Arial"/>
       <w:b/>
       <w:bCs/>
     </w:rPr>
@@ -15033,7 +15382,7 @@
       <w:outlineLvl w:val="2"/>
     </w:pPr>
     <w:rPr>
-      <w:rFonts w:asciiTheme="majorHAnsi" w:eastAsiaTheme="majorEastAsia" w:hAnsiTheme="majorHAnsi" w:cstheme="majorBidi"/>
+      <w:rFonts w:asciiTheme="majorHAnsi" w:hAnsiTheme="majorHAnsi" w:eastAsiaTheme="majorEastAsia" w:cstheme="majorBidi"/>
       <w:b/>
       <w:bCs/>
       <w:color w:val="4F81BD" w:themeColor="accent1"/>
@@ -15056,7 +15405,7 @@
       <w:outlineLvl w:val="3"/>
     </w:pPr>
     <w:rPr>
-      <w:rFonts w:asciiTheme="majorHAnsi" w:eastAsiaTheme="majorEastAsia" w:hAnsiTheme="majorHAnsi" w:cstheme="majorBidi"/>
+      <w:rFonts w:asciiTheme="majorHAnsi" w:hAnsiTheme="majorHAnsi" w:eastAsiaTheme="majorEastAsia" w:cstheme="majorBidi"/>
       <w:b/>
       <w:bCs/>
       <w:i/>
@@ -15064,12 +15413,12 @@
       <w:color w:val="4F81BD" w:themeColor="accent1"/>
     </w:rPr>
   </w:style>
-  <w:style w:type="character" w:default="1" w:styleId="DefaultParagraphFont">
+  <w:style w:type="character" w:styleId="DefaultParagraphFont" w:default="1">
     <w:name w:val="Default Paragraph Font"/>
     <w:uiPriority w:val="1"/>
     <w:unhideWhenUsed/>
   </w:style>
-  <w:style w:type="table" w:default="1" w:styleId="TableNormal">
+  <w:style w:type="table" w:styleId="TableNormal" w:default="1">
     <w:name w:val="Normal Table"/>
     <w:uiPriority w:val="99"/>
     <w:semiHidden/>
@@ -15084,7 +15433,7 @@
       </w:tblCellMar>
     </w:tblPr>
   </w:style>
-  <w:style w:type="numbering" w:default="1" w:styleId="NoList">
+  <w:style w:type="numbering" w:styleId="NoList" w:default="1">
     <w:name w:val="No List"/>
     <w:uiPriority w:val="99"/>
     <w:semiHidden/>
@@ -15105,7 +15454,7 @@
       <w:spacing w:line="240" w:lineRule="auto"/>
     </w:pPr>
   </w:style>
-  <w:style w:type="character" w:customStyle="1" w:styleId="HeaderChar">
+  <w:style w:type="character" w:styleId="HeaderChar" w:customStyle="1">
     <w:name w:val="Header Char"/>
     <w:basedOn w:val="DefaultParagraphFont"/>
     <w:link w:val="Header"/>
@@ -15127,7 +15476,7 @@
       <w:spacing w:line="240" w:lineRule="auto"/>
     </w:pPr>
   </w:style>
-  <w:style w:type="character" w:customStyle="1" w:styleId="FooterChar">
+  <w:style w:type="character" w:styleId="FooterChar" w:customStyle="1">
     <w:name w:val="Footer Char"/>
     <w:basedOn w:val="DefaultParagraphFont"/>
     <w:link w:val="Footer"/>
@@ -15145,27 +15494,27 @@
     </w:pPr>
     <w:tblPr>
       <w:tblBorders>
-        <w:top w:val="single" w:sz="4" w:space="0" w:color="auto"/>
-        <w:left w:val="single" w:sz="4" w:space="0" w:color="auto"/>
-        <w:bottom w:val="single" w:sz="4" w:space="0" w:color="auto"/>
-        <w:right w:val="single" w:sz="4" w:space="0" w:color="auto"/>
-        <w:insideH w:val="single" w:sz="4" w:space="0" w:color="auto"/>
-        <w:insideV w:val="single" w:sz="4" w:space="0" w:color="auto"/>
+        <w:top w:val="single" w:color="auto" w:sz="4" w:space="0"/>
+        <w:left w:val="single" w:color="auto" w:sz="4" w:space="0"/>
+        <w:bottom w:val="single" w:color="auto" w:sz="4" w:space="0"/>
+        <w:right w:val="single" w:color="auto" w:sz="4" w:space="0"/>
+        <w:insideH w:val="single" w:color="auto" w:sz="4" w:space="0"/>
+        <w:insideV w:val="single" w:color="auto" w:sz="4" w:space="0"/>
       </w:tblBorders>
     </w:tblPr>
   </w:style>
-  <w:style w:type="character" w:customStyle="1" w:styleId="Heading1Char">
+  <w:style w:type="character" w:styleId="Heading1Char" w:customStyle="1">
     <w:name w:val="Heading 1 Char"/>
     <w:basedOn w:val="DefaultParagraphFont"/>
     <w:link w:val="Heading1"/>
     <w:rsid w:val="006A6309"/>
     <w:rPr>
-      <w:rFonts w:ascii="Arial" w:eastAsia="Times New Roman" w:hAnsi="Arial" w:cs="Arial"/>
+      <w:rFonts w:ascii="Arial" w:hAnsi="Arial" w:eastAsia="Times New Roman" w:cs="Arial"/>
       <w:b/>
       <w:bCs/>
     </w:rPr>
   </w:style>
-  <w:style w:type="character" w:customStyle="1" w:styleId="Heading3Char">
+  <w:style w:type="character" w:styleId="Heading3Char" w:customStyle="1">
     <w:name w:val="Heading 3 Char"/>
     <w:basedOn w:val="DefaultParagraphFont"/>
     <w:link w:val="Heading3"/>
@@ -15173,13 +15522,13 @@
     <w:semiHidden/>
     <w:rsid w:val="006A6309"/>
     <w:rPr>
-      <w:rFonts w:asciiTheme="majorHAnsi" w:eastAsiaTheme="majorEastAsia" w:hAnsiTheme="majorHAnsi" w:cstheme="majorBidi"/>
+      <w:rFonts w:asciiTheme="majorHAnsi" w:hAnsiTheme="majorHAnsi" w:eastAsiaTheme="majorEastAsia" w:cstheme="majorBidi"/>
       <w:b/>
       <w:bCs/>
       <w:color w:val="4F81BD" w:themeColor="accent1"/>
     </w:rPr>
   </w:style>
-  <w:style w:type="character" w:customStyle="1" w:styleId="Heading4Char">
+  <w:style w:type="character" w:styleId="Heading4Char" w:customStyle="1">
     <w:name w:val="Heading 4 Char"/>
     <w:basedOn w:val="DefaultParagraphFont"/>
     <w:link w:val="Heading4"/>
@@ -15187,7 +15536,7 @@
     <w:semiHidden/>
     <w:rsid w:val="006A6309"/>
     <w:rPr>
-      <w:rFonts w:asciiTheme="majorHAnsi" w:eastAsiaTheme="majorEastAsia" w:hAnsiTheme="majorHAnsi" w:cstheme="majorBidi"/>
+      <w:rFonts w:asciiTheme="majorHAnsi" w:hAnsiTheme="majorHAnsi" w:eastAsiaTheme="majorEastAsia" w:cstheme="majorBidi"/>
       <w:b/>
       <w:bCs/>
       <w:i/>
@@ -15220,24 +15569,24 @@
       <w:jc w:val="left"/>
     </w:pPr>
     <w:rPr>
-      <w:rFonts w:ascii="Courier New" w:eastAsia="Times New Roman" w:hAnsi="Courier New" w:cs="Courier New"/>
+      <w:rFonts w:ascii="Courier New" w:hAnsi="Courier New" w:eastAsia="Times New Roman" w:cs="Courier New"/>
       <w:sz w:val="20"/>
       <w:szCs w:val="20"/>
     </w:rPr>
   </w:style>
-  <w:style w:type="character" w:customStyle="1" w:styleId="PlainTextChar">
+  <w:style w:type="character" w:styleId="PlainTextChar" w:customStyle="1">
     <w:name w:val="Plain Text Char"/>
     <w:basedOn w:val="DefaultParagraphFont"/>
     <w:link w:val="PlainText"/>
     <w:semiHidden/>
     <w:rsid w:val="006A6309"/>
     <w:rPr>
-      <w:rFonts w:ascii="Courier New" w:eastAsia="Times New Roman" w:hAnsi="Courier New" w:cs="Courier New"/>
+      <w:rFonts w:ascii="Courier New" w:hAnsi="Courier New" w:eastAsia="Times New Roman" w:cs="Courier New"/>
       <w:sz w:val="20"/>
       <w:szCs w:val="20"/>
     </w:rPr>
   </w:style>
-  <w:style w:type="paragraph" w:customStyle="1" w:styleId="body">
+  <w:style w:type="paragraph" w:styleId="body" w:customStyle="1">
     <w:name w:val="body"/>
     <w:rsid w:val="006A6309"/>
     <w:pPr>
@@ -15247,13 +15596,13 @@
       <w:jc w:val="left"/>
     </w:pPr>
     <w:rPr>
-      <w:rFonts w:ascii="Times" w:eastAsia="Times New Roman" w:hAnsi="Times" w:cs="Times"/>
+      <w:rFonts w:ascii="Times" w:hAnsi="Times" w:eastAsia="Times New Roman" w:cs="Times"/>
       <w:sz w:val="22"/>
       <w:szCs w:val="22"/>
       <w:lang w:val="en-AU"/>
     </w:rPr>
   </w:style>
-  <w:style w:type="paragraph" w:customStyle="1" w:styleId="TableContents">
+  <w:style w:type="paragraph" w:styleId="TableContents" w:customStyle="1">
     <w:name w:val="Table Contents"/>
     <w:basedOn w:val="Normal"/>
     <w:rsid w:val="006A6309"/>
@@ -15286,7 +15635,7 @@
       <w:szCs w:val="16"/>
     </w:rPr>
   </w:style>
-  <w:style w:type="character" w:customStyle="1" w:styleId="BalloonTextChar">
+  <w:style w:type="character" w:styleId="BalloonTextChar" w:customStyle="1">
     <w:name w:val="Balloon Text Char"/>
     <w:basedOn w:val="DefaultParagraphFont"/>
     <w:link w:val="BalloonText"/>
@@ -15300,7 +15649,7 @@
     </w:rPr>
   </w:style>
   <w:style w:type="character" w:styleId="CommentReference">
-    <w:name w:val="annotation reference"/>
+    <w:name w:val="Comment Reference"/>
     <w:basedOn w:val="DefaultParagraphFont"/>
     <w:uiPriority w:val="99"/>
     <w:semiHidden/>
@@ -15312,7 +15661,7 @@
     </w:rPr>
   </w:style>
   <w:style w:type="paragraph" w:styleId="CommentText">
-    <w:name w:val="annotation text"/>
+    <w:name w:val="Comment Text"/>
     <w:basedOn w:val="Normal"/>
     <w:link w:val="CommentTextChar"/>
     <w:uiPriority w:val="99"/>
@@ -15327,7 +15676,7 @@
       <w:szCs w:val="20"/>
     </w:rPr>
   </w:style>
-  <w:style w:type="character" w:customStyle="1" w:styleId="CommentTextChar">
+  <w:style w:type="character" w:styleId="CommentTextChar" w:customStyle="1">
     <w:name w:val="Comment Text Char"/>
     <w:basedOn w:val="DefaultParagraphFont"/>
     <w:link w:val="CommentText"/>
@@ -15340,7 +15689,7 @@
     </w:rPr>
   </w:style>
   <w:style w:type="paragraph" w:styleId="CommentSubject">
-    <w:name w:val="annotation subject"/>
+    <w:name w:val="Comment Subject"/>
     <w:basedOn w:val="CommentText"/>
     <w:next w:val="CommentText"/>
     <w:link w:val="CommentSubjectChar"/>
@@ -15353,7 +15702,7 @@
       <w:bCs/>
     </w:rPr>
   </w:style>
-  <w:style w:type="character" w:customStyle="1" w:styleId="CommentSubjectChar">
+  <w:style w:type="character" w:styleId="CommentSubjectChar" w:customStyle="1">
     <w:name w:val="Comment Subject Char"/>
     <w:basedOn w:val="CommentTextChar"/>
     <w:link w:val="CommentSubject"/>
@@ -15388,7 +15737,7 @@
       <w:outlineLvl w:val="9"/>
     </w:pPr>
     <w:rPr>
-      <w:rFonts w:asciiTheme="majorHAnsi" w:eastAsiaTheme="majorEastAsia" w:hAnsiTheme="majorHAnsi" w:cstheme="majorBidi"/>
+      <w:rFonts w:asciiTheme="majorHAnsi" w:hAnsiTheme="majorHAnsi" w:eastAsiaTheme="majorEastAsia" w:cstheme="majorBidi"/>
       <w:color w:val="365F91" w:themeColor="accent1" w:themeShade="BF"/>
       <w:sz w:val="28"/>
       <w:szCs w:val="28"/>
@@ -15409,7 +15758,7 @@
       <w:jc w:val="left"/>
     </w:pPr>
     <w:rPr>
-      <w:rFonts w:asciiTheme="minorHAnsi" w:eastAsiaTheme="minorEastAsia" w:hAnsiTheme="minorHAnsi" w:cstheme="minorBidi"/>
+      <w:rFonts w:asciiTheme="minorHAnsi" w:hAnsiTheme="minorHAnsi" w:eastAsiaTheme="minorEastAsia" w:cstheme="minorBidi"/>
       <w:sz w:val="22"/>
       <w:szCs w:val="22"/>
     </w:rPr>
@@ -15429,7 +15778,7 @@
       <w:jc w:val="left"/>
     </w:pPr>
     <w:rPr>
-      <w:rFonts w:asciiTheme="minorHAnsi" w:eastAsiaTheme="minorEastAsia" w:hAnsiTheme="minorHAnsi" w:cstheme="minorBidi"/>
+      <w:rFonts w:asciiTheme="minorHAnsi" w:hAnsiTheme="minorHAnsi" w:eastAsiaTheme="minorEastAsia" w:cstheme="minorBidi"/>
       <w:sz w:val="22"/>
       <w:szCs w:val="22"/>
     </w:rPr>
@@ -15449,7 +15798,7 @@
       <w:jc w:val="left"/>
     </w:pPr>
     <w:rPr>
-      <w:rFonts w:asciiTheme="minorHAnsi" w:eastAsiaTheme="minorEastAsia" w:hAnsiTheme="minorHAnsi" w:cstheme="minorBidi"/>
+      <w:rFonts w:asciiTheme="minorHAnsi" w:hAnsiTheme="minorHAnsi" w:eastAsiaTheme="minorEastAsia" w:cstheme="minorBidi"/>
       <w:sz w:val="22"/>
       <w:szCs w:val="22"/>
     </w:rPr>
@@ -15465,7 +15814,7 @@
       <w:u w:val="single"/>
     </w:rPr>
   </w:style>
-  <w:style w:type="paragraph" w:customStyle="1" w:styleId="Tabletext">
+  <w:style w:type="paragraph" w:styleId="Tabletext" w:customStyle="1">
     <w:name w:val="Tabletext"/>
     <w:basedOn w:val="Normal"/>
     <w:rsid w:val="00A51C88"/>
@@ -15479,12 +15828,12 @@
       <w:ind w:right="0"/>
     </w:pPr>
     <w:rPr>
-      <w:rFonts w:ascii="Arial" w:eastAsia="Times New Roman" w:hAnsi="Arial"/>
+      <w:rFonts w:ascii="Arial" w:hAnsi="Arial" w:eastAsia="Times New Roman"/>
       <w:sz w:val="20"/>
       <w:szCs w:val="20"/>
     </w:rPr>
   </w:style>
-  <w:style w:type="paragraph" w:customStyle="1" w:styleId="StyleNormalsampleBefore6pt">
+  <w:style w:type="paragraph" w:styleId="StyleNormalsampleBefore6pt" w:customStyle="1">
     <w:name w:val="Style Normal sample + Before:  6 pt"/>
     <w:basedOn w:val="Normal"/>
     <w:rsid w:val="00A51C88"/>
@@ -15493,7 +15842,7 @@
       <w:ind w:left="432" w:right="0"/>
     </w:pPr>
     <w:rPr>
-      <w:rFonts w:ascii="Arial" w:eastAsia="MS Mincho" w:hAnsi="Arial"/>
+      <w:rFonts w:ascii="Arial" w:hAnsi="Arial" w:eastAsia="MS Mincho"/>
       <w:i/>
       <w:iCs/>
       <w:kern w:val="32"/>
@@ -15522,7 +15871,7 @@
       <w:szCs w:val="16"/>
     </w:rPr>
   </w:style>
-  <w:style w:type="character" w:customStyle="1" w:styleId="DocumentMapChar">
+  <w:style w:type="character" w:styleId="DocumentMapChar" w:customStyle="1">
     <w:name w:val="Document Map Char"/>
     <w:basedOn w:val="DefaultParagraphFont"/>
     <w:link w:val="DocumentMap"/>
@@ -15536,7 +15885,7 @@
       <w:szCs w:val="16"/>
     </w:rPr>
   </w:style>
-  <w:style w:type="table" w:customStyle="1" w:styleId="LightList-Accent11">
+  <w:style w:type="table" w:styleId="LightList-Accent11" w:customStyle="1">
     <w:name w:val="Light List - Accent 11"/>
     <w:basedOn w:val="TableNormal"/>
     <w:uiPriority w:val="61"/>
@@ -15547,7 +15896,7 @@
       <w:jc w:val="left"/>
     </w:pPr>
     <w:rPr>
-      <w:rFonts w:ascii="Arial" w:eastAsia="Calibri" w:hAnsi="Arial" w:cs="Arial"/>
+      <w:rFonts w:ascii="Arial" w:hAnsi="Arial" w:eastAsia="Calibri" w:cs="Arial"/>
       <w:sz w:val="20"/>
       <w:szCs w:val="22"/>
     </w:rPr>
@@ -15555,12 +15904,12 @@
       <w:tblStyleRowBandSize w:val="1"/>
       <w:tblStyleColBandSize w:val="1"/>
       <w:tblBorders>
-        <w:top w:val="single" w:sz="8" w:space="0" w:color="4F81BD"/>
-        <w:left w:val="single" w:sz="8" w:space="0" w:color="4F81BD"/>
-        <w:bottom w:val="single" w:sz="8" w:space="0" w:color="4F81BD"/>
-        <w:right w:val="single" w:sz="8" w:space="0" w:color="4F81BD"/>
-        <w:insideH w:val="single" w:sz="8" w:space="0" w:color="4F81BD"/>
-        <w:insideV w:val="single" w:sz="8" w:space="0" w:color="4F81BD"/>
+        <w:top w:val="single" w:color="4F81BD" w:sz="8" w:space="0"/>
+        <w:left w:val="single" w:color="4F81BD" w:sz="8" w:space="0"/>
+        <w:bottom w:val="single" w:color="4F81BD" w:sz="8" w:space="0"/>
+        <w:right w:val="single" w:color="4F81BD" w:sz="8" w:space="0"/>
+        <w:insideH w:val="single" w:color="4F81BD" w:sz="8" w:space="0"/>
+        <w:insideV w:val="single" w:color="4F81BD" w:sz="8" w:space="0"/>
       </w:tblBorders>
       <w:tblCellMar>
         <w:top w:w="29" w:type="dxa"/>
@@ -15598,10 +15947,10 @@
       <w:tblPr/>
       <w:tcPr>
         <w:tcBorders>
-          <w:top w:val="single" w:sz="8" w:space="0" w:color="4F81BD"/>
-          <w:left w:val="single" w:sz="8" w:space="0" w:color="4F81BD"/>
-          <w:bottom w:val="single" w:sz="8" w:space="0" w:color="4F81BD"/>
-          <w:right w:val="single" w:sz="8" w:space="0" w:color="4F81BD"/>
+          <w:top w:val="single" w:color="4F81BD" w:sz="8" w:space="0"/>
+          <w:left w:val="single" w:color="4F81BD" w:sz="8" w:space="0"/>
+          <w:bottom w:val="single" w:color="4F81BD" w:sz="8" w:space="0"/>
+          <w:right w:val="single" w:color="4F81BD" w:sz="8" w:space="0"/>
         </w:tcBorders>
       </w:tcPr>
     </w:tblStylePr>
@@ -15625,10 +15974,10 @@
       <w:tblPr/>
       <w:tcPr>
         <w:tcBorders>
-          <w:top w:val="single" w:sz="8" w:space="0" w:color="4F81BD"/>
-          <w:left w:val="single" w:sz="8" w:space="0" w:color="4F81BD"/>
-          <w:bottom w:val="single" w:sz="8" w:space="0" w:color="4F81BD"/>
-          <w:right w:val="single" w:sz="8" w:space="0" w:color="4F81BD"/>
+          <w:top w:val="single" w:color="4F81BD" w:sz="8" w:space="0"/>
+          <w:left w:val="single" w:color="4F81BD" w:sz="8" w:space="0"/>
+          <w:bottom w:val="single" w:color="4F81BD" w:sz="8" w:space="0"/>
+          <w:right w:val="single" w:color="4F81BD" w:sz="8" w:space="0"/>
         </w:tcBorders>
       </w:tcPr>
     </w:tblStylePr>
@@ -15645,10 +15994,10 @@
       <w:tblPr/>
       <w:tcPr>
         <w:tcBorders>
-          <w:top w:val="single" w:sz="8" w:space="0" w:color="4F81BD"/>
-          <w:left w:val="single" w:sz="8" w:space="0" w:color="4F81BD"/>
-          <w:bottom w:val="single" w:sz="8" w:space="0" w:color="4F81BD"/>
-          <w:right w:val="single" w:sz="8" w:space="0" w:color="4F81BD"/>
+          <w:top w:val="single" w:color="4F81BD" w:sz="8" w:space="0"/>
+          <w:left w:val="single" w:color="4F81BD" w:sz="8" w:space="0"/>
+          <w:bottom w:val="single" w:color="4F81BD" w:sz="8" w:space="0"/>
+          <w:right w:val="single" w:color="4F81BD" w:sz="8" w:space="0"/>
         </w:tcBorders>
       </w:tcPr>
     </w:tblStylePr>
@@ -15664,7 +16013,7 @@
       </w:rPr>
     </w:tblStylePr>
   </w:style>
-  <w:style w:type="paragraph" w:customStyle="1" w:styleId="Body0">
+  <w:style w:type="paragraph" w:styleId="Body0" w:customStyle="1">
     <w:name w:val="Body"/>
     <w:basedOn w:val="Normal"/>
     <w:link w:val="BodyChar"/>
@@ -15676,23 +16025,23 @@
       <w:ind w:left="90" w:right="27"/>
     </w:pPr>
     <w:rPr>
-      <w:rFonts w:ascii="Arial" w:eastAsia="Calibri" w:hAnsi="Arial" w:cs="Arial"/>
+      <w:rFonts w:ascii="Arial" w:hAnsi="Arial" w:eastAsia="Calibri" w:cs="Arial"/>
       <w:sz w:val="20"/>
       <w:szCs w:val="22"/>
     </w:rPr>
   </w:style>
-  <w:style w:type="character" w:customStyle="1" w:styleId="BodyChar">
+  <w:style w:type="character" w:styleId="BodyChar" w:customStyle="1">
     <w:name w:val="Body Char"/>
     <w:basedOn w:val="DefaultParagraphFont"/>
     <w:link w:val="Body0"/>
     <w:rsid w:val="001D105C"/>
     <w:rPr>
-      <w:rFonts w:ascii="Arial" w:eastAsia="Calibri" w:hAnsi="Arial" w:cs="Arial"/>
+      <w:rFonts w:ascii="Arial" w:hAnsi="Arial" w:eastAsia="Calibri" w:cs="Arial"/>
       <w:sz w:val="20"/>
       <w:szCs w:val="22"/>
     </w:rPr>
   </w:style>
-  <w:style w:type="character" w:customStyle="1" w:styleId="ListParagraphChar">
+  <w:style w:type="character" w:styleId="ListParagraphChar" w:customStyle="1">
     <w:name w:val="List Paragraph Char"/>
     <w:aliases w:val="a) Char,Thang2 Char,Level 2 Char,List Paragraph1 Char,Paragraph Char,Norm Char,abc Char,Đoạn của Danh sách Char,List Paragraph11 Char,Đoạn c𞹺Danh sách Char,List Paragraph111 Char,Đoạn c���?nh sách Char,Nga 3 Char,bullet Char"/>
     <w:basedOn w:val="DefaultParagraphFont"/>
@@ -15701,7 +16050,7 @@
     <w:qFormat/>
     <w:rsid w:val="00A607D1"/>
   </w:style>
-  <w:style w:type="paragraph" w:customStyle="1" w:styleId="Bang">
+  <w:style w:type="paragraph" w:styleId="Bang" w:customStyle="1">
     <w:name w:val="Bang"/>
     <w:basedOn w:val="Normal"/>
     <w:autoRedefine/>
@@ -15712,7 +16061,7 @@
       <w:jc w:val="left"/>
     </w:pPr>
     <w:rPr>
-      <w:rFonts w:ascii="Tahoma" w:eastAsia="MS Mincho" w:hAnsi="Tahoma" w:cs="Tahoma"/>
+      <w:rFonts w:ascii="Tahoma" w:hAnsi="Tahoma" w:eastAsia="MS Mincho" w:cs="Tahoma"/>
       <w:snapToGrid w:val="0"/>
       <w:sz w:val="18"/>
       <w:szCs w:val="20"/>
